--- a/clase 7/actividad 5/AW1 - ACTIVIDAD 5.docx
+++ b/clase 7/actividad 5/AW1 - ACTIVIDAD 5.docx
@@ -1,10 +1,10 @@
 
 <file path=word/document.xml><?xml version="1.0" encoding="utf-8"?>
-<w:document xmlns:mc="http://schemas.openxmlformats.org/markup-compatibility/2006" xmlns:o="urn:schemas-microsoft-com:office:office" xmlns:r="http://schemas.openxmlformats.org/officeDocument/2006/relationships" xmlns:m="http://schemas.openxmlformats.org/officeDocument/2006/math" xmlns:v="urn:schemas-microsoft-com:vml" xmlns:wp="http://schemas.openxmlformats.org/drawingml/2006/wordprocessingDrawing" xmlns:w10="urn:schemas-microsoft-com:office:word" xmlns:w="http://schemas.openxmlformats.org/wordprocessingml/2006/main" xmlns:wne="http://schemas.microsoft.com/office/word/2006/wordml" xmlns:sl="http://schemas.openxmlformats.org/schemaLibrary/2006/main" xmlns:a="http://schemas.openxmlformats.org/drawingml/2006/main" xmlns:pic="http://schemas.openxmlformats.org/drawingml/2006/picture" xmlns:c="http://schemas.openxmlformats.org/drawingml/2006/chart" xmlns:lc="http://schemas.openxmlformats.org/drawingml/2006/lockedCanvas" xmlns:dgm="http://schemas.openxmlformats.org/drawingml/2006/diagram" xmlns:wps="http://schemas.microsoft.com/office/word/2010/wordprocessingShape" xmlns:wpg="http://schemas.microsoft.com/office/word/2010/wordprocessingGroup" xmlns:w14="http://schemas.microsoft.com/office/word/2010/wordml" xmlns:w15="http://schemas.microsoft.com/office/word/2012/wordml" xmlns:w16="http://schemas.microsoft.com/office/word/2018/wordml" xmlns:w16cex="http://schemas.microsoft.com/office/word/2018/wordml/cex" xmlns:w16cid="http://schemas.microsoft.com/office/word/2016/wordml/cid" xmlns="http://schemas.microsoft.com/office/tasks/2019/documenttasks" xmlns:cr="http://schemas.microsoft.com/office/comments/2020/reactions">
+<w:document xmlns:wpc="http://schemas.microsoft.com/office/word/2010/wordprocessingCanvas" xmlns:cx="http://schemas.microsoft.com/office/drawing/2014/chartex" xmlns:cx1="http://schemas.microsoft.com/office/drawing/2015/9/8/chartex" xmlns:cx2="http://schemas.microsoft.com/office/drawing/2015/10/21/chartex" xmlns:cx3="http://schemas.microsoft.com/office/drawing/2016/5/9/chartex" xmlns:cx4="http://schemas.microsoft.com/office/drawing/2016/5/10/chartex" xmlns:cx5="http://schemas.microsoft.com/office/drawing/2016/5/11/chartex" xmlns:cx6="http://schemas.microsoft.com/office/drawing/2016/5/12/chartex" xmlns:cx7="http://schemas.microsoft.com/office/drawing/2016/5/13/chartex" xmlns:cx8="http://schemas.microsoft.com/office/drawing/2016/5/14/chartex" xmlns:mc="http://schemas.openxmlformats.org/markup-compatibility/2006" xmlns:aink="http://schemas.microsoft.com/office/drawing/2016/ink" xmlns:am3d="http://schemas.microsoft.com/office/drawing/2017/model3d" xmlns:o="urn:schemas-microsoft-com:office:office" xmlns:oel="http://schemas.microsoft.com/office/2019/extlst" xmlns:r="http://schemas.openxmlformats.org/officeDocument/2006/relationships" xmlns:m="http://schemas.openxmlformats.org/officeDocument/2006/math" xmlns:v="urn:schemas-microsoft-com:vml" xmlns:wp14="http://schemas.microsoft.com/office/word/2010/wordprocessingDrawing" xmlns:wp="http://schemas.openxmlformats.org/drawingml/2006/wordprocessingDrawing" xmlns:w10="urn:schemas-microsoft-com:office:word" xmlns:w="http://schemas.openxmlformats.org/wordprocessingml/2006/main" xmlns:w14="http://schemas.microsoft.com/office/word/2010/wordml" xmlns:w15="http://schemas.microsoft.com/office/word/2012/wordml" xmlns:w16cex="http://schemas.microsoft.com/office/word/2018/wordml/cex" xmlns:w16cid="http://schemas.microsoft.com/office/word/2016/wordml/cid" xmlns:w16="http://schemas.microsoft.com/office/word/2018/wordml" xmlns:w16sdtdh="http://schemas.microsoft.com/office/word/2020/wordml/sdtdatahash" xmlns:w16se="http://schemas.microsoft.com/office/word/2015/wordml/symex" xmlns:wpg="http://schemas.microsoft.com/office/word/2010/wordprocessingGroup" xmlns:wpi="http://schemas.microsoft.com/office/word/2010/wordprocessingInk" xmlns:wne="http://schemas.microsoft.com/office/word/2006/wordml" xmlns:wps="http://schemas.microsoft.com/office/word/2010/wordprocessingShape" mc:Ignorable="w14 w15 w16se w16cid w16 w16cex w16sdtdh wp14">
   <w:body>
     <w:p>
       <w:pPr>
-        <w:pStyle w:val="Title"/>
+        <w:pStyle w:val="Ttulo"/>
         <w:jc w:val="center"/>
         <w:rPr>
           <w:color w:val="999999"/>
@@ -12,555 +12,473 @@
           <w:szCs w:val="32"/>
         </w:rPr>
       </w:pPr>
-      <w:bookmarkStart w:colFirst="0" w:colLast="0" w:name="_c17hwme8tjoc" w:id="0"/>
+      <w:bookmarkStart w:id="0" w:name="_c17hwme8tjoc" w:colFirst="0" w:colLast="0"/>
       <w:bookmarkEnd w:id="0"/>
       <w:r>
         <w:rPr>
           <w:color w:val="999999"/>
           <w:sz w:val="32"/>
           <w:szCs w:val="32"/>
-          <w:rtl w:val="0"/>
-        </w:rPr>
-        <w:t xml:space="preserve">Aplicaciones web 1</w:t>
-      </w:r>
-    </w:p>
-    <w:p>
-      <w:pPr>
-        <w:pStyle w:val="Heading1"/>
-        <w:rPr/>
-      </w:pPr>
-      <w:bookmarkStart w:colFirst="0" w:colLast="0" w:name="_e4nxkgt9eik" w:id="1"/>
+        </w:rPr>
+        <w:t>Aplicaciones web 1</w:t>
+      </w:r>
+    </w:p>
+    <w:p>
+      <w:pPr>
+        <w:pStyle w:val="Ttulo1"/>
+      </w:pPr>
+      <w:bookmarkStart w:id="1" w:name="_e4nxkgt9eik" w:colFirst="0" w:colLast="0"/>
       <w:bookmarkEnd w:id="1"/>
       <w:r>
-        <w:rPr>
-          <w:rtl w:val="0"/>
-        </w:rPr>
-        <w:t xml:space="preserve">Actividad 5</w:t>
-      </w:r>
-    </w:p>
-    <w:p>
-      <w:pPr>
-        <w:rPr/>
-      </w:pPr>
-      <w:r>
-        <w:rPr>
-          <w:b w:val="1"/>
-          <w:bCs w:val="1"/>
+        <w:t>Actividad 5</w:t>
+      </w:r>
+    </w:p>
+    <w:p>
+      <w:r>
+        <w:rPr>
+          <w:b/>
+          <w:bCs/>
           <w:u w:val="single"/>
-          <w:shd w:fill="fff2cc" w:val="clear"/>
-          <w:rtl w:val="0"/>
-        </w:rPr>
-        <w:t xml:space="preserve">Actividad a desarrollar individualmente</w:t>
-      </w:r>
-      <w:r>
-        <w:rPr>
-          <w:rtl w:val="0"/>
-        </w:rPr>
+          <w:shd w:val="clear" w:color="auto" w:fill="FFF2CC"/>
+        </w:rPr>
+        <w:t>Actividad a desarrollar individualmente</w:t>
+      </w:r>
+      <w:r>
         <w:t xml:space="preserve"> como práctica; y la entrega es individual para que quede el registro.</w:t>
       </w:r>
     </w:p>
     <w:p>
       <w:pPr>
-        <w:pStyle w:val="Heading1"/>
+        <w:pStyle w:val="Ttulo1"/>
         <w:keepNext w:val="0"/>
         <w:keepLines w:val="0"/>
         <w:widowControl w:val="0"/>
         <w:spacing w:after="240" w:line="240" w:lineRule="auto"/>
         <w:rPr>
-          <w:b w:val="1"/>
-          <w:bCs w:val="1"/>
-          <w:color w:val="0b5394"/>
-        </w:rPr>
-      </w:pPr>
-      <w:bookmarkStart w:colFirst="0" w:colLast="0" w:name="_ppejylvc9dyz" w:id="2"/>
+          <w:b/>
+          <w:bCs/>
+          <w:color w:val="0B5394"/>
+        </w:rPr>
+      </w:pPr>
+      <w:bookmarkStart w:id="2" w:name="_ppejylvc9dyz" w:colFirst="0" w:colLast="0"/>
       <w:bookmarkEnd w:id="2"/>
       <w:r>
         <w:rPr>
-          <w:b w:val="1"/>
-          <w:bCs w:val="1"/>
-          <w:color w:val="0b5394"/>
-          <w:rtl w:val="0"/>
-        </w:rPr>
-        <w:t xml:space="preserve">Web</w:t>
-      </w:r>
-    </w:p>
-    <w:p>
-      <w:pPr>
-        <w:rPr/>
-      </w:pPr>
-      <w:r>
-        <w:rPr>
-          <w:rtl w:val="0"/>
-        </w:rPr>
-        <w:t xml:space="preserve">Nos piden un desarrollo básico HTML de 2 páginas, una para información y otra para un formulario de contacto.</w:t>
-      </w:r>
-    </w:p>
-    <w:p>
-      <w:pPr>
-        <w:rPr/>
-      </w:pPr>
-      <w:r>
-        <w:rPr>
-          <w:rtl w:val="0"/>
-        </w:rPr>
-        <w:t xml:space="preserve">La creación del cliente/comitente se hará con el siguiente prompt para una IA:</w:t>
-      </w:r>
-    </w:p>
-    <w:p>
-      <w:pPr>
-        <w:rPr/>
-      </w:pPr>
-      <w:r>
-        <w:rPr>
-          <w:rtl w:val="0"/>
-        </w:rPr>
-      </w:r>
-    </w:p>
+          <w:b/>
+          <w:bCs/>
+          <w:color w:val="0B5394"/>
+        </w:rPr>
+        <w:t>Web</w:t>
+      </w:r>
+    </w:p>
+    <w:p>
+      <w:r>
+        <w:t>Nos piden un desarrollo básico HTML de 2 páginas, una para información y otra para un formulario de contacto.</w:t>
+      </w:r>
+    </w:p>
+    <w:p>
+      <w:r>
+        <w:t>La creación del cliente/comitente se hará con el siguiente prompt para una IA:</w:t>
+      </w:r>
+    </w:p>
+    <w:p/>
     <w:tbl>
       <w:tblPr>
-        <w:tblStyle w:val="Table1"/>
-        <w:tblW w:w="9029.0" w:type="dxa"/>
-        <w:jc w:val="left"/>
+        <w:tblStyle w:val="a"/>
+        <w:tblW w:w="9029" w:type="dxa"/>
+        <w:tblInd w:w="0" w:type="dxa"/>
         <w:tblBorders>
-          <w:top w:color="000000" w:space="0" w:sz="8" w:val="single"/>
-          <w:left w:color="000000" w:space="0" w:sz="8" w:val="single"/>
-          <w:bottom w:color="000000" w:space="0" w:sz="8" w:val="single"/>
-          <w:right w:color="000000" w:space="0" w:sz="8" w:val="single"/>
-          <w:insideH w:color="000000" w:space="0" w:sz="8" w:val="single"/>
-          <w:insideV w:color="000000" w:space="0" w:sz="8" w:val="single"/>
+          <w:top w:val="single" w:sz="8" w:space="0" w:color="000000"/>
+          <w:left w:val="single" w:sz="8" w:space="0" w:color="000000"/>
+          <w:bottom w:val="single" w:sz="8" w:space="0" w:color="000000"/>
+          <w:right w:val="single" w:sz="8" w:space="0" w:color="000000"/>
+          <w:insideH w:val="single" w:sz="8" w:space="0" w:color="000000"/>
+          <w:insideV w:val="single" w:sz="8" w:space="0" w:color="000000"/>
         </w:tblBorders>
         <w:tblLayout w:type="fixed"/>
-        <w:tblLook w:val="0600"/>
+        <w:tblLook w:val="0600" w:firstRow="0" w:lastRow="0" w:firstColumn="0" w:lastColumn="0" w:noHBand="1" w:noVBand="1"/>
       </w:tblPr>
       <w:tblGrid>
         <w:gridCol w:w="9029"/>
-        <w:tblGridChange w:id="0">
-          <w:tblGrid>
-            <w:gridCol w:w="9029"/>
-          </w:tblGrid>
-        </w:tblGridChange>
       </w:tblGrid>
       <w:tr>
-        <w:trPr>
-          <w:cantSplit w:val="0"/>
-          <w:tblHeader w:val="0"/>
-        </w:trPr>
         <w:tc>
           <w:tcPr>
-            <w:shd w:fill="auto" w:val="clear"/>
+            <w:tcW w:w="9029" w:type="dxa"/>
+            <w:shd w:val="clear" w:color="auto" w:fill="auto"/>
             <w:tcMar>
-              <w:top w:w="100.0" w:type="dxa"/>
-              <w:left w:w="100.0" w:type="dxa"/>
-              <w:bottom w:w="100.0" w:type="dxa"/>
-              <w:right w:w="100.0" w:type="dxa"/>
+              <w:top w:w="100" w:type="dxa"/>
+              <w:left w:w="100" w:type="dxa"/>
+              <w:bottom w:w="100" w:type="dxa"/>
+              <w:right w:w="100" w:type="dxa"/>
             </w:tcMar>
-            <w:vAlign w:val="top"/>
           </w:tcPr>
           <w:p>
             <w:pPr>
-              <w:ind w:left="285" w:right="667.7952755905511" w:firstLine="0"/>
+              <w:ind w:left="285" w:right="667"/>
               <w:rPr>
-                <w:i w:val="1"/>
-                <w:iCs w:val="1"/>
-                <w:color w:val="351c75"/>
+                <w:i/>
+                <w:iCs/>
+                <w:color w:val="351C75"/>
               </w:rPr>
             </w:pPr>
             <w:r>
               <w:rPr>
-                <w:i w:val="1"/>
-                <w:iCs w:val="1"/>
-                <w:color w:val="351c75"/>
-                <w:rtl w:val="0"/>
+                <w:i/>
+                <w:iCs/>
+                <w:color w:val="351C75"/>
               </w:rPr>
-              <w:t xml:space="preserve">Actúa como un cliente comitente (un profesional independiente) que quiere encargar el desarrollo de su sitio web. Tu objetivo es proporcionarme el brief de requerimientos y los textos para que YO cree el sitio web usando HTML básico.</w:t>
+              <w:t>Actúa como un cliente comitente (un profesional independiente) que quiere encargar el desarrollo de su sitio web. Tu objetivo es proporcionarme el brief de requerimientos y los textos para que YO cree el sitio web usando HTML básico.</w:t>
             </w:r>
           </w:p>
           <w:p>
             <w:pPr>
-              <w:ind w:left="285" w:right="667.7952755905511" w:firstLine="0"/>
+              <w:ind w:left="285" w:right="667"/>
               <w:rPr>
-                <w:i w:val="1"/>
-                <w:iCs w:val="1"/>
-                <w:color w:val="351c75"/>
+                <w:i/>
+                <w:iCs/>
+                <w:color w:val="351C75"/>
+              </w:rPr>
+            </w:pPr>
+          </w:p>
+          <w:p>
+            <w:pPr>
+              <w:ind w:left="285" w:right="667"/>
+              <w:rPr>
+                <w:i/>
+                <w:iCs/>
+                <w:color w:val="351C75"/>
               </w:rPr>
             </w:pPr>
             <w:r>
               <w:rPr>
-                <w:rtl w:val="0"/>
+                <w:i/>
+                <w:iCs/>
+                <w:color w:val="351C75"/>
               </w:rPr>
+              <w:t>Genera la información respetando exactamente los siguientes puntos:</w:t>
             </w:r>
           </w:p>
           <w:p>
             <w:pPr>
-              <w:ind w:left="285" w:right="667.7952755905511" w:firstLine="0"/>
+              <w:ind w:left="285" w:right="667"/>
               <w:rPr>
-                <w:i w:val="1"/>
-                <w:iCs w:val="1"/>
-                <w:color w:val="351c75"/>
+                <w:i/>
+                <w:iCs/>
+                <w:color w:val="351C75"/>
               </w:rPr>
             </w:pPr>
             <w:r>
               <w:rPr>
-                <w:i w:val="1"/>
-                <w:iCs w:val="1"/>
-                <w:color w:val="351c75"/>
-                <w:rtl w:val="0"/>
+                <w:i/>
+                <w:iCs/>
+                <w:color w:val="351C75"/>
               </w:rPr>
-              <w:t xml:space="preserve">Genera la información respetando exactamente los siguientes puntos:</w:t>
+              <w:t>1. Perfil del Cliente Comitente (Quien solicita la web):</w:t>
             </w:r>
           </w:p>
           <w:p>
             <w:pPr>
-              <w:ind w:left="285" w:right="667.7952755905511" w:firstLine="0"/>
+              <w:ind w:left="285" w:right="667"/>
               <w:rPr>
-                <w:i w:val="1"/>
-                <w:iCs w:val="1"/>
-                <w:color w:val="351c75"/>
+                <w:i/>
+                <w:iCs/>
+                <w:color w:val="351C75"/>
               </w:rPr>
             </w:pPr>
             <w:r>
               <w:rPr>
-                <w:i w:val="1"/>
-                <w:iCs w:val="1"/>
-                <w:color w:val="351c75"/>
-                <w:rtl w:val="0"/>
-              </w:rPr>
-              <w:t xml:space="preserve">1. Perfil del Cliente Comitente (Quien solicita la web):</w:t>
-            </w:r>
-          </w:p>
-          <w:p>
-            <w:pPr>
-              <w:ind w:left="285" w:right="667.7952755905511" w:firstLine="0"/>
-              <w:rPr>
-                <w:i w:val="1"/>
-                <w:iCs w:val="1"/>
-                <w:color w:val="351c75"/>
-              </w:rPr>
-            </w:pPr>
-            <w:r>
-              <w:rPr>
-                <w:i w:val="1"/>
-                <w:iCs w:val="1"/>
-                <w:color w:val="351c75"/>
-                <w:rtl w:val="0"/>
+                <w:i/>
+                <w:iCs/>
+                <w:color w:val="351C75"/>
               </w:rPr>
               <w:t xml:space="preserve">   - Nombre y profesión o rubro (ej. psicólogo, fotógrafo, traductor, consultor, etc.).</w:t>
             </w:r>
           </w:p>
           <w:p>
             <w:pPr>
-              <w:ind w:left="285" w:right="667.7952755905511" w:firstLine="0"/>
+              <w:ind w:left="285" w:right="667"/>
               <w:rPr>
-                <w:i w:val="1"/>
-                <w:iCs w:val="1"/>
-                <w:color w:val="351c75"/>
+                <w:i/>
+                <w:iCs/>
+                <w:color w:val="351C75"/>
               </w:rPr>
             </w:pPr>
             <w:r>
               <w:rPr>
-                <w:i w:val="1"/>
-                <w:iCs w:val="1"/>
-                <w:color w:val="351c75"/>
-                <w:rtl w:val="0"/>
+                <w:i/>
+                <w:iCs/>
+                <w:color w:val="351C75"/>
               </w:rPr>
               <w:t xml:space="preserve">   - Breve contexto sobre su trabajo y objetivo con la web.</w:t>
             </w:r>
           </w:p>
           <w:p>
             <w:pPr>
-              <w:ind w:left="285" w:right="667.7952755905511" w:firstLine="0"/>
+              <w:ind w:left="285" w:right="667"/>
               <w:rPr>
-                <w:i w:val="1"/>
-                <w:iCs w:val="1"/>
-                <w:color w:val="351c75"/>
+                <w:i/>
+                <w:iCs/>
+                <w:color w:val="351C75"/>
               </w:rPr>
             </w:pPr>
             <w:r>
               <w:rPr>
-                <w:i w:val="1"/>
-                <w:iCs w:val="1"/>
-                <w:color w:val="351c75"/>
-                <w:rtl w:val="0"/>
+                <w:i/>
+                <w:iCs/>
+                <w:color w:val="351C75"/>
               </w:rPr>
-              <w:t xml:space="preserve">2. Protopersona (Perfil del usuario final / cliente del profesional):</w:t>
+              <w:t>2. Protopersona (Perfil del usuario final / cliente del profesional):</w:t>
             </w:r>
           </w:p>
           <w:p>
             <w:pPr>
-              <w:ind w:left="285" w:right="667.7952755905511" w:firstLine="0"/>
+              <w:ind w:left="285" w:right="667"/>
               <w:rPr>
-                <w:i w:val="1"/>
-                <w:iCs w:val="1"/>
-                <w:color w:val="351c75"/>
+                <w:i/>
+                <w:iCs/>
+                <w:color w:val="351C75"/>
               </w:rPr>
             </w:pPr>
             <w:r>
               <w:rPr>
-                <w:i w:val="1"/>
-                <w:iCs w:val="1"/>
-                <w:color w:val="351c75"/>
-                <w:rtl w:val="0"/>
+                <w:i/>
+                <w:iCs/>
+                <w:color w:val="351C75"/>
               </w:rPr>
               <w:t xml:space="preserve">   - Perfil de la persona ideal que visitará la web (nombre ficticio, edad, necesidad o problema a resolver).</w:t>
             </w:r>
           </w:p>
           <w:p>
             <w:pPr>
-              <w:ind w:left="285" w:right="667.7952755905511" w:firstLine="0"/>
+              <w:ind w:left="285" w:right="667"/>
               <w:rPr>
-                <w:i w:val="1"/>
-                <w:iCs w:val="1"/>
-                <w:color w:val="351c75"/>
+                <w:i/>
+                <w:iCs/>
+                <w:color w:val="351C75"/>
               </w:rPr>
             </w:pPr>
             <w:r>
               <w:rPr>
-                <w:i w:val="1"/>
-                <w:iCs w:val="1"/>
-                <w:color w:val="351c75"/>
-                <w:rtl w:val="0"/>
+                <w:i/>
+                <w:iCs/>
+                <w:color w:val="351C75"/>
               </w:rPr>
-              <w:t xml:space="preserve">3. Historia de Usuario:</w:t>
+              <w:t>3. Historia de Usuario:</w:t>
             </w:r>
           </w:p>
           <w:p>
             <w:pPr>
-              <w:ind w:left="285" w:right="667.7952755905511" w:firstLine="0"/>
+              <w:ind w:left="285" w:right="667"/>
               <w:rPr>
-                <w:i w:val="1"/>
-                <w:iCs w:val="1"/>
-                <w:color w:val="351c75"/>
+                <w:i/>
+                <w:iCs/>
+                <w:color w:val="351C75"/>
               </w:rPr>
             </w:pPr>
             <w:r>
               <w:rPr>
-                <w:i w:val="1"/>
-                <w:iCs w:val="1"/>
-                <w:color w:val="351c75"/>
-                <w:rtl w:val="0"/>
+                <w:i/>
+                <w:iCs/>
+                <w:color w:val="351C75"/>
               </w:rPr>
+              <w:lastRenderedPageBreak/>
               <w:t xml:space="preserve">   - Redacta 1 historia de usuario: "Como [protopersona], quiero [acción en la web] para [beneficio esperado]".</w:t>
             </w:r>
           </w:p>
           <w:p>
             <w:pPr>
-              <w:ind w:left="285" w:right="667.7952755905511" w:firstLine="0"/>
+              <w:ind w:left="285" w:right="667"/>
               <w:rPr>
-                <w:i w:val="1"/>
-                <w:iCs w:val="1"/>
-                <w:color w:val="351c75"/>
+                <w:i/>
+                <w:iCs/>
+                <w:color w:val="351C75"/>
+              </w:rPr>
+            </w:pPr>
+          </w:p>
+          <w:p>
+            <w:pPr>
+              <w:ind w:left="285" w:right="667"/>
+              <w:rPr>
+                <w:i/>
+                <w:iCs/>
+                <w:color w:val="351C75"/>
               </w:rPr>
             </w:pPr>
             <w:r>
               <w:rPr>
-                <w:rtl w:val="0"/>
+                <w:i/>
+                <w:iCs/>
+                <w:color w:val="351C75"/>
               </w:rPr>
+              <w:t>4. Restricciones del Proyecto Web:</w:t>
             </w:r>
           </w:p>
           <w:p>
             <w:pPr>
-              <w:ind w:left="285" w:right="667.7952755905511" w:firstLine="0"/>
+              <w:ind w:left="285" w:right="667"/>
               <w:rPr>
-                <w:i w:val="1"/>
-                <w:iCs w:val="1"/>
-                <w:color w:val="351c75"/>
+                <w:i/>
+                <w:iCs/>
+                <w:color w:val="351C75"/>
               </w:rPr>
             </w:pPr>
             <w:r>
               <w:rPr>
-                <w:i w:val="1"/>
-                <w:iCs w:val="1"/>
-                <w:color w:val="351c75"/>
-                <w:rtl w:val="0"/>
-              </w:rPr>
-              <w:t xml:space="preserve">4. Restricciones del Proyecto Web:</w:t>
-            </w:r>
-          </w:p>
-          <w:p>
-            <w:pPr>
-              <w:ind w:left="285" w:right="667.7952755905511" w:firstLine="0"/>
-              <w:rPr>
-                <w:i w:val="1"/>
-                <w:iCs w:val="1"/>
-                <w:color w:val="351c75"/>
-              </w:rPr>
-            </w:pPr>
-            <w:r>
-              <w:rPr>
-                <w:i w:val="1"/>
-                <w:iCs w:val="1"/>
-                <w:color w:val="351c75"/>
-                <w:rtl w:val="0"/>
+                <w:i/>
+                <w:iCs/>
+                <w:color w:val="351C75"/>
               </w:rPr>
               <w:t xml:space="preserve">   - El sitio tendrá ÚNICAMENTE 2 páginas web (Página 1: Quién soy / Servicios | Página 2: Formulario de Contacto).</w:t>
             </w:r>
           </w:p>
           <w:p>
             <w:pPr>
-              <w:ind w:left="285" w:right="667.7952755905511" w:firstLine="0"/>
+              <w:ind w:left="285" w:right="667"/>
               <w:rPr>
-                <w:i w:val="1"/>
-                <w:iCs w:val="1"/>
-                <w:color w:val="351c75"/>
+                <w:i/>
+                <w:iCs/>
+                <w:color w:val="351C75"/>
               </w:rPr>
             </w:pPr>
             <w:r>
               <w:rPr>
-                <w:i w:val="1"/>
-                <w:iCs w:val="1"/>
-                <w:color w:val="351c75"/>
-                <w:rtl w:val="0"/>
+                <w:i/>
+                <w:iCs/>
+                <w:color w:val="351C75"/>
               </w:rPr>
               <w:t xml:space="preserve">   - Restricción técnica: NO se usará CSS ni JavaScript. Solo código HTML básico.</w:t>
             </w:r>
           </w:p>
           <w:p>
             <w:pPr>
-              <w:ind w:left="285" w:right="667.7952755905511" w:firstLine="0"/>
+              <w:ind w:left="285" w:right="667"/>
               <w:rPr>
-                <w:i w:val="1"/>
-                <w:iCs w:val="1"/>
-                <w:color w:val="351c75"/>
+                <w:i/>
+                <w:iCs/>
+                <w:color w:val="351C75"/>
               </w:rPr>
             </w:pPr>
             <w:r>
               <w:rPr>
-                <w:i w:val="1"/>
-                <w:iCs w:val="1"/>
-                <w:color w:val="351c75"/>
-                <w:rtl w:val="0"/>
+                <w:i/>
+                <w:iCs/>
+                <w:color w:val="351C75"/>
               </w:rPr>
-              <w:t xml:space="preserve">5. Requerimientos Funcionales y Contenido Real (Textos para Maquetar):</w:t>
+              <w:t>5. Requerimientos Funcionales y Contenido Real (Textos para Maquetar):</w:t>
             </w:r>
           </w:p>
           <w:p>
             <w:pPr>
-              <w:ind w:left="285" w:right="667.7952755905511" w:firstLine="0"/>
+              <w:ind w:left="285" w:right="667"/>
               <w:rPr>
-                <w:i w:val="1"/>
-                <w:iCs w:val="1"/>
-                <w:color w:val="351c75"/>
+                <w:i/>
+                <w:iCs/>
+                <w:color w:val="351C75"/>
               </w:rPr>
             </w:pPr>
             <w:r>
               <w:rPr>
-                <w:i w:val="1"/>
-                <w:iCs w:val="1"/>
-                <w:color w:val="351c75"/>
-                <w:rtl w:val="0"/>
+                <w:i/>
+                <w:iCs/>
+                <w:color w:val="351C75"/>
               </w:rPr>
               <w:t xml:space="preserve">   - Para la Página 1: Proporciona los textos redactados y completos (título principal, párrafos de presentación, lista de servicios y trayectoria). No uses Lorem Ipsum.</w:t>
             </w:r>
           </w:p>
           <w:p>
             <w:pPr>
-              <w:ind w:left="285" w:right="667.7952755905511" w:firstLine="0"/>
+              <w:ind w:left="285" w:right="667"/>
               <w:rPr>
-                <w:i w:val="1"/>
-                <w:iCs w:val="1"/>
-                <w:color w:val="351c75"/>
+                <w:i/>
+                <w:iCs/>
+                <w:color w:val="351C75"/>
               </w:rPr>
             </w:pPr>
             <w:r>
               <w:rPr>
-                <w:i w:val="1"/>
-                <w:iCs w:val="1"/>
-                <w:color w:val="351c75"/>
-                <w:rtl w:val="0"/>
+                <w:i/>
+                <w:iCs/>
+                <w:color w:val="351C75"/>
               </w:rPr>
               <w:t xml:space="preserve">   - Para la Página 2: Proporciona el texto introductorio y la lista detallada de campos requeridos para el formulario, sugiriendo el tipo de input de HTML para cada uno (text, email, select, textarea, submit, etc.).</w:t>
             </w:r>
           </w:p>
           <w:p>
             <w:pPr>
-              <w:ind w:left="285" w:right="667.7952755905511" w:firstLine="0"/>
+              <w:ind w:left="285" w:right="667"/>
               <w:rPr>
-                <w:i w:val="1"/>
-                <w:iCs w:val="1"/>
-                <w:color w:val="351c75"/>
+                <w:i/>
+                <w:iCs/>
+                <w:color w:val="351C75"/>
+              </w:rPr>
+            </w:pPr>
+          </w:p>
+          <w:p>
+            <w:pPr>
+              <w:ind w:left="285" w:right="667"/>
+              <w:rPr>
+                <w:i/>
+                <w:iCs/>
+                <w:color w:val="351C75"/>
               </w:rPr>
             </w:pPr>
             <w:r>
               <w:rPr>
-                <w:rtl w:val="0"/>
+                <w:i/>
+                <w:iCs/>
+                <w:color w:val="351C75"/>
               </w:rPr>
+              <w:t>LÍMITES Y REGLAS DE RESPUESTA (MUY IMPORTANTE):</w:t>
             </w:r>
           </w:p>
           <w:p>
             <w:pPr>
-              <w:ind w:left="285" w:right="667.7952755905511" w:firstLine="0"/>
+              <w:ind w:left="285" w:right="667"/>
               <w:rPr>
-                <w:i w:val="1"/>
-                <w:iCs w:val="1"/>
-                <w:color w:val="351c75"/>
+                <w:i/>
+                <w:iCs/>
+                <w:color w:val="351C75"/>
               </w:rPr>
             </w:pPr>
             <w:r>
               <w:rPr>
-                <w:i w:val="1"/>
-                <w:iCs w:val="1"/>
-                <w:color w:val="351c75"/>
-                <w:rtl w:val="0"/>
+                <w:i/>
+                <w:iCs/>
+                <w:color w:val="351C75"/>
               </w:rPr>
-              <w:t xml:space="preserve">LÍMITES Y REGLAS DE RESPUESTA (MUY IMPORTANTE):</w:t>
+              <w:t>- NO generes código HTML, etiquetas ni la estructura de los archivos.</w:t>
             </w:r>
           </w:p>
           <w:p>
             <w:pPr>
-              <w:ind w:left="285" w:right="667.7952755905511" w:firstLine="0"/>
+              <w:ind w:left="285" w:right="667"/>
               <w:rPr>
-                <w:i w:val="1"/>
-                <w:iCs w:val="1"/>
-                <w:color w:val="351c75"/>
+                <w:i/>
+                <w:iCs/>
+                <w:color w:val="351C75"/>
               </w:rPr>
             </w:pPr>
             <w:r>
               <w:rPr>
-                <w:i w:val="1"/>
-                <w:iCs w:val="1"/>
-                <w:color w:val="351c75"/>
-                <w:rtl w:val="0"/>
+                <w:i/>
+                <w:iCs/>
+                <w:color w:val="351C75"/>
               </w:rPr>
-              <w:t xml:space="preserve">- NO generes código HTML, etiquetas ni la estructura de los archivos.</w:t>
+              <w:t>- NO hagas preguntas finales ni te ofrezcas a realizar el maquetado o continuar el chat.</w:t>
             </w:r>
           </w:p>
           <w:p>
             <w:pPr>
-              <w:ind w:left="285" w:right="667.7952755905511" w:firstLine="0"/>
-              <w:rPr>
-                <w:i w:val="1"/>
-                <w:iCs w:val="1"/>
-                <w:color w:val="351c75"/>
-              </w:rPr>
+              <w:ind w:left="285" w:right="667"/>
             </w:pPr>
             <w:r>
               <w:rPr>
-                <w:i w:val="1"/>
-                <w:iCs w:val="1"/>
-                <w:color w:val="351c75"/>
-                <w:rtl w:val="0"/>
+                <w:i/>
+                <w:iCs/>
+                <w:color w:val="351C75"/>
               </w:rPr>
-              <w:t xml:space="preserve">- NO hagas preguntas finales ni te ofrezcas a realizar el maquetado o continuar el chat.</w:t>
-            </w:r>
-          </w:p>
-          <w:p>
-            <w:pPr>
-              <w:ind w:left="285" w:right="667.7952755905511" w:firstLine="0"/>
-              <w:rPr/>
-            </w:pPr>
-            <w:r>
-              <w:rPr>
-                <w:i w:val="1"/>
-                <w:iCs w:val="1"/>
-                <w:color w:val="351c75"/>
-                <w:rtl w:val="0"/>
-              </w:rPr>
-              <w:t xml:space="preserve">- Tu respuesta debe finalizar inmediatamente después de entregar los textos y requerimientos.</w:t>
-            </w:r>
-            <w:r>
-              <w:rPr>
-                <w:rtl w:val="0"/>
-              </w:rPr>
+              <w:t>- Tu respuesta debe finalizar inmediatamente después de entregar los textos y requerimientos.</w:t>
             </w:r>
           </w:p>
         </w:tc>
@@ -569,37 +487,32 @@
     <w:p>
       <w:pPr>
         <w:rPr>
-          <w:i w:val="1"/>
-          <w:iCs w:val="1"/>
-          <w:sz w:val="22"/>
-          <w:szCs w:val="22"/>
-        </w:rPr>
-      </w:pPr>
-      <w:r>
-        <w:rPr>
-          <w:i w:val="1"/>
-          <w:iCs w:val="1"/>
-          <w:sz w:val="22"/>
-          <w:szCs w:val="22"/>
-          <w:rtl w:val="0"/>
-        </w:rPr>
-        <w:t xml:space="preserve">El prompt fue generado con Gemini IA</w:t>
-      </w:r>
-    </w:p>
-    <w:p>
-      <w:pPr>
-        <w:rPr>
-          <w:i w:val="1"/>
-          <w:iCs w:val="1"/>
-          <w:sz w:val="22"/>
-          <w:szCs w:val="22"/>
-        </w:rPr>
-      </w:pPr>
-      <w:r>
-        <w:rPr>
-          <w:rtl w:val="0"/>
-        </w:rPr>
-      </w:r>
+          <w:i/>
+          <w:iCs/>
+          <w:sz w:val="22"/>
+          <w:szCs w:val="22"/>
+        </w:rPr>
+      </w:pPr>
+      <w:r>
+        <w:rPr>
+          <w:i/>
+          <w:iCs/>
+          <w:sz w:val="22"/>
+          <w:szCs w:val="22"/>
+        </w:rPr>
+        <w:lastRenderedPageBreak/>
+        <w:t>El prompt fue generado con Gemini IA</w:t>
+      </w:r>
+    </w:p>
+    <w:p>
+      <w:pPr>
+        <w:rPr>
+          <w:i/>
+          <w:iCs/>
+          <w:sz w:val="22"/>
+          <w:szCs w:val="22"/>
+        </w:rPr>
+      </w:pPr>
     </w:p>
     <w:p>
       <w:pPr>
@@ -607,8 +520,7 @@
           <w:ilvl w:val="0"/>
           <w:numId w:val="1"/>
         </w:numPr>
-        <w:spacing w:after="200" w:line="360" w:lineRule="auto"/>
-        <w:ind w:left="600" w:hanging="360"/>
+        <w:spacing w:after="200"/>
         <w:rPr>
           <w:highlight w:val="yellow"/>
         </w:rPr>
@@ -616,151 +528,1447 @@
       <w:r>
         <w:rPr>
           <w:highlight w:val="yellow"/>
-          <w:rtl w:val="0"/>
         </w:rPr>
         <w:t xml:space="preserve">Auditar la respuesta de la IA, ajustar los textos según el criterio propio y </w:t>
       </w:r>
       <w:r>
         <w:rPr>
-          <w:b w:val="1"/>
-          <w:bCs w:val="1"/>
+          <w:b/>
+          <w:bCs/>
           <w:highlight w:val="yellow"/>
           <w:u w:val="single"/>
-          <w:rtl w:val="0"/>
-        </w:rPr>
-        <w:t xml:space="preserve">refinar la redacción final</w:t>
+        </w:rPr>
+        <w:t>refinar la redacción final</w:t>
       </w:r>
       <w:r>
         <w:rPr>
           <w:highlight w:val="yellow"/>
-          <w:rtl w:val="0"/>
-        </w:rPr>
-        <w:t xml:space="preserve">.</w:t>
-      </w:r>
-      <w:r>
-        <w:rPr>
-          <w:rtl w:val="0"/>
-        </w:rPr>
+        </w:rPr>
+        <w:t>.</w:t>
       </w:r>
     </w:p>
     <w:p>
       <w:pPr>
         <w:widowControl w:val="0"/>
-        <w:spacing w:after="200" w:line="360" w:lineRule="auto"/>
-        <w:rPr>
-          <w:rFonts w:ascii="Arial" w:cs="Arial" w:eastAsia="Arial" w:hAnsi="Arial"/>
-          <w:color w:val="2d3748"/>
-          <w:sz w:val="22"/>
-          <w:szCs w:val="22"/>
-        </w:rPr>
-      </w:pPr>
-      <w:r>
-        <w:rPr>
-          <w:rtl w:val="0"/>
-        </w:rPr>
-      </w:r>
-    </w:p>
-    <w:p>
-      <w:pPr>
-        <w:spacing w:after="200" w:lineRule="auto"/>
-        <w:rPr>
-          <w:rFonts w:ascii="Arial" w:cs="Arial" w:eastAsia="Arial" w:hAnsi="Arial"/>
-          <w:color w:val="2d3748"/>
-          <w:sz w:val="22"/>
-          <w:szCs w:val="22"/>
-        </w:rPr>
-      </w:pPr>
-      <w:r>
-        <w:rPr>
-          <w:b w:val="1"/>
-          <w:bCs w:val="1"/>
-          <w:rtl w:val="0"/>
-        </w:rPr>
-        <w:t xml:space="preserve">Resolver aquí. Descargar en PDF y subir al repositorio.</w:t>
-      </w:r>
-      <w:r>
-        <w:rPr>
-          <w:rtl w:val="0"/>
-        </w:rPr>
-      </w:r>
+        <w:spacing w:after="200"/>
+        <w:rPr>
+          <w:rFonts w:ascii="Arial" w:eastAsia="Arial" w:hAnsi="Arial" w:cs="Arial"/>
+          <w:color w:val="2D3748"/>
+          <w:sz w:val="22"/>
+          <w:szCs w:val="22"/>
+        </w:rPr>
+      </w:pPr>
+    </w:p>
+    <w:p>
+      <w:pPr>
+        <w:spacing w:after="200"/>
+        <w:rPr>
+          <w:b/>
+          <w:bCs/>
+        </w:rPr>
+      </w:pPr>
+      <w:r>
+        <w:rPr>
+          <w:b/>
+          <w:bCs/>
+        </w:rPr>
+        <w:t>Resolver aquí. Descargar en PDF y subir al repositorio.</w:t>
+      </w:r>
+    </w:p>
+    <w:p>
+      <w:pPr>
+        <w:spacing w:after="200"/>
+        <w:rPr>
+          <w:b/>
+          <w:bCs/>
+        </w:rPr>
+      </w:pPr>
+    </w:p>
+    <w:p>
+      <w:pPr>
+        <w:spacing w:after="200"/>
+        <w:rPr>
+          <w:b/>
+          <w:bCs/>
+        </w:rPr>
+      </w:pPr>
+    </w:p>
+    <w:p>
+      <w:pPr>
+        <w:spacing w:after="200"/>
+        <w:rPr>
+          <w:b/>
+          <w:bCs/>
+        </w:rPr>
+      </w:pPr>
+      <w:r>
+        <w:rPr>
+          <w:b/>
+          <w:bCs/>
+        </w:rPr>
+        <w:lastRenderedPageBreak/>
+        <w:t>Respuesta:</w:t>
+      </w:r>
+    </w:p>
+    <w:p>
+      <w:pPr>
+        <w:spacing w:after="200"/>
+        <w:rPr>
+          <w:b/>
+          <w:bCs/>
+        </w:rPr>
+      </w:pPr>
+    </w:p>
+    <w:p>
+      <w:pPr>
+        <w:numPr>
+          <w:ilvl w:val="0"/>
+          <w:numId w:val="2"/>
+        </w:numPr>
+        <w:spacing w:after="200"/>
+        <w:rPr>
+          <w:rFonts w:ascii="Arial" w:eastAsia="Arial" w:hAnsi="Arial" w:cs="Arial"/>
+          <w:b/>
+          <w:bCs/>
+          <w:color w:val="2D3748"/>
+          <w:sz w:val="28"/>
+          <w:szCs w:val="28"/>
+          <w:lang w:val="es-AR"/>
+        </w:rPr>
+      </w:pPr>
+      <w:r>
+        <w:rPr>
+          <w:rFonts w:ascii="Arial" w:eastAsia="Arial" w:hAnsi="Arial" w:cs="Arial"/>
+          <w:b/>
+          <w:bCs/>
+          <w:color w:val="2D3748"/>
+          <w:sz w:val="28"/>
+          <w:szCs w:val="28"/>
+          <w:lang w:val="es-AR"/>
+        </w:rPr>
+        <w:t>Perfil del Cliente Comitente</w:t>
+      </w:r>
+    </w:p>
+    <w:p>
+      <w:pPr>
+        <w:numPr>
+          <w:ilvl w:val="0"/>
+          <w:numId w:val="3"/>
+        </w:numPr>
+        <w:spacing w:after="200"/>
+        <w:rPr>
+          <w:rFonts w:ascii="Arial" w:eastAsia="Arial" w:hAnsi="Arial" w:cs="Arial"/>
+          <w:color w:val="2D3748"/>
+          <w:sz w:val="22"/>
+          <w:szCs w:val="22"/>
+          <w:lang w:val="es-AR"/>
+        </w:rPr>
+      </w:pPr>
+      <w:r>
+        <w:rPr>
+          <w:rFonts w:ascii="Arial" w:eastAsia="Arial" w:hAnsi="Arial" w:cs="Arial"/>
+          <w:b/>
+          <w:bCs/>
+          <w:color w:val="2D3748"/>
+          <w:sz w:val="22"/>
+          <w:szCs w:val="22"/>
+          <w:lang w:val="es-AR"/>
+        </w:rPr>
+        <w:t>Nombre y rubro:</w:t>
+      </w:r>
+      <w:r>
+        <w:rPr>
+          <w:rFonts w:ascii="Arial" w:eastAsia="Arial" w:hAnsi="Arial" w:cs="Arial"/>
+          <w:color w:val="2D3748"/>
+          <w:sz w:val="22"/>
+          <w:szCs w:val="22"/>
+          <w:lang w:val="es-AR"/>
+        </w:rPr>
+        <w:t xml:space="preserve"> Sofía Martínez, Diseñadora Gráfica y Consultora de Marca.</w:t>
+      </w:r>
+    </w:p>
+    <w:p>
+      <w:pPr>
+        <w:numPr>
+          <w:ilvl w:val="0"/>
+          <w:numId w:val="3"/>
+        </w:numPr>
+        <w:spacing w:after="200"/>
+        <w:rPr>
+          <w:rFonts w:ascii="Arial" w:eastAsia="Arial" w:hAnsi="Arial" w:cs="Arial"/>
+          <w:color w:val="2D3748"/>
+          <w:sz w:val="22"/>
+          <w:szCs w:val="22"/>
+          <w:lang w:val="es-AR"/>
+        </w:rPr>
+      </w:pPr>
+      <w:r>
+        <w:rPr>
+          <w:rFonts w:ascii="Arial" w:eastAsia="Arial" w:hAnsi="Arial" w:cs="Arial"/>
+          <w:b/>
+          <w:bCs/>
+          <w:color w:val="2D3748"/>
+          <w:sz w:val="22"/>
+          <w:szCs w:val="22"/>
+          <w:lang w:val="es-AR"/>
+        </w:rPr>
+        <w:t>Contexto y objetivo:</w:t>
+      </w:r>
+      <w:r>
+        <w:rPr>
+          <w:rFonts w:ascii="Arial" w:eastAsia="Arial" w:hAnsi="Arial" w:cs="Arial"/>
+          <w:color w:val="2D3748"/>
+          <w:sz w:val="22"/>
+          <w:szCs w:val="22"/>
+          <w:lang w:val="es-AR"/>
+        </w:rPr>
+        <w:t xml:space="preserve"> Trabajo de manera independiente ayudando a pequeños negocios y emprendedores a construir una identidad visual profesional. El objetivo de la web es presentar mi trayectoria, detallar los servicios que ofrezco y facilitar un canal directo de contacto para nuevos clientes.</w:t>
+      </w:r>
+    </w:p>
+    <w:p>
+      <w:pPr>
+        <w:spacing w:after="200"/>
+        <w:rPr>
+          <w:rFonts w:ascii="Arial" w:eastAsia="Arial" w:hAnsi="Arial" w:cs="Arial"/>
+          <w:color w:val="2D3748"/>
+          <w:sz w:val="22"/>
+          <w:szCs w:val="22"/>
+          <w:lang w:val="es-AR"/>
+        </w:rPr>
+      </w:pPr>
+    </w:p>
+    <w:p>
+      <w:pPr>
+        <w:numPr>
+          <w:ilvl w:val="0"/>
+          <w:numId w:val="4"/>
+        </w:numPr>
+        <w:spacing w:after="200"/>
+        <w:rPr>
+          <w:rFonts w:ascii="Arial" w:eastAsia="Arial" w:hAnsi="Arial" w:cs="Arial"/>
+          <w:color w:val="2D3748"/>
+          <w:sz w:val="22"/>
+          <w:szCs w:val="22"/>
+          <w:lang w:val="es-AR"/>
+        </w:rPr>
+      </w:pPr>
+      <w:r>
+        <w:rPr>
+          <w:rFonts w:ascii="Arial" w:eastAsia="Arial" w:hAnsi="Arial" w:cs="Arial"/>
+          <w:b/>
+          <w:bCs/>
+          <w:color w:val="2D3748"/>
+          <w:sz w:val="28"/>
+          <w:szCs w:val="28"/>
+          <w:lang w:val="es-AR"/>
+        </w:rPr>
+        <w:t>Proto</w:t>
+      </w:r>
+      <w:r>
+        <w:rPr>
+          <w:rFonts w:ascii="Arial" w:eastAsia="Arial" w:hAnsi="Arial" w:cs="Arial"/>
+          <w:b/>
+          <w:bCs/>
+          <w:color w:val="2D3748"/>
+          <w:sz w:val="28"/>
+          <w:szCs w:val="28"/>
+          <w:lang w:val="es-AR"/>
+        </w:rPr>
+        <w:t>-</w:t>
+      </w:r>
+      <w:r>
+        <w:rPr>
+          <w:rFonts w:ascii="Arial" w:eastAsia="Arial" w:hAnsi="Arial" w:cs="Arial"/>
+          <w:b/>
+          <w:bCs/>
+          <w:color w:val="2D3748"/>
+          <w:sz w:val="28"/>
+          <w:szCs w:val="28"/>
+          <w:lang w:val="es-AR"/>
+        </w:rPr>
+        <w:t>P</w:t>
+      </w:r>
+      <w:r>
+        <w:rPr>
+          <w:rFonts w:ascii="Arial" w:eastAsia="Arial" w:hAnsi="Arial" w:cs="Arial"/>
+          <w:b/>
+          <w:bCs/>
+          <w:color w:val="2D3748"/>
+          <w:sz w:val="28"/>
+          <w:szCs w:val="28"/>
+          <w:lang w:val="es-AR"/>
+        </w:rPr>
+        <w:t>ersona</w:t>
+      </w:r>
+      <w:r>
+        <w:rPr>
+          <w:rFonts w:ascii="Arial" w:eastAsia="Arial" w:hAnsi="Arial" w:cs="Arial"/>
+          <w:color w:val="2D3748"/>
+          <w:sz w:val="22"/>
+          <w:szCs w:val="22"/>
+          <w:lang w:val="es-AR"/>
+        </w:rPr>
+        <w:t xml:space="preserve"> (Perfil del usuario final)</w:t>
+      </w:r>
+    </w:p>
+    <w:p>
+      <w:pPr>
+        <w:numPr>
+          <w:ilvl w:val="0"/>
+          <w:numId w:val="5"/>
+        </w:numPr>
+        <w:spacing w:after="200"/>
+        <w:rPr>
+          <w:rFonts w:ascii="Arial" w:eastAsia="Arial" w:hAnsi="Arial" w:cs="Arial"/>
+          <w:color w:val="2D3748"/>
+          <w:sz w:val="22"/>
+          <w:szCs w:val="22"/>
+          <w:lang w:val="es-AR"/>
+        </w:rPr>
+      </w:pPr>
+      <w:r>
+        <w:rPr>
+          <w:rFonts w:ascii="Arial" w:eastAsia="Arial" w:hAnsi="Arial" w:cs="Arial"/>
+          <w:b/>
+          <w:bCs/>
+          <w:color w:val="2D3748"/>
+          <w:sz w:val="22"/>
+          <w:szCs w:val="22"/>
+          <w:lang w:val="es-AR"/>
+        </w:rPr>
+        <w:t>Nombre ficticio y edad:</w:t>
+      </w:r>
+      <w:r>
+        <w:rPr>
+          <w:rFonts w:ascii="Arial" w:eastAsia="Arial" w:hAnsi="Arial" w:cs="Arial"/>
+          <w:color w:val="2D3748"/>
+          <w:sz w:val="22"/>
+          <w:szCs w:val="22"/>
+          <w:lang w:val="es-AR"/>
+        </w:rPr>
+        <w:t xml:space="preserve"> Lucas Gómez, 32 años.</w:t>
+      </w:r>
+    </w:p>
+    <w:p>
+      <w:pPr>
+        <w:numPr>
+          <w:ilvl w:val="0"/>
+          <w:numId w:val="5"/>
+        </w:numPr>
+        <w:spacing w:after="200"/>
+        <w:rPr>
+          <w:rFonts w:ascii="Arial" w:eastAsia="Arial" w:hAnsi="Arial" w:cs="Arial"/>
+          <w:color w:val="2D3748"/>
+          <w:sz w:val="22"/>
+          <w:szCs w:val="22"/>
+          <w:lang w:val="es-AR"/>
+        </w:rPr>
+      </w:pPr>
+      <w:r>
+        <w:rPr>
+          <w:rFonts w:ascii="Arial" w:eastAsia="Arial" w:hAnsi="Arial" w:cs="Arial"/>
+          <w:b/>
+          <w:bCs/>
+          <w:color w:val="2D3748"/>
+          <w:sz w:val="22"/>
+          <w:szCs w:val="22"/>
+          <w:lang w:val="es-AR"/>
+        </w:rPr>
+        <w:t>Necesidad o problema:</w:t>
+      </w:r>
+      <w:r>
+        <w:rPr>
+          <w:rFonts w:ascii="Arial" w:eastAsia="Arial" w:hAnsi="Arial" w:cs="Arial"/>
+          <w:color w:val="2D3748"/>
+          <w:sz w:val="22"/>
+          <w:szCs w:val="22"/>
+          <w:lang w:val="es-AR"/>
+        </w:rPr>
+        <w:t xml:space="preserve"> Es dueño de una cafetería de especialidad y necesita rediseñar la marca y el empaque de sus productos para diferenciarse de la competencia, pero no sabe por dónde empezar ni a quién contratar con confianza.</w:t>
+      </w:r>
+    </w:p>
+    <w:p>
+      <w:pPr>
+        <w:spacing w:after="200"/>
+        <w:ind w:left="360"/>
+        <w:rPr>
+          <w:rFonts w:ascii="Arial" w:eastAsia="Arial" w:hAnsi="Arial" w:cs="Arial"/>
+          <w:color w:val="2D3748"/>
+          <w:sz w:val="22"/>
+          <w:szCs w:val="22"/>
+          <w:lang w:val="es-AR"/>
+        </w:rPr>
+      </w:pPr>
+    </w:p>
+    <w:p>
+      <w:pPr>
+        <w:numPr>
+          <w:ilvl w:val="0"/>
+          <w:numId w:val="6"/>
+        </w:numPr>
+        <w:spacing w:after="200"/>
+        <w:rPr>
+          <w:rFonts w:ascii="Arial" w:eastAsia="Arial" w:hAnsi="Arial" w:cs="Arial"/>
+          <w:color w:val="2D3748"/>
+          <w:sz w:val="28"/>
+          <w:szCs w:val="28"/>
+          <w:lang w:val="es-AR"/>
+        </w:rPr>
+      </w:pPr>
+      <w:r>
+        <w:rPr>
+          <w:rFonts w:ascii="Arial" w:eastAsia="Arial" w:hAnsi="Arial" w:cs="Arial"/>
+          <w:color w:val="2D3748"/>
+          <w:sz w:val="28"/>
+          <w:szCs w:val="28"/>
+          <w:lang w:val="es-AR"/>
+        </w:rPr>
+        <w:t>Historia de Usuario</w:t>
+      </w:r>
+    </w:p>
+    <w:p>
+      <w:pPr>
+        <w:numPr>
+          <w:ilvl w:val="0"/>
+          <w:numId w:val="7"/>
+        </w:numPr>
+        <w:spacing w:after="200"/>
+        <w:rPr>
+          <w:rFonts w:ascii="Arial" w:eastAsia="Arial" w:hAnsi="Arial" w:cs="Arial"/>
+          <w:color w:val="2D3748"/>
+          <w:sz w:val="22"/>
+          <w:szCs w:val="22"/>
+          <w:lang w:val="es-AR"/>
+        </w:rPr>
+      </w:pPr>
+      <w:r>
+        <w:rPr>
+          <w:rFonts w:ascii="Arial" w:eastAsia="Arial" w:hAnsi="Arial" w:cs="Arial"/>
+          <w:color w:val="2D3748"/>
+          <w:sz w:val="22"/>
+          <w:szCs w:val="22"/>
+          <w:lang w:val="es-AR"/>
+        </w:rPr>
+        <w:t>Como Lucas (dueño de una cafetería), quiero conocer los servicios de diseño y la trayectoria de Sofía para evaluar si puede ayudarme a renovar la identidad visual de mi negocio.</w:t>
+      </w:r>
+    </w:p>
+    <w:p>
+      <w:pPr>
+        <w:spacing w:after="200"/>
+        <w:rPr>
+          <w:rFonts w:ascii="Arial" w:eastAsia="Arial" w:hAnsi="Arial" w:cs="Arial"/>
+          <w:color w:val="2D3748"/>
+          <w:sz w:val="22"/>
+          <w:szCs w:val="22"/>
+          <w:lang w:val="es-AR"/>
+        </w:rPr>
+      </w:pPr>
+    </w:p>
+    <w:p>
+      <w:pPr>
+        <w:numPr>
+          <w:ilvl w:val="0"/>
+          <w:numId w:val="8"/>
+        </w:numPr>
+        <w:spacing w:after="200"/>
+        <w:rPr>
+          <w:rFonts w:ascii="Arial" w:eastAsia="Arial" w:hAnsi="Arial" w:cs="Arial"/>
+          <w:b/>
+          <w:bCs/>
+          <w:color w:val="2D3748"/>
+          <w:sz w:val="28"/>
+          <w:szCs w:val="28"/>
+          <w:lang w:val="es-AR"/>
+        </w:rPr>
+      </w:pPr>
+      <w:r>
+        <w:rPr>
+          <w:rFonts w:ascii="Arial" w:eastAsia="Arial" w:hAnsi="Arial" w:cs="Arial"/>
+          <w:b/>
+          <w:bCs/>
+          <w:color w:val="2D3748"/>
+          <w:sz w:val="28"/>
+          <w:szCs w:val="28"/>
+          <w:lang w:val="es-AR"/>
+        </w:rPr>
+        <w:t>Restricciones del Proyecto Web</w:t>
+      </w:r>
+    </w:p>
+    <w:p>
+      <w:pPr>
+        <w:numPr>
+          <w:ilvl w:val="0"/>
+          <w:numId w:val="9"/>
+        </w:numPr>
+        <w:spacing w:after="200"/>
+        <w:rPr>
+          <w:rFonts w:ascii="Arial" w:eastAsia="Arial" w:hAnsi="Arial" w:cs="Arial"/>
+          <w:color w:val="2D3748"/>
+          <w:sz w:val="22"/>
+          <w:szCs w:val="22"/>
+          <w:lang w:val="es-AR"/>
+        </w:rPr>
+      </w:pPr>
+      <w:r>
+        <w:rPr>
+          <w:rFonts w:ascii="Arial" w:eastAsia="Arial" w:hAnsi="Arial" w:cs="Arial"/>
+          <w:b/>
+          <w:bCs/>
+          <w:color w:val="2D3748"/>
+          <w:sz w:val="22"/>
+          <w:szCs w:val="22"/>
+          <w:lang w:val="es-AR"/>
+        </w:rPr>
+        <w:t>Estructura:</w:t>
+      </w:r>
+      <w:r>
+        <w:rPr>
+          <w:rFonts w:ascii="Arial" w:eastAsia="Arial" w:hAnsi="Arial" w:cs="Arial"/>
+          <w:color w:val="2D3748"/>
+          <w:sz w:val="22"/>
+          <w:szCs w:val="22"/>
+          <w:lang w:val="es-AR"/>
+        </w:rPr>
+        <w:t xml:space="preserve"> Únicamente 2 páginas web (Página 1: Quién soy / Servicios | Página 2: Formulario de Contacto).</w:t>
+      </w:r>
+    </w:p>
+    <w:p>
+      <w:pPr>
+        <w:numPr>
+          <w:ilvl w:val="0"/>
+          <w:numId w:val="9"/>
+        </w:numPr>
+        <w:spacing w:after="200"/>
+        <w:rPr>
+          <w:rFonts w:ascii="Arial" w:eastAsia="Arial" w:hAnsi="Arial" w:cs="Arial"/>
+          <w:color w:val="2D3748"/>
+          <w:sz w:val="22"/>
+          <w:szCs w:val="22"/>
+          <w:lang w:val="es-AR"/>
+        </w:rPr>
+      </w:pPr>
+      <w:r>
+        <w:rPr>
+          <w:rFonts w:ascii="Arial" w:eastAsia="Arial" w:hAnsi="Arial" w:cs="Arial"/>
+          <w:b/>
+          <w:bCs/>
+          <w:color w:val="2D3748"/>
+          <w:sz w:val="22"/>
+          <w:szCs w:val="22"/>
+          <w:lang w:val="es-AR"/>
+        </w:rPr>
+        <w:t>Restricción técnica:</w:t>
+      </w:r>
+      <w:r>
+        <w:rPr>
+          <w:rFonts w:ascii="Arial" w:eastAsia="Arial" w:hAnsi="Arial" w:cs="Arial"/>
+          <w:color w:val="2D3748"/>
+          <w:sz w:val="22"/>
+          <w:szCs w:val="22"/>
+          <w:lang w:val="es-AR"/>
+        </w:rPr>
+        <w:t xml:space="preserve"> NO se usará CSS ni JavaScript. Solo código HTML básico.</w:t>
+      </w:r>
+    </w:p>
+    <w:p>
+      <w:pPr>
+        <w:spacing w:after="200"/>
+        <w:rPr>
+          <w:rFonts w:ascii="Arial" w:eastAsia="Arial" w:hAnsi="Arial" w:cs="Arial"/>
+          <w:color w:val="2D3748"/>
+          <w:sz w:val="22"/>
+          <w:szCs w:val="22"/>
+          <w:lang w:val="es-AR"/>
+        </w:rPr>
+      </w:pPr>
+    </w:p>
+    <w:p>
+      <w:pPr>
+        <w:numPr>
+          <w:ilvl w:val="0"/>
+          <w:numId w:val="10"/>
+        </w:numPr>
+        <w:spacing w:after="200"/>
+        <w:rPr>
+          <w:rFonts w:ascii="Arial" w:eastAsia="Arial" w:hAnsi="Arial" w:cs="Arial"/>
+          <w:color w:val="2D3748"/>
+          <w:sz w:val="22"/>
+          <w:szCs w:val="22"/>
+          <w:lang w:val="es-AR"/>
+        </w:rPr>
+      </w:pPr>
+      <w:r>
+        <w:rPr>
+          <w:rFonts w:ascii="Arial" w:eastAsia="Arial" w:hAnsi="Arial" w:cs="Arial"/>
+          <w:b/>
+          <w:bCs/>
+          <w:color w:val="2D3748"/>
+          <w:sz w:val="28"/>
+          <w:szCs w:val="28"/>
+          <w:lang w:val="es-AR"/>
+        </w:rPr>
+        <w:lastRenderedPageBreak/>
+        <w:t>Requerimientos Funcionales y Contenido Real</w:t>
+      </w:r>
+      <w:r>
+        <w:rPr>
+          <w:rFonts w:ascii="Arial" w:eastAsia="Arial" w:hAnsi="Arial" w:cs="Arial"/>
+          <w:color w:val="2D3748"/>
+          <w:sz w:val="22"/>
+          <w:szCs w:val="22"/>
+          <w:lang w:val="es-AR"/>
+        </w:rPr>
+        <w:t xml:space="preserve"> (Textos para Maquetar)</w:t>
+      </w:r>
+    </w:p>
+    <w:p>
+      <w:pPr>
+        <w:spacing w:after="200"/>
+        <w:rPr>
+          <w:rFonts w:ascii="Arial" w:eastAsia="Arial" w:hAnsi="Arial" w:cs="Arial"/>
+          <w:color w:val="2D3748"/>
+          <w:sz w:val="22"/>
+          <w:szCs w:val="22"/>
+          <w:lang w:val="es-AR"/>
+        </w:rPr>
+      </w:pPr>
+    </w:p>
+    <w:p>
+      <w:pPr>
+        <w:spacing w:after="200"/>
+        <w:rPr>
+          <w:rFonts w:ascii="Arial" w:eastAsia="Arial" w:hAnsi="Arial" w:cs="Arial"/>
+          <w:color w:val="2D3748"/>
+          <w:sz w:val="28"/>
+          <w:szCs w:val="28"/>
+          <w:lang w:val="es-AR"/>
+        </w:rPr>
+      </w:pPr>
+      <w:r>
+        <w:rPr>
+          <w:rFonts w:ascii="Arial" w:eastAsia="Arial" w:hAnsi="Arial" w:cs="Arial"/>
+          <w:b/>
+          <w:bCs/>
+          <w:color w:val="2D3748"/>
+          <w:sz w:val="28"/>
+          <w:szCs w:val="28"/>
+          <w:lang w:val="es-AR"/>
+        </w:rPr>
+        <w:t>Página 1: Quién soy / Servicios</w:t>
+      </w:r>
+    </w:p>
+    <w:p>
+      <w:pPr>
+        <w:numPr>
+          <w:ilvl w:val="0"/>
+          <w:numId w:val="11"/>
+        </w:numPr>
+        <w:spacing w:after="200"/>
+        <w:rPr>
+          <w:rFonts w:ascii="Arial" w:eastAsia="Arial" w:hAnsi="Arial" w:cs="Arial"/>
+          <w:color w:val="2D3748"/>
+          <w:sz w:val="22"/>
+          <w:szCs w:val="22"/>
+          <w:lang w:val="es-AR"/>
+        </w:rPr>
+      </w:pPr>
+      <w:r>
+        <w:rPr>
+          <w:rFonts w:ascii="Arial" w:eastAsia="Arial" w:hAnsi="Arial" w:cs="Arial"/>
+          <w:b/>
+          <w:bCs/>
+          <w:color w:val="2D3748"/>
+          <w:sz w:val="22"/>
+          <w:szCs w:val="22"/>
+          <w:lang w:val="es-AR"/>
+        </w:rPr>
+        <w:t>Título principal:</w:t>
+      </w:r>
+      <w:r>
+        <w:rPr>
+          <w:rFonts w:ascii="Arial" w:eastAsia="Arial" w:hAnsi="Arial" w:cs="Arial"/>
+          <w:color w:val="2D3748"/>
+          <w:sz w:val="22"/>
+          <w:szCs w:val="22"/>
+          <w:lang w:val="es-AR"/>
+        </w:rPr>
+        <w:t xml:space="preserve"> Sofía Martínez - Diseño Gráfico y Consultoría de Marca</w:t>
+      </w:r>
+    </w:p>
+    <w:p>
+      <w:pPr>
+        <w:numPr>
+          <w:ilvl w:val="0"/>
+          <w:numId w:val="11"/>
+        </w:numPr>
+        <w:spacing w:after="200"/>
+        <w:rPr>
+          <w:rFonts w:ascii="Arial" w:eastAsia="Arial" w:hAnsi="Arial" w:cs="Arial"/>
+          <w:color w:val="2D3748"/>
+          <w:sz w:val="22"/>
+          <w:szCs w:val="22"/>
+          <w:lang w:val="es-AR"/>
+        </w:rPr>
+      </w:pPr>
+      <w:r>
+        <w:rPr>
+          <w:rFonts w:ascii="Arial" w:eastAsia="Arial" w:hAnsi="Arial" w:cs="Arial"/>
+          <w:b/>
+          <w:bCs/>
+          <w:color w:val="2D3748"/>
+          <w:sz w:val="22"/>
+          <w:szCs w:val="22"/>
+          <w:lang w:val="es-AR"/>
+        </w:rPr>
+        <w:t>Párrafos de presentación:</w:t>
+      </w:r>
+    </w:p>
+    <w:p>
+      <w:pPr>
+        <w:spacing w:after="200"/>
+        <w:rPr>
+          <w:rFonts w:ascii="Arial" w:eastAsia="Arial" w:hAnsi="Arial" w:cs="Arial"/>
+          <w:color w:val="2D3748"/>
+          <w:sz w:val="22"/>
+          <w:szCs w:val="22"/>
+          <w:lang w:val="es-AR"/>
+        </w:rPr>
+      </w:pPr>
+      <w:r>
+        <w:rPr>
+          <w:rFonts w:ascii="Arial" w:eastAsia="Arial" w:hAnsi="Arial" w:cs="Arial"/>
+          <w:color w:val="2D3748"/>
+          <w:sz w:val="22"/>
+          <w:szCs w:val="22"/>
+          <w:lang w:val="es-AR"/>
+        </w:rPr>
+        <w:t>Hola, soy Sofía. Ayudo a marcas emergentes y emprendedores a potenciar sus negocios a través de un diseño estratégico y funcional. Creo firmemente que una buena identidad visual no solo debe ser atractiva, sino también contar la historia detrás de cada proyecto para conectar de manera genuina con los clientes.</w:t>
+      </w:r>
+    </w:p>
+    <w:p>
+      <w:pPr>
+        <w:numPr>
+          <w:ilvl w:val="0"/>
+          <w:numId w:val="11"/>
+        </w:numPr>
+        <w:spacing w:after="200"/>
+        <w:rPr>
+          <w:rFonts w:ascii="Arial" w:eastAsia="Arial" w:hAnsi="Arial" w:cs="Arial"/>
+          <w:color w:val="2D3748"/>
+          <w:sz w:val="22"/>
+          <w:szCs w:val="22"/>
+          <w:lang w:val="es-AR"/>
+        </w:rPr>
+      </w:pPr>
+      <w:r>
+        <w:rPr>
+          <w:rFonts w:ascii="Arial" w:eastAsia="Arial" w:hAnsi="Arial" w:cs="Arial"/>
+          <w:b/>
+          <w:bCs/>
+          <w:color w:val="2D3748"/>
+          <w:sz w:val="22"/>
+          <w:szCs w:val="22"/>
+          <w:lang w:val="es-AR"/>
+        </w:rPr>
+        <w:t>Lista de servicios:</w:t>
+      </w:r>
+    </w:p>
+    <w:p>
+      <w:pPr>
+        <w:numPr>
+          <w:ilvl w:val="1"/>
+          <w:numId w:val="11"/>
+        </w:numPr>
+        <w:spacing w:after="200"/>
+        <w:rPr>
+          <w:rFonts w:ascii="Arial" w:eastAsia="Arial" w:hAnsi="Arial" w:cs="Arial"/>
+          <w:color w:val="2D3748"/>
+          <w:sz w:val="22"/>
+          <w:szCs w:val="22"/>
+          <w:lang w:val="es-AR"/>
+        </w:rPr>
+      </w:pPr>
+      <w:r>
+        <w:rPr>
+          <w:rFonts w:ascii="Arial" w:eastAsia="Arial" w:hAnsi="Arial" w:cs="Arial"/>
+          <w:color w:val="2D3748"/>
+          <w:sz w:val="22"/>
+          <w:szCs w:val="22"/>
+          <w:lang w:val="es-AR"/>
+        </w:rPr>
+        <w:t>Identidad Visual y Logotipos: Creación de marcas desde cero, manual de uso y aplicaciones básicas.</w:t>
+      </w:r>
+    </w:p>
+    <w:p>
+      <w:pPr>
+        <w:numPr>
+          <w:ilvl w:val="1"/>
+          <w:numId w:val="11"/>
+        </w:numPr>
+        <w:spacing w:after="200"/>
+        <w:rPr>
+          <w:rFonts w:ascii="Arial" w:eastAsia="Arial" w:hAnsi="Arial" w:cs="Arial"/>
+          <w:color w:val="2D3748"/>
+          <w:sz w:val="22"/>
+          <w:szCs w:val="22"/>
+          <w:lang w:val="es-AR"/>
+        </w:rPr>
+      </w:pPr>
+      <w:r>
+        <w:rPr>
+          <w:rFonts w:ascii="Arial" w:eastAsia="Arial" w:hAnsi="Arial" w:cs="Arial"/>
+          <w:color w:val="2D3748"/>
+          <w:sz w:val="22"/>
+          <w:szCs w:val="22"/>
+          <w:lang w:val="es-AR"/>
+        </w:rPr>
+        <w:t>Diseño de Packaging: Desarrollo de etiquetas, envases y cajas optimizados para producción y venta.</w:t>
+      </w:r>
+    </w:p>
+    <w:p>
+      <w:pPr>
+        <w:numPr>
+          <w:ilvl w:val="1"/>
+          <w:numId w:val="11"/>
+        </w:numPr>
+        <w:spacing w:after="200"/>
+        <w:rPr>
+          <w:rFonts w:ascii="Arial" w:eastAsia="Arial" w:hAnsi="Arial" w:cs="Arial"/>
+          <w:color w:val="2D3748"/>
+          <w:sz w:val="22"/>
+          <w:szCs w:val="22"/>
+          <w:lang w:val="es-AR"/>
+        </w:rPr>
+      </w:pPr>
+      <w:r>
+        <w:rPr>
+          <w:rFonts w:ascii="Arial" w:eastAsia="Arial" w:hAnsi="Arial" w:cs="Arial"/>
+          <w:color w:val="2D3748"/>
+          <w:sz w:val="22"/>
+          <w:szCs w:val="22"/>
+          <w:lang w:val="es-AR"/>
+        </w:rPr>
+        <w:t>Consultoría de Marca: Auditoría de comunicación visual y asesoramiento estratégico personalizado.</w:t>
+      </w:r>
+    </w:p>
+    <w:p>
+      <w:pPr>
+        <w:spacing w:after="200"/>
+        <w:rPr>
+          <w:rFonts w:ascii="Arial" w:eastAsia="Arial" w:hAnsi="Arial" w:cs="Arial"/>
+          <w:color w:val="2D3748"/>
+          <w:sz w:val="22"/>
+          <w:szCs w:val="22"/>
+          <w:lang w:val="es-AR"/>
+        </w:rPr>
+      </w:pPr>
+    </w:p>
+    <w:p>
+      <w:pPr>
+        <w:numPr>
+          <w:ilvl w:val="0"/>
+          <w:numId w:val="11"/>
+        </w:numPr>
+        <w:spacing w:after="200"/>
+        <w:rPr>
+          <w:rFonts w:ascii="Arial" w:eastAsia="Arial" w:hAnsi="Arial" w:cs="Arial"/>
+          <w:color w:val="2D3748"/>
+          <w:sz w:val="22"/>
+          <w:szCs w:val="22"/>
+          <w:lang w:val="es-AR"/>
+        </w:rPr>
+      </w:pPr>
+      <w:r>
+        <w:rPr>
+          <w:rFonts w:ascii="Arial" w:eastAsia="Arial" w:hAnsi="Arial" w:cs="Arial"/>
+          <w:b/>
+          <w:bCs/>
+          <w:color w:val="2D3748"/>
+          <w:sz w:val="22"/>
+          <w:szCs w:val="22"/>
+          <w:lang w:val="es-AR"/>
+        </w:rPr>
+        <w:t>Trayectoria:</w:t>
+      </w:r>
+    </w:p>
+    <w:p>
+      <w:pPr>
+        <w:spacing w:after="200"/>
+        <w:rPr>
+          <w:rFonts w:ascii="Arial" w:eastAsia="Arial" w:hAnsi="Arial" w:cs="Arial"/>
+          <w:color w:val="2D3748"/>
+          <w:sz w:val="22"/>
+          <w:szCs w:val="22"/>
+          <w:lang w:val="es-AR"/>
+        </w:rPr>
+      </w:pPr>
+      <w:r>
+        <w:rPr>
+          <w:rFonts w:ascii="Arial" w:eastAsia="Arial" w:hAnsi="Arial" w:cs="Arial"/>
+          <w:color w:val="2D3748"/>
+          <w:sz w:val="22"/>
+          <w:szCs w:val="22"/>
+          <w:lang w:val="es-AR"/>
+        </w:rPr>
+        <w:t>Cuento con más de 8 años de experiencia trabajando de forma independiente con proyectos del sector gastronómico, diseño de autor y comercios locales. Me apasiona acompañar a los creadores en el crecimiento de sus emprendimientos mediante soluciones visuales claras y efectivas.</w:t>
+      </w:r>
+    </w:p>
+    <w:p>
+      <w:pPr>
+        <w:spacing w:after="200"/>
+        <w:rPr>
+          <w:rFonts w:ascii="Arial" w:eastAsia="Arial" w:hAnsi="Arial" w:cs="Arial"/>
+          <w:color w:val="2D3748"/>
+          <w:sz w:val="22"/>
+          <w:szCs w:val="22"/>
+          <w:lang w:val="es-AR"/>
+        </w:rPr>
+      </w:pPr>
+    </w:p>
+    <w:p>
+      <w:pPr>
+        <w:spacing w:after="200"/>
+        <w:rPr>
+          <w:rFonts w:ascii="Arial" w:eastAsia="Arial" w:hAnsi="Arial" w:cs="Arial"/>
+          <w:color w:val="2D3748"/>
+          <w:sz w:val="22"/>
+          <w:szCs w:val="22"/>
+          <w:lang w:val="es-AR"/>
+        </w:rPr>
+      </w:pPr>
+    </w:p>
+    <w:p>
+      <w:pPr>
+        <w:spacing w:after="200"/>
+        <w:rPr>
+          <w:rFonts w:ascii="Arial" w:eastAsia="Arial" w:hAnsi="Arial" w:cs="Arial"/>
+          <w:color w:val="2D3748"/>
+          <w:sz w:val="22"/>
+          <w:szCs w:val="22"/>
+          <w:lang w:val="es-AR"/>
+        </w:rPr>
+      </w:pPr>
+    </w:p>
+    <w:p>
+      <w:pPr>
+        <w:spacing w:after="200"/>
+        <w:rPr>
+          <w:rFonts w:ascii="Arial" w:eastAsia="Arial" w:hAnsi="Arial" w:cs="Arial"/>
+          <w:color w:val="2D3748"/>
+          <w:sz w:val="22"/>
+          <w:szCs w:val="22"/>
+          <w:lang w:val="es-AR"/>
+        </w:rPr>
+      </w:pPr>
+    </w:p>
+    <w:p>
+      <w:pPr>
+        <w:spacing w:after="200"/>
+        <w:rPr>
+          <w:rFonts w:ascii="Arial" w:eastAsia="Arial" w:hAnsi="Arial" w:cs="Arial"/>
+          <w:color w:val="2D3748"/>
+          <w:sz w:val="28"/>
+          <w:szCs w:val="28"/>
+          <w:lang w:val="es-AR"/>
+        </w:rPr>
+      </w:pPr>
+      <w:r>
+        <w:rPr>
+          <w:rFonts w:ascii="Arial" w:eastAsia="Arial" w:hAnsi="Arial" w:cs="Arial"/>
+          <w:b/>
+          <w:bCs/>
+          <w:color w:val="2D3748"/>
+          <w:sz w:val="28"/>
+          <w:szCs w:val="28"/>
+          <w:lang w:val="es-AR"/>
+        </w:rPr>
+        <w:lastRenderedPageBreak/>
+        <w:t>Página 2: Formulario de Contacto</w:t>
+      </w:r>
+    </w:p>
+    <w:p>
+      <w:pPr>
+        <w:numPr>
+          <w:ilvl w:val="0"/>
+          <w:numId w:val="12"/>
+        </w:numPr>
+        <w:spacing w:after="200"/>
+        <w:rPr>
+          <w:rFonts w:ascii="Arial" w:eastAsia="Arial" w:hAnsi="Arial" w:cs="Arial"/>
+          <w:color w:val="2D3748"/>
+          <w:sz w:val="22"/>
+          <w:szCs w:val="22"/>
+          <w:lang w:val="es-AR"/>
+        </w:rPr>
+      </w:pPr>
+      <w:r>
+        <w:rPr>
+          <w:rFonts w:ascii="Arial" w:eastAsia="Arial" w:hAnsi="Arial" w:cs="Arial"/>
+          <w:b/>
+          <w:bCs/>
+          <w:color w:val="2D3748"/>
+          <w:sz w:val="22"/>
+          <w:szCs w:val="22"/>
+          <w:lang w:val="es-AR"/>
+        </w:rPr>
+        <w:t>Texto introductorio:</w:t>
+      </w:r>
+    </w:p>
+    <w:p>
+      <w:pPr>
+        <w:spacing w:after="200"/>
+        <w:rPr>
+          <w:rFonts w:ascii="Arial" w:eastAsia="Arial" w:hAnsi="Arial" w:cs="Arial"/>
+          <w:color w:val="2D3748"/>
+          <w:sz w:val="22"/>
+          <w:szCs w:val="22"/>
+          <w:lang w:val="es-AR"/>
+        </w:rPr>
+      </w:pPr>
+      <w:r>
+        <w:rPr>
+          <w:rFonts w:ascii="Arial" w:eastAsia="Arial" w:hAnsi="Arial" w:cs="Arial"/>
+          <w:color w:val="2D3748"/>
+          <w:sz w:val="22"/>
+          <w:szCs w:val="22"/>
+          <w:lang w:val="es-AR"/>
+        </w:rPr>
+        <w:t>¿</w:t>
+      </w:r>
+      <w:r>
+        <w:rPr>
+          <w:rFonts w:ascii="Arial" w:eastAsia="Arial" w:hAnsi="Arial" w:cs="Arial"/>
+          <w:color w:val="2D3748"/>
+          <w:sz w:val="22"/>
+          <w:szCs w:val="22"/>
+          <w:lang w:val="es-AR"/>
+        </w:rPr>
+        <w:t>T</w:t>
+      </w:r>
+      <w:r>
+        <w:rPr>
+          <w:rFonts w:ascii="Arial" w:eastAsia="Arial" w:hAnsi="Arial" w:cs="Arial"/>
+          <w:color w:val="2D3748"/>
+          <w:sz w:val="22"/>
+          <w:szCs w:val="22"/>
+          <w:lang w:val="es-AR"/>
+        </w:rPr>
+        <w:t>i</w:t>
+      </w:r>
+      <w:r>
+        <w:rPr>
+          <w:rFonts w:ascii="Arial" w:eastAsia="Arial" w:hAnsi="Arial" w:cs="Arial"/>
+          <w:color w:val="2D3748"/>
+          <w:sz w:val="22"/>
+          <w:szCs w:val="22"/>
+          <w:lang w:val="es-AR"/>
+        </w:rPr>
+        <w:t>enes</w:t>
+      </w:r>
+      <w:r>
+        <w:rPr>
+          <w:rFonts w:ascii="Arial" w:eastAsia="Arial" w:hAnsi="Arial" w:cs="Arial"/>
+          <w:color w:val="2D3748"/>
+          <w:sz w:val="22"/>
+          <w:szCs w:val="22"/>
+          <w:lang w:val="es-AR"/>
+        </w:rPr>
+        <w:t xml:space="preserve"> un proyecto en mente o </w:t>
+      </w:r>
+      <w:r>
+        <w:rPr>
+          <w:rFonts w:ascii="Arial" w:eastAsia="Arial" w:hAnsi="Arial" w:cs="Arial"/>
+          <w:color w:val="2D3748"/>
+          <w:sz w:val="22"/>
+          <w:szCs w:val="22"/>
+          <w:lang w:val="es-AR"/>
+        </w:rPr>
+        <w:t>qu</w:t>
+      </w:r>
+      <w:r>
+        <w:rPr>
+          <w:rFonts w:ascii="Arial" w:eastAsia="Arial" w:hAnsi="Arial" w:cs="Arial"/>
+          <w:color w:val="2D3748"/>
+          <w:sz w:val="22"/>
+          <w:szCs w:val="22"/>
+          <w:lang w:val="es-AR"/>
+        </w:rPr>
+        <w:t>i</w:t>
+      </w:r>
+      <w:r>
+        <w:rPr>
+          <w:rFonts w:ascii="Arial" w:eastAsia="Arial" w:hAnsi="Arial" w:cs="Arial"/>
+          <w:color w:val="2D3748"/>
+          <w:sz w:val="22"/>
+          <w:szCs w:val="22"/>
+          <w:lang w:val="es-AR"/>
+        </w:rPr>
+        <w:t>eres</w:t>
+      </w:r>
+      <w:r>
+        <w:rPr>
+          <w:rFonts w:ascii="Arial" w:eastAsia="Arial" w:hAnsi="Arial" w:cs="Arial"/>
+          <w:color w:val="2D3748"/>
+          <w:sz w:val="22"/>
+          <w:szCs w:val="22"/>
+          <w:lang w:val="es-AR"/>
+        </w:rPr>
+        <w:t xml:space="preserve"> renovar la imagen de tu negocio? </w:t>
+      </w:r>
+      <w:r>
+        <w:rPr>
+          <w:rFonts w:ascii="Arial" w:eastAsia="Arial" w:hAnsi="Arial" w:cs="Arial"/>
+          <w:color w:val="2D3748"/>
+          <w:sz w:val="22"/>
+          <w:szCs w:val="22"/>
+          <w:lang w:val="es-AR"/>
+        </w:rPr>
+        <w:t>Completa</w:t>
+      </w:r>
+      <w:r>
+        <w:rPr>
+          <w:rFonts w:ascii="Arial" w:eastAsia="Arial" w:hAnsi="Arial" w:cs="Arial"/>
+          <w:color w:val="2D3748"/>
+          <w:sz w:val="22"/>
+          <w:szCs w:val="22"/>
+          <w:lang w:val="es-AR"/>
+        </w:rPr>
+        <w:t xml:space="preserve"> el siguiente formulario con tus datos y el detalle de lo que </w:t>
+      </w:r>
+      <w:r>
+        <w:rPr>
+          <w:rFonts w:ascii="Arial" w:eastAsia="Arial" w:hAnsi="Arial" w:cs="Arial"/>
+          <w:color w:val="2D3748"/>
+          <w:sz w:val="22"/>
+          <w:szCs w:val="22"/>
+          <w:lang w:val="es-AR"/>
+        </w:rPr>
+        <w:t>necesitas</w:t>
+      </w:r>
+      <w:r>
+        <w:rPr>
+          <w:rFonts w:ascii="Arial" w:eastAsia="Arial" w:hAnsi="Arial" w:cs="Arial"/>
+          <w:color w:val="2D3748"/>
+          <w:sz w:val="22"/>
+          <w:szCs w:val="22"/>
+          <w:lang w:val="es-AR"/>
+        </w:rPr>
+        <w:t>. Te responderé a la brevedad para coordinar una reunión.</w:t>
+      </w:r>
+    </w:p>
+    <w:p>
+      <w:pPr>
+        <w:numPr>
+          <w:ilvl w:val="0"/>
+          <w:numId w:val="12"/>
+        </w:numPr>
+        <w:spacing w:after="200"/>
+        <w:rPr>
+          <w:rFonts w:ascii="Arial" w:eastAsia="Arial" w:hAnsi="Arial" w:cs="Arial"/>
+          <w:color w:val="2D3748"/>
+          <w:sz w:val="22"/>
+          <w:szCs w:val="22"/>
+          <w:lang w:val="es-AR"/>
+        </w:rPr>
+      </w:pPr>
+      <w:r>
+        <w:rPr>
+          <w:rFonts w:ascii="Arial" w:eastAsia="Arial" w:hAnsi="Arial" w:cs="Arial"/>
+          <w:b/>
+          <w:bCs/>
+          <w:color w:val="2D3748"/>
+          <w:sz w:val="22"/>
+          <w:szCs w:val="22"/>
+          <w:lang w:val="es-AR"/>
+        </w:rPr>
+        <w:t>Lista detallada de campos requeridos y tipos de input sugeridos:</w:t>
+      </w:r>
+    </w:p>
+    <w:p>
+      <w:pPr>
+        <w:spacing w:after="200"/>
+        <w:rPr>
+          <w:rFonts w:ascii="Arial" w:eastAsia="Arial" w:hAnsi="Arial" w:cs="Arial"/>
+          <w:color w:val="2D3748"/>
+          <w:sz w:val="22"/>
+          <w:szCs w:val="22"/>
+          <w:lang w:val="es-AR"/>
+        </w:rPr>
+      </w:pPr>
+    </w:p>
+    <w:p>
+      <w:pPr>
+        <w:numPr>
+          <w:ilvl w:val="1"/>
+          <w:numId w:val="12"/>
+        </w:numPr>
+        <w:spacing w:after="200"/>
+        <w:rPr>
+          <w:rFonts w:ascii="Arial" w:eastAsia="Arial" w:hAnsi="Arial" w:cs="Arial"/>
+          <w:color w:val="2D3748"/>
+          <w:sz w:val="22"/>
+          <w:szCs w:val="22"/>
+          <w:lang w:val="es-AR"/>
+        </w:rPr>
+      </w:pPr>
+      <w:r>
+        <w:rPr>
+          <w:rFonts w:ascii="Arial" w:eastAsia="Arial" w:hAnsi="Arial" w:cs="Arial"/>
+          <w:color w:val="2D3748"/>
+          <w:sz w:val="22"/>
+          <w:szCs w:val="22"/>
+          <w:lang w:val="es-AR"/>
+        </w:rPr>
+        <w:t>Nombre y apellido (Tipo: text)</w:t>
+      </w:r>
+    </w:p>
+    <w:p>
+      <w:pPr>
+        <w:numPr>
+          <w:ilvl w:val="1"/>
+          <w:numId w:val="12"/>
+        </w:numPr>
+        <w:spacing w:after="200"/>
+        <w:rPr>
+          <w:rFonts w:ascii="Arial" w:eastAsia="Arial" w:hAnsi="Arial" w:cs="Arial"/>
+          <w:color w:val="2D3748"/>
+          <w:sz w:val="22"/>
+          <w:szCs w:val="22"/>
+          <w:lang w:val="es-AR"/>
+        </w:rPr>
+      </w:pPr>
+      <w:r>
+        <w:rPr>
+          <w:rFonts w:ascii="Arial" w:eastAsia="Arial" w:hAnsi="Arial" w:cs="Arial"/>
+          <w:color w:val="2D3748"/>
+          <w:sz w:val="22"/>
+          <w:szCs w:val="22"/>
+          <w:lang w:val="es-AR"/>
+        </w:rPr>
+        <w:t>Correo electrónico (Tipo: email)</w:t>
+      </w:r>
+    </w:p>
+    <w:p>
+      <w:pPr>
+        <w:numPr>
+          <w:ilvl w:val="1"/>
+          <w:numId w:val="12"/>
+        </w:numPr>
+        <w:spacing w:after="200"/>
+        <w:rPr>
+          <w:rFonts w:ascii="Arial" w:eastAsia="Arial" w:hAnsi="Arial" w:cs="Arial"/>
+          <w:color w:val="2D3748"/>
+          <w:sz w:val="22"/>
+          <w:szCs w:val="22"/>
+          <w:lang w:val="es-AR"/>
+        </w:rPr>
+      </w:pPr>
+      <w:r>
+        <w:rPr>
+          <w:rFonts w:ascii="Arial" w:eastAsia="Arial" w:hAnsi="Arial" w:cs="Arial"/>
+          <w:color w:val="2D3748"/>
+          <w:sz w:val="22"/>
+          <w:szCs w:val="22"/>
+          <w:lang w:val="es-AR"/>
+        </w:rPr>
+        <w:t>Teléfono o WhatsApp (Tipo: text)</w:t>
+      </w:r>
+    </w:p>
+    <w:p>
+      <w:pPr>
+        <w:numPr>
+          <w:ilvl w:val="1"/>
+          <w:numId w:val="12"/>
+        </w:numPr>
+        <w:spacing w:after="200"/>
+        <w:rPr>
+          <w:rFonts w:ascii="Arial" w:eastAsia="Arial" w:hAnsi="Arial" w:cs="Arial"/>
+          <w:color w:val="2D3748"/>
+          <w:sz w:val="22"/>
+          <w:szCs w:val="22"/>
+          <w:lang w:val="es-AR"/>
+        </w:rPr>
+      </w:pPr>
+      <w:r>
+        <w:rPr>
+          <w:rFonts w:ascii="Arial" w:eastAsia="Arial" w:hAnsi="Arial" w:cs="Arial"/>
+          <w:color w:val="2D3748"/>
+          <w:sz w:val="22"/>
+          <w:szCs w:val="22"/>
+          <w:lang w:val="es-AR"/>
+        </w:rPr>
+        <w:t>Servicio de interés (Tipo: select con opciones: Identidad Visual, Diseño de Packaging, Consultoría de Marca, Otro)</w:t>
+      </w:r>
+    </w:p>
+    <w:p>
+      <w:pPr>
+        <w:numPr>
+          <w:ilvl w:val="1"/>
+          <w:numId w:val="12"/>
+        </w:numPr>
+        <w:spacing w:after="200"/>
+        <w:rPr>
+          <w:rFonts w:ascii="Arial" w:eastAsia="Arial" w:hAnsi="Arial" w:cs="Arial"/>
+          <w:color w:val="2D3748"/>
+          <w:sz w:val="22"/>
+          <w:szCs w:val="22"/>
+          <w:lang w:val="es-AR"/>
+        </w:rPr>
+      </w:pPr>
+      <w:r>
+        <w:rPr>
+          <w:rFonts w:ascii="Arial" w:eastAsia="Arial" w:hAnsi="Arial" w:cs="Arial"/>
+          <w:color w:val="2D3748"/>
+          <w:sz w:val="22"/>
+          <w:szCs w:val="22"/>
+          <w:lang w:val="es-AR"/>
+        </w:rPr>
+        <w:t>Mensaje o detalles del proyecto (Tipo: textarea)</w:t>
+      </w:r>
+    </w:p>
+    <w:p>
+      <w:pPr>
+        <w:numPr>
+          <w:ilvl w:val="1"/>
+          <w:numId w:val="12"/>
+        </w:numPr>
+        <w:spacing w:after="200"/>
+        <w:rPr>
+          <w:rFonts w:ascii="Arial" w:eastAsia="Arial" w:hAnsi="Arial" w:cs="Arial"/>
+          <w:color w:val="2D3748"/>
+          <w:sz w:val="22"/>
+          <w:szCs w:val="22"/>
+          <w:lang w:val="es-AR"/>
+        </w:rPr>
+      </w:pPr>
+      <w:r>
+        <w:rPr>
+          <w:rFonts w:ascii="Arial" w:eastAsia="Arial" w:hAnsi="Arial" w:cs="Arial"/>
+          <w:color w:val="2D3748"/>
+          <w:sz w:val="22"/>
+          <w:szCs w:val="22"/>
+          <w:lang w:val="es-AR"/>
+        </w:rPr>
+        <w:t>Botón de envío (Tipo: submit con texto "Enviar consulta")</w:t>
+      </w:r>
+    </w:p>
+    <w:p>
+      <w:pPr>
+        <w:spacing w:after="200"/>
+        <w:rPr>
+          <w:rFonts w:ascii="Arial" w:eastAsia="Arial" w:hAnsi="Arial" w:cs="Arial"/>
+          <w:color w:val="2D3748"/>
+          <w:sz w:val="22"/>
+          <w:szCs w:val="22"/>
+        </w:rPr>
+      </w:pPr>
     </w:p>
     <w:p>
       <w:pPr>
         <w:widowControl w:val="0"/>
-        <w:spacing w:after="200" w:line="360" w:lineRule="auto"/>
-        <w:rPr>
-          <w:rFonts w:ascii="Arial" w:cs="Arial" w:eastAsia="Arial" w:hAnsi="Arial"/>
-          <w:color w:val="2d3748"/>
-          <w:sz w:val="22"/>
-          <w:szCs w:val="22"/>
-        </w:rPr>
-      </w:pPr>
-      <w:r>
-        <w:rPr>
-          <w:rtl w:val="0"/>
-        </w:rPr>
-      </w:r>
+        <w:spacing w:after="200"/>
+        <w:rPr>
+          <w:rFonts w:ascii="Arial" w:eastAsia="Arial" w:hAnsi="Arial" w:cs="Arial"/>
+          <w:color w:val="2D3748"/>
+          <w:sz w:val="22"/>
+          <w:szCs w:val="22"/>
+        </w:rPr>
+      </w:pPr>
     </w:p>
     <w:sectPr>
-      <w:headerReference r:id="rId6" w:type="default"/>
-      <w:headerReference r:id="rId7" w:type="first"/>
-      <w:footerReference r:id="rId8" w:type="first"/>
-      <w:pgSz w:h="16834" w:w="11909" w:orient="portrait"/>
-      <w:pgMar w:bottom="1440" w:top="1440" w:left="1440" w:right="1440" w:header="720" w:footer="720"/>
+      <w:headerReference w:type="default" r:id="rId7"/>
+      <w:headerReference w:type="first" r:id="rId8"/>
+      <w:footerReference w:type="first" r:id="rId9"/>
+      <w:pgSz w:w="11909" w:h="16834"/>
+      <w:pgMar w:top="1440" w:right="1440" w:bottom="1440" w:left="1440" w:header="720" w:footer="720" w:gutter="0"/>
       <w:pgNumType w:start="1"/>
-      <w:titlePg w:val="1"/>
+      <w:cols w:space="720"/>
+      <w:titlePg/>
     </w:sectPr>
   </w:body>
 </w:document>
 </file>
 
+<file path=word/endnotes.xml><?xml version="1.0" encoding="utf-8"?>
+<w:endnotes xmlns:wpc="http://schemas.microsoft.com/office/word/2010/wordprocessingCanvas" xmlns:cx="http://schemas.microsoft.com/office/drawing/2014/chartex" xmlns:cx1="http://schemas.microsoft.com/office/drawing/2015/9/8/chartex" xmlns:cx2="http://schemas.microsoft.com/office/drawing/2015/10/21/chartex" xmlns:cx3="http://schemas.microsoft.com/office/drawing/2016/5/9/chartex" xmlns:cx4="http://schemas.microsoft.com/office/drawing/2016/5/10/chartex" xmlns:cx5="http://schemas.microsoft.com/office/drawing/2016/5/11/chartex" xmlns:cx6="http://schemas.microsoft.com/office/drawing/2016/5/12/chartex" xmlns:cx7="http://schemas.microsoft.com/office/drawing/2016/5/13/chartex" xmlns:cx8="http://schemas.microsoft.com/office/drawing/2016/5/14/chartex" xmlns:mc="http://schemas.openxmlformats.org/markup-compatibility/2006" xmlns:aink="http://schemas.microsoft.com/office/drawing/2016/ink" xmlns:am3d="http://schemas.microsoft.com/office/drawing/2017/model3d" xmlns:o="urn:schemas-microsoft-com:office:office" xmlns:oel="http://schemas.microsoft.com/office/2019/extlst" xmlns:r="http://schemas.openxmlformats.org/officeDocument/2006/relationships" xmlns:m="http://schemas.openxmlformats.org/officeDocument/2006/math" xmlns:v="urn:schemas-microsoft-com:vml" xmlns:wp14="http://schemas.microsoft.com/office/word/2010/wordprocessingDrawing" xmlns:wp="http://schemas.openxmlformats.org/drawingml/2006/wordprocessingDrawing" xmlns:w10="urn:schemas-microsoft-com:office:word" xmlns:w="http://schemas.openxmlformats.org/wordprocessingml/2006/main" xmlns:w14="http://schemas.microsoft.com/office/word/2010/wordml" xmlns:w15="http://schemas.microsoft.com/office/word/2012/wordml" xmlns:w16cex="http://schemas.microsoft.com/office/word/2018/wordml/cex" xmlns:w16cid="http://schemas.microsoft.com/office/word/2016/wordml/cid" xmlns:w16="http://schemas.microsoft.com/office/word/2018/wordml" xmlns:w16sdtdh="http://schemas.microsoft.com/office/word/2020/wordml/sdtdatahash" xmlns:w16se="http://schemas.microsoft.com/office/word/2015/wordml/symex" xmlns:wpg="http://schemas.microsoft.com/office/word/2010/wordprocessingGroup" xmlns:wpi="http://schemas.microsoft.com/office/word/2010/wordprocessingInk" xmlns:wne="http://schemas.microsoft.com/office/word/2006/wordml" xmlns:wps="http://schemas.microsoft.com/office/word/2010/wordprocessingShape" mc:Ignorable="w14 w15 w16se w16cid w16 w16cex w16sdtdh wp14">
+  <w:endnote w:type="separator" w:id="-1">
+    <w:p>
+      <w:pPr>
+        <w:spacing w:line="240" w:lineRule="auto"/>
+      </w:pPr>
+      <w:r>
+        <w:separator/>
+      </w:r>
+    </w:p>
+  </w:endnote>
+  <w:endnote w:type="continuationSeparator" w:id="0">
+    <w:p>
+      <w:pPr>
+        <w:spacing w:line="240" w:lineRule="auto"/>
+      </w:pPr>
+      <w:r>
+        <w:continuationSeparator/>
+      </w:r>
+    </w:p>
+  </w:endnote>
+</w:endnotes>
+</file>
+
 <file path=word/footer1.xml><?xml version="1.0" encoding="utf-8"?>
-<w:ftr xmlns:mc="http://schemas.openxmlformats.org/markup-compatibility/2006" xmlns:o="urn:schemas-microsoft-com:office:office" xmlns:r="http://schemas.openxmlformats.org/officeDocument/2006/relationships" xmlns:m="http://schemas.openxmlformats.org/officeDocument/2006/math" xmlns:v="urn:schemas-microsoft-com:vml" xmlns:wp="http://schemas.openxmlformats.org/drawingml/2006/wordprocessingDrawing" xmlns:w10="urn:schemas-microsoft-com:office:word" xmlns:w="http://schemas.openxmlformats.org/wordprocessingml/2006/main" xmlns:wne="http://schemas.microsoft.com/office/word/2006/wordml" xmlns:sl="http://schemas.openxmlformats.org/schemaLibrary/2006/main" xmlns:a="http://schemas.openxmlformats.org/drawingml/2006/main" xmlns:pic="http://schemas.openxmlformats.org/drawingml/2006/picture" xmlns:c="http://schemas.openxmlformats.org/drawingml/2006/chart" xmlns:lc="http://schemas.openxmlformats.org/drawingml/2006/lockedCanvas" xmlns:dgm="http://schemas.openxmlformats.org/drawingml/2006/diagram" xmlns:wps="http://schemas.microsoft.com/office/word/2010/wordprocessingShape" xmlns:wpg="http://schemas.microsoft.com/office/word/2010/wordprocessingGroup" xmlns:w14="http://schemas.microsoft.com/office/word/2010/wordml" xmlns:w15="http://schemas.microsoft.com/office/word/2012/wordml" xmlns:w16="http://schemas.microsoft.com/office/word/2018/wordml" xmlns:w16cex="http://schemas.microsoft.com/office/word/2018/wordml/cex" xmlns:w16cid="http://schemas.microsoft.com/office/word/2016/wordml/cid" xmlns="http://schemas.microsoft.com/office/tasks/2019/documenttasks" xmlns:cr="http://schemas.microsoft.com/office/comments/2020/reactions">
-  <w:p>
-    <w:pPr>
-      <w:rPr/>
-    </w:pPr>
-    <w:r>
-      <w:rPr>
-        <w:rtl w:val="0"/>
-      </w:rPr>
-    </w:r>
-  </w:p>
+<w:ftr xmlns:wpc="http://schemas.microsoft.com/office/word/2010/wordprocessingCanvas" xmlns:cx="http://schemas.microsoft.com/office/drawing/2014/chartex" xmlns:cx1="http://schemas.microsoft.com/office/drawing/2015/9/8/chartex" xmlns:cx2="http://schemas.microsoft.com/office/drawing/2015/10/21/chartex" xmlns:cx3="http://schemas.microsoft.com/office/drawing/2016/5/9/chartex" xmlns:cx4="http://schemas.microsoft.com/office/drawing/2016/5/10/chartex" xmlns:cx5="http://schemas.microsoft.com/office/drawing/2016/5/11/chartex" xmlns:cx6="http://schemas.microsoft.com/office/drawing/2016/5/12/chartex" xmlns:cx7="http://schemas.microsoft.com/office/drawing/2016/5/13/chartex" xmlns:cx8="http://schemas.microsoft.com/office/drawing/2016/5/14/chartex" xmlns:mc="http://schemas.openxmlformats.org/markup-compatibility/2006" xmlns:aink="http://schemas.microsoft.com/office/drawing/2016/ink" xmlns:am3d="http://schemas.microsoft.com/office/drawing/2017/model3d" xmlns:o="urn:schemas-microsoft-com:office:office" xmlns:oel="http://schemas.microsoft.com/office/2019/extlst" xmlns:r="http://schemas.openxmlformats.org/officeDocument/2006/relationships" xmlns:m="http://schemas.openxmlformats.org/officeDocument/2006/math" xmlns:v="urn:schemas-microsoft-com:vml" xmlns:wp14="http://schemas.microsoft.com/office/word/2010/wordprocessingDrawing" xmlns:wp="http://schemas.openxmlformats.org/drawingml/2006/wordprocessingDrawing" xmlns:w10="urn:schemas-microsoft-com:office:word" xmlns:w="http://schemas.openxmlformats.org/wordprocessingml/2006/main" xmlns:w14="http://schemas.microsoft.com/office/word/2010/wordml" xmlns:w15="http://schemas.microsoft.com/office/word/2012/wordml" xmlns:w16cex="http://schemas.microsoft.com/office/word/2018/wordml/cex" xmlns:w16cid="http://schemas.microsoft.com/office/word/2016/wordml/cid" xmlns:w16="http://schemas.microsoft.com/office/word/2018/wordml" xmlns:w16sdtdh="http://schemas.microsoft.com/office/word/2020/wordml/sdtdatahash" xmlns:w16se="http://schemas.microsoft.com/office/word/2015/wordml/symex" xmlns:wpg="http://schemas.microsoft.com/office/word/2010/wordprocessingGroup" xmlns:wpi="http://schemas.microsoft.com/office/word/2010/wordprocessingInk" xmlns:wne="http://schemas.microsoft.com/office/word/2006/wordml" xmlns:wps="http://schemas.microsoft.com/office/word/2010/wordprocessingShape" mc:Ignorable="w14 w15 w16se w16cid w16 w16cex w16sdtdh wp14">
+  <w:p/>
 </w:ftr>
 </file>
 
+<file path=word/footnotes.xml><?xml version="1.0" encoding="utf-8"?>
+<w:footnotes xmlns:wpc="http://schemas.microsoft.com/office/word/2010/wordprocessingCanvas" xmlns:cx="http://schemas.microsoft.com/office/drawing/2014/chartex" xmlns:cx1="http://schemas.microsoft.com/office/drawing/2015/9/8/chartex" xmlns:cx2="http://schemas.microsoft.com/office/drawing/2015/10/21/chartex" xmlns:cx3="http://schemas.microsoft.com/office/drawing/2016/5/9/chartex" xmlns:cx4="http://schemas.microsoft.com/office/drawing/2016/5/10/chartex" xmlns:cx5="http://schemas.microsoft.com/office/drawing/2016/5/11/chartex" xmlns:cx6="http://schemas.microsoft.com/office/drawing/2016/5/12/chartex" xmlns:cx7="http://schemas.microsoft.com/office/drawing/2016/5/13/chartex" xmlns:cx8="http://schemas.microsoft.com/office/drawing/2016/5/14/chartex" xmlns:mc="http://schemas.openxmlformats.org/markup-compatibility/2006" xmlns:aink="http://schemas.microsoft.com/office/drawing/2016/ink" xmlns:am3d="http://schemas.microsoft.com/office/drawing/2017/model3d" xmlns:o="urn:schemas-microsoft-com:office:office" xmlns:oel="http://schemas.microsoft.com/office/2019/extlst" xmlns:r="http://schemas.openxmlformats.org/officeDocument/2006/relationships" xmlns:m="http://schemas.openxmlformats.org/officeDocument/2006/math" xmlns:v="urn:schemas-microsoft-com:vml" xmlns:wp14="http://schemas.microsoft.com/office/word/2010/wordprocessingDrawing" xmlns:wp="http://schemas.openxmlformats.org/drawingml/2006/wordprocessingDrawing" xmlns:w10="urn:schemas-microsoft-com:office:word" xmlns:w="http://schemas.openxmlformats.org/wordprocessingml/2006/main" xmlns:w14="http://schemas.microsoft.com/office/word/2010/wordml" xmlns:w15="http://schemas.microsoft.com/office/word/2012/wordml" xmlns:w16cex="http://schemas.microsoft.com/office/word/2018/wordml/cex" xmlns:w16cid="http://schemas.microsoft.com/office/word/2016/wordml/cid" xmlns:w16="http://schemas.microsoft.com/office/word/2018/wordml" xmlns:w16sdtdh="http://schemas.microsoft.com/office/word/2020/wordml/sdtdatahash" xmlns:w16se="http://schemas.microsoft.com/office/word/2015/wordml/symex" xmlns:wpg="http://schemas.microsoft.com/office/word/2010/wordprocessingGroup" xmlns:wpi="http://schemas.microsoft.com/office/word/2010/wordprocessingInk" xmlns:wne="http://schemas.microsoft.com/office/word/2006/wordml" xmlns:wps="http://schemas.microsoft.com/office/word/2010/wordprocessingShape" mc:Ignorable="w14 w15 w16se w16cid w16 w16cex w16sdtdh wp14">
+  <w:footnote w:type="separator" w:id="-1">
+    <w:p>
+      <w:pPr>
+        <w:spacing w:line="240" w:lineRule="auto"/>
+      </w:pPr>
+      <w:r>
+        <w:separator/>
+      </w:r>
+    </w:p>
+  </w:footnote>
+  <w:footnote w:type="continuationSeparator" w:id="0">
+    <w:p>
+      <w:pPr>
+        <w:spacing w:line="240" w:lineRule="auto"/>
+      </w:pPr>
+      <w:r>
+        <w:continuationSeparator/>
+      </w:r>
+    </w:p>
+  </w:footnote>
+</w:footnotes>
+</file>
+
 <file path=word/header1.xml><?xml version="1.0" encoding="utf-8"?>
-<w:hdr xmlns:mc="http://schemas.openxmlformats.org/markup-compatibility/2006" xmlns:o="urn:schemas-microsoft-com:office:office" xmlns:r="http://schemas.openxmlformats.org/officeDocument/2006/relationships" xmlns:m="http://schemas.openxmlformats.org/officeDocument/2006/math" xmlns:v="urn:schemas-microsoft-com:vml" xmlns:wp="http://schemas.openxmlformats.org/drawingml/2006/wordprocessingDrawing" xmlns:w10="urn:schemas-microsoft-com:office:word" xmlns:w="http://schemas.openxmlformats.org/wordprocessingml/2006/main" xmlns:wne="http://schemas.microsoft.com/office/word/2006/wordml" xmlns:sl="http://schemas.openxmlformats.org/schemaLibrary/2006/main" xmlns:a="http://schemas.openxmlformats.org/drawingml/2006/main" xmlns:pic="http://schemas.openxmlformats.org/drawingml/2006/picture" xmlns:c="http://schemas.openxmlformats.org/drawingml/2006/chart" xmlns:lc="http://schemas.openxmlformats.org/drawingml/2006/lockedCanvas" xmlns:dgm="http://schemas.openxmlformats.org/drawingml/2006/diagram" xmlns:wps="http://schemas.microsoft.com/office/word/2010/wordprocessingShape" xmlns:wpg="http://schemas.microsoft.com/office/word/2010/wordprocessingGroup" xmlns:w14="http://schemas.microsoft.com/office/word/2010/wordml" xmlns:w15="http://schemas.microsoft.com/office/word/2012/wordml" xmlns:w16="http://schemas.microsoft.com/office/word/2018/wordml" xmlns:w16cex="http://schemas.microsoft.com/office/word/2018/wordml/cex" xmlns:w16cid="http://schemas.microsoft.com/office/word/2016/wordml/cid" xmlns="http://schemas.microsoft.com/office/tasks/2019/documenttasks" xmlns:cr="http://schemas.microsoft.com/office/comments/2020/reactions">
-  <w:p>
-    <w:pPr>
-      <w:rPr/>
-    </w:pPr>
-    <w:r>
-      <w:rPr>
-        <w:rtl w:val="0"/>
-      </w:rPr>
-    </w:r>
-  </w:p>
+<w:hdr xmlns:wpc="http://schemas.microsoft.com/office/word/2010/wordprocessingCanvas" xmlns:cx="http://schemas.microsoft.com/office/drawing/2014/chartex" xmlns:cx1="http://schemas.microsoft.com/office/drawing/2015/9/8/chartex" xmlns:cx2="http://schemas.microsoft.com/office/drawing/2015/10/21/chartex" xmlns:cx3="http://schemas.microsoft.com/office/drawing/2016/5/9/chartex" xmlns:cx4="http://schemas.microsoft.com/office/drawing/2016/5/10/chartex" xmlns:cx5="http://schemas.microsoft.com/office/drawing/2016/5/11/chartex" xmlns:cx6="http://schemas.microsoft.com/office/drawing/2016/5/12/chartex" xmlns:cx7="http://schemas.microsoft.com/office/drawing/2016/5/13/chartex" xmlns:cx8="http://schemas.microsoft.com/office/drawing/2016/5/14/chartex" xmlns:mc="http://schemas.openxmlformats.org/markup-compatibility/2006" xmlns:aink="http://schemas.microsoft.com/office/drawing/2016/ink" xmlns:am3d="http://schemas.microsoft.com/office/drawing/2017/model3d" xmlns:o="urn:schemas-microsoft-com:office:office" xmlns:oel="http://schemas.microsoft.com/office/2019/extlst" xmlns:r="http://schemas.openxmlformats.org/officeDocument/2006/relationships" xmlns:m="http://schemas.openxmlformats.org/officeDocument/2006/math" xmlns:v="urn:schemas-microsoft-com:vml" xmlns:wp14="http://schemas.microsoft.com/office/word/2010/wordprocessingDrawing" xmlns:wp="http://schemas.openxmlformats.org/drawingml/2006/wordprocessingDrawing" xmlns:w10="urn:schemas-microsoft-com:office:word" xmlns:w="http://schemas.openxmlformats.org/wordprocessingml/2006/main" xmlns:w14="http://schemas.microsoft.com/office/word/2010/wordml" xmlns:w15="http://schemas.microsoft.com/office/word/2012/wordml" xmlns:w16cex="http://schemas.microsoft.com/office/word/2018/wordml/cex" xmlns:w16cid="http://schemas.microsoft.com/office/word/2016/wordml/cid" xmlns:w16="http://schemas.microsoft.com/office/word/2018/wordml" xmlns:w16sdtdh="http://schemas.microsoft.com/office/word/2020/wordml/sdtdatahash" xmlns:w16se="http://schemas.microsoft.com/office/word/2015/wordml/symex" xmlns:wpg="http://schemas.microsoft.com/office/word/2010/wordprocessingGroup" xmlns:wpi="http://schemas.microsoft.com/office/word/2010/wordprocessingInk" xmlns:wne="http://schemas.microsoft.com/office/word/2006/wordml" xmlns:wps="http://schemas.microsoft.com/office/word/2010/wordprocessingShape" mc:Ignorable="w14 w15 w16se w16cid w16 w16cex w16sdtdh wp14">
+  <w:p/>
 </w:hdr>
 </file>
 
 <file path=word/header2.xml><?xml version="1.0" encoding="utf-8"?>
-<w:hdr xmlns:mc="http://schemas.openxmlformats.org/markup-compatibility/2006" xmlns:o="urn:schemas-microsoft-com:office:office" xmlns:r="http://schemas.openxmlformats.org/officeDocument/2006/relationships" xmlns:m="http://schemas.openxmlformats.org/officeDocument/2006/math" xmlns:v="urn:schemas-microsoft-com:vml" xmlns:wp="http://schemas.openxmlformats.org/drawingml/2006/wordprocessingDrawing" xmlns:w10="urn:schemas-microsoft-com:office:word" xmlns:w="http://schemas.openxmlformats.org/wordprocessingml/2006/main" xmlns:wne="http://schemas.microsoft.com/office/word/2006/wordml" xmlns:sl="http://schemas.openxmlformats.org/schemaLibrary/2006/main" xmlns:a="http://schemas.openxmlformats.org/drawingml/2006/main" xmlns:pic="http://schemas.openxmlformats.org/drawingml/2006/picture" xmlns:c="http://schemas.openxmlformats.org/drawingml/2006/chart" xmlns:lc="http://schemas.openxmlformats.org/drawingml/2006/lockedCanvas" xmlns:dgm="http://schemas.openxmlformats.org/drawingml/2006/diagram" xmlns:wps="http://schemas.microsoft.com/office/word/2010/wordprocessingShape" xmlns:wpg="http://schemas.microsoft.com/office/word/2010/wordprocessingGroup" xmlns:w14="http://schemas.microsoft.com/office/word/2010/wordml" xmlns:w15="http://schemas.microsoft.com/office/word/2012/wordml" xmlns:w16="http://schemas.microsoft.com/office/word/2018/wordml" xmlns:w16cex="http://schemas.microsoft.com/office/word/2018/wordml/cex" xmlns:w16cid="http://schemas.microsoft.com/office/word/2016/wordml/cid" xmlns="http://schemas.microsoft.com/office/tasks/2019/documenttasks" xmlns:cr="http://schemas.microsoft.com/office/comments/2020/reactions">
+<w:hdr xmlns:wpc="http://schemas.microsoft.com/office/word/2010/wordprocessingCanvas" xmlns:cx="http://schemas.microsoft.com/office/drawing/2014/chartex" xmlns:cx1="http://schemas.microsoft.com/office/drawing/2015/9/8/chartex" xmlns:cx2="http://schemas.microsoft.com/office/drawing/2015/10/21/chartex" xmlns:cx3="http://schemas.microsoft.com/office/drawing/2016/5/9/chartex" xmlns:cx4="http://schemas.microsoft.com/office/drawing/2016/5/10/chartex" xmlns:cx5="http://schemas.microsoft.com/office/drawing/2016/5/11/chartex" xmlns:cx6="http://schemas.microsoft.com/office/drawing/2016/5/12/chartex" xmlns:cx7="http://schemas.microsoft.com/office/drawing/2016/5/13/chartex" xmlns:cx8="http://schemas.microsoft.com/office/drawing/2016/5/14/chartex" xmlns:mc="http://schemas.openxmlformats.org/markup-compatibility/2006" xmlns:aink="http://schemas.microsoft.com/office/drawing/2016/ink" xmlns:am3d="http://schemas.microsoft.com/office/drawing/2017/model3d" xmlns:o="urn:schemas-microsoft-com:office:office" xmlns:oel="http://schemas.microsoft.com/office/2019/extlst" xmlns:r="http://schemas.openxmlformats.org/officeDocument/2006/relationships" xmlns:m="http://schemas.openxmlformats.org/officeDocument/2006/math" xmlns:v="urn:schemas-microsoft-com:vml" xmlns:wp14="http://schemas.microsoft.com/office/word/2010/wordprocessingDrawing" xmlns:wp="http://schemas.openxmlformats.org/drawingml/2006/wordprocessingDrawing" xmlns:w10="urn:schemas-microsoft-com:office:word" xmlns:w="http://schemas.openxmlformats.org/wordprocessingml/2006/main" xmlns:w14="http://schemas.microsoft.com/office/word/2010/wordml" xmlns:w15="http://schemas.microsoft.com/office/word/2012/wordml" xmlns:w16cex="http://schemas.microsoft.com/office/word/2018/wordml/cex" xmlns:w16cid="http://schemas.microsoft.com/office/word/2016/wordml/cid" xmlns:w16="http://schemas.microsoft.com/office/word/2018/wordml" xmlns:w16sdtdh="http://schemas.microsoft.com/office/word/2020/wordml/sdtdatahash" xmlns:w16se="http://schemas.microsoft.com/office/word/2015/wordml/symex" xmlns:wpg="http://schemas.microsoft.com/office/word/2010/wordprocessingGroup" xmlns:wpi="http://schemas.microsoft.com/office/word/2010/wordprocessingInk" xmlns:wne="http://schemas.microsoft.com/office/word/2006/wordml" xmlns:wps="http://schemas.microsoft.com/office/word/2010/wordprocessingShape" mc:Ignorable="w14 w15 w16se w16cid w16 w16cex w16sdtdh wp14">
   <w:p>
     <w:pPr>
-      <w:pStyle w:val="Title"/>
-      <w:jc w:val="left"/>
+      <w:pStyle w:val="Ttulo"/>
       <w:rPr>
         <w:sz w:val="40"/>
         <w:szCs w:val="40"/>
       </w:rPr>
     </w:pPr>
-    <w:bookmarkStart w:colFirst="0" w:colLast="0" w:name="_q22eyocprnjx" w:id="3"/>
+    <w:bookmarkStart w:id="3" w:name="_q22eyocprnjx" w:colFirst="0" w:colLast="0"/>
     <w:bookmarkEnd w:id="3"/>
     <w:r>
-      <w:rPr/>
+      <w:rPr>
+        <w:noProof/>
+      </w:rPr>
       <w:drawing>
-        <wp:anchor allowOverlap="1" behindDoc="0" distB="114300" distT="114300" distL="114300" distR="114300" hidden="0" layoutInCell="1" locked="0" relativeHeight="0" simplePos="0">
+        <wp:anchor distT="114300" distB="114300" distL="114300" distR="114300" simplePos="0" relativeHeight="251658240" behindDoc="0" locked="0" layoutInCell="1" hidden="0" allowOverlap="1" wp14:anchorId="57B2EE1F" wp14:editId="0665FCE6">
           <wp:simplePos x="0" y="0"/>
           <wp:positionH relativeFrom="page">
             <wp:posOffset>0</wp:posOffset>
@@ -769,19 +1977,20 @@
             <wp:posOffset>0</wp:posOffset>
           </wp:positionV>
           <wp:extent cx="7577534" cy="1490663"/>
-          <wp:effectExtent b="0" l="0" r="0" t="0"/>
-          <wp:wrapTopAndBottom distB="114300" distT="114300"/>
+          <wp:effectExtent l="0" t="0" r="0" b="0"/>
+          <wp:wrapTopAndBottom distT="114300" distB="114300"/>
           <wp:docPr id="1" name="image1.png"/>
-          <a:graphic>
+          <wp:cNvGraphicFramePr/>
+          <a:graphic xmlns:a="http://schemas.openxmlformats.org/drawingml/2006/main">
             <a:graphicData uri="http://schemas.openxmlformats.org/drawingml/2006/picture">
-              <pic:pic>
+              <pic:pic xmlns:pic="http://schemas.openxmlformats.org/drawingml/2006/picture">
                 <pic:nvPicPr>
                   <pic:cNvPr id="0" name="image1.png"/>
                   <pic:cNvPicPr preferRelativeResize="0"/>
                 </pic:nvPicPr>
                 <pic:blipFill>
                   <a:blip r:embed="rId1"/>
-                  <a:srcRect b="35287" l="0" r="0" t="35287"/>
+                  <a:srcRect t="35287" b="35287"/>
                   <a:stretch>
                     <a:fillRect/>
                   </a:stretch>
@@ -791,7 +2000,9 @@
                     <a:off x="0" y="0"/>
                     <a:ext cx="7577534" cy="1490663"/>
                   </a:xfrm>
-                  <a:prstGeom prst="rect"/>
+                  <a:prstGeom prst="rect">
+                    <a:avLst/>
+                  </a:prstGeom>
                   <a:ln/>
                 </pic:spPr>
               </pic:pic>
@@ -800,18 +2011,16 @@
         </wp:anchor>
       </w:drawing>
     </w:r>
-    <w:r>
-      <w:rPr>
-        <w:rtl w:val="0"/>
-      </w:rPr>
-    </w:r>
   </w:p>
 </w:hdr>
 </file>
 
 <file path=word/numbering.xml><?xml version="1.0" encoding="utf-8"?>
-<w:numbering xmlns:mc="http://schemas.openxmlformats.org/markup-compatibility/2006" xmlns:o="urn:schemas-microsoft-com:office:office" xmlns:r="http://schemas.openxmlformats.org/officeDocument/2006/relationships" xmlns:m="http://schemas.openxmlformats.org/officeDocument/2006/math" xmlns:v="urn:schemas-microsoft-com:vml" xmlns:wp="http://schemas.openxmlformats.org/drawingml/2006/wordprocessingDrawing" xmlns:w10="urn:schemas-microsoft-com:office:word" xmlns:w="http://schemas.openxmlformats.org/wordprocessingml/2006/main" xmlns:wne="http://schemas.microsoft.com/office/word/2006/wordml" xmlns:sl="http://schemas.openxmlformats.org/schemaLibrary/2006/main" xmlns:a="http://schemas.openxmlformats.org/drawingml/2006/main" xmlns:pic="http://schemas.openxmlformats.org/drawingml/2006/picture" xmlns:c="http://schemas.openxmlformats.org/drawingml/2006/chart" xmlns:lc="http://schemas.openxmlformats.org/drawingml/2006/lockedCanvas" xmlns:dgm="http://schemas.openxmlformats.org/drawingml/2006/diagram" xmlns:wps="http://schemas.microsoft.com/office/word/2010/wordprocessingShape" xmlns:wpg="http://schemas.microsoft.com/office/word/2010/wordprocessingGroup" xmlns:w14="http://schemas.microsoft.com/office/word/2010/wordml" xmlns:w15="http://schemas.microsoft.com/office/word/2012/wordml" xmlns:w16="http://schemas.microsoft.com/office/word/2018/wordml" xmlns:w16cex="http://schemas.microsoft.com/office/word/2018/wordml/cex" xmlns:w16cid="http://schemas.microsoft.com/office/word/2016/wordml/cid" xmlns="http://schemas.microsoft.com/office/tasks/2019/documenttasks" xmlns:cr="http://schemas.microsoft.com/office/comments/2020/reactions">
-  <w:abstractNum w:abstractNumId="1">
+<w:numbering xmlns:wpc="http://schemas.microsoft.com/office/word/2010/wordprocessingCanvas" xmlns:cx="http://schemas.microsoft.com/office/drawing/2014/chartex" xmlns:cx1="http://schemas.microsoft.com/office/drawing/2015/9/8/chartex" xmlns:cx2="http://schemas.microsoft.com/office/drawing/2015/10/21/chartex" xmlns:cx3="http://schemas.microsoft.com/office/drawing/2016/5/9/chartex" xmlns:cx4="http://schemas.microsoft.com/office/drawing/2016/5/10/chartex" xmlns:cx5="http://schemas.microsoft.com/office/drawing/2016/5/11/chartex" xmlns:cx6="http://schemas.microsoft.com/office/drawing/2016/5/12/chartex" xmlns:cx7="http://schemas.microsoft.com/office/drawing/2016/5/13/chartex" xmlns:cx8="http://schemas.microsoft.com/office/drawing/2016/5/14/chartex" xmlns:mc="http://schemas.openxmlformats.org/markup-compatibility/2006" xmlns:aink="http://schemas.microsoft.com/office/drawing/2016/ink" xmlns:am3d="http://schemas.microsoft.com/office/drawing/2017/model3d" xmlns:o="urn:schemas-microsoft-com:office:office" xmlns:oel="http://schemas.microsoft.com/office/2019/extlst" xmlns:r="http://schemas.openxmlformats.org/officeDocument/2006/relationships" xmlns:m="http://schemas.openxmlformats.org/officeDocument/2006/math" xmlns:v="urn:schemas-microsoft-com:vml" xmlns:wp14="http://schemas.microsoft.com/office/word/2010/wordprocessingDrawing" xmlns:wp="http://schemas.openxmlformats.org/drawingml/2006/wordprocessingDrawing" xmlns:w10="urn:schemas-microsoft-com:office:word" xmlns:w="http://schemas.openxmlformats.org/wordprocessingml/2006/main" xmlns:w14="http://schemas.microsoft.com/office/word/2010/wordml" xmlns:w15="http://schemas.microsoft.com/office/word/2012/wordml" xmlns:w16cex="http://schemas.microsoft.com/office/word/2018/wordml/cex" xmlns:w16cid="http://schemas.microsoft.com/office/word/2016/wordml/cid" xmlns:w16="http://schemas.microsoft.com/office/word/2018/wordml" xmlns:w16sdtdh="http://schemas.microsoft.com/office/word/2020/wordml/sdtdatahash" xmlns:w16se="http://schemas.microsoft.com/office/word/2015/wordml/symex" xmlns:wpg="http://schemas.microsoft.com/office/word/2010/wordprocessingGroup" xmlns:wpi="http://schemas.microsoft.com/office/word/2010/wordprocessingInk" xmlns:wne="http://schemas.microsoft.com/office/word/2006/wordml" xmlns:wps="http://schemas.microsoft.com/office/word/2010/wordprocessingShape" mc:Ignorable="w14 w15 w16se w16cid w16 w16cex w16sdtdh wp14">
+  <w:abstractNum w:abstractNumId="0" w15:restartNumberingAfterBreak="0">
+    <w:nsid w:val="0A0A62D0"/>
+    <w:multiLevelType w:val="multilevel"/>
+    <w:tmpl w:val="1EBA1DC0"/>
     <w:lvl w:ilvl="0">
       <w:start w:val="1"/>
       <w:numFmt w:val="bullet"/>
@@ -921,21 +2130,1513 @@
       </w:rPr>
     </w:lvl>
   </w:abstractNum>
-  <w:num w:numId="1">
+  <w:abstractNum w:abstractNumId="1" w15:restartNumberingAfterBreak="0">
+    <w:nsid w:val="20F75C1A"/>
+    <w:multiLevelType w:val="multilevel"/>
+    <w:tmpl w:val="459A75CC"/>
+    <w:lvl w:ilvl="0">
+      <w:start w:val="1"/>
+      <w:numFmt w:val="bullet"/>
+      <w:lvlText w:val=""/>
+      <w:lvlJc w:val="left"/>
+      <w:pPr>
+        <w:tabs>
+          <w:tab w:val="num" w:pos="720"/>
+        </w:tabs>
+        <w:ind w:left="720" w:hanging="360"/>
+      </w:pPr>
+      <w:rPr>
+        <w:rFonts w:ascii="Symbol" w:hAnsi="Symbol" w:hint="default"/>
+        <w:sz w:val="20"/>
+      </w:rPr>
+    </w:lvl>
+    <w:lvl w:ilvl="1">
+      <w:start w:val="1"/>
+      <w:numFmt w:val="bullet"/>
+      <w:lvlText w:val="o"/>
+      <w:lvlJc w:val="left"/>
+      <w:pPr>
+        <w:tabs>
+          <w:tab w:val="num" w:pos="1440"/>
+        </w:tabs>
+        <w:ind w:left="1440" w:hanging="360"/>
+      </w:pPr>
+      <w:rPr>
+        <w:rFonts w:ascii="Courier New" w:hAnsi="Courier New" w:hint="default"/>
+        <w:sz w:val="20"/>
+      </w:rPr>
+    </w:lvl>
+    <w:lvl w:ilvl="2" w:tentative="1">
+      <w:start w:val="1"/>
+      <w:numFmt w:val="bullet"/>
+      <w:lvlText w:val=""/>
+      <w:lvlJc w:val="left"/>
+      <w:pPr>
+        <w:tabs>
+          <w:tab w:val="num" w:pos="2160"/>
+        </w:tabs>
+        <w:ind w:left="2160" w:hanging="360"/>
+      </w:pPr>
+      <w:rPr>
+        <w:rFonts w:ascii="Wingdings" w:hAnsi="Wingdings" w:hint="default"/>
+        <w:sz w:val="20"/>
+      </w:rPr>
+    </w:lvl>
+    <w:lvl w:ilvl="3" w:tentative="1">
+      <w:start w:val="1"/>
+      <w:numFmt w:val="bullet"/>
+      <w:lvlText w:val=""/>
+      <w:lvlJc w:val="left"/>
+      <w:pPr>
+        <w:tabs>
+          <w:tab w:val="num" w:pos="2880"/>
+        </w:tabs>
+        <w:ind w:left="2880" w:hanging="360"/>
+      </w:pPr>
+      <w:rPr>
+        <w:rFonts w:ascii="Wingdings" w:hAnsi="Wingdings" w:hint="default"/>
+        <w:sz w:val="20"/>
+      </w:rPr>
+    </w:lvl>
+    <w:lvl w:ilvl="4" w:tentative="1">
+      <w:start w:val="1"/>
+      <w:numFmt w:val="bullet"/>
+      <w:lvlText w:val=""/>
+      <w:lvlJc w:val="left"/>
+      <w:pPr>
+        <w:tabs>
+          <w:tab w:val="num" w:pos="3600"/>
+        </w:tabs>
+        <w:ind w:left="3600" w:hanging="360"/>
+      </w:pPr>
+      <w:rPr>
+        <w:rFonts w:ascii="Wingdings" w:hAnsi="Wingdings" w:hint="default"/>
+        <w:sz w:val="20"/>
+      </w:rPr>
+    </w:lvl>
+    <w:lvl w:ilvl="5" w:tentative="1">
+      <w:start w:val="1"/>
+      <w:numFmt w:val="bullet"/>
+      <w:lvlText w:val=""/>
+      <w:lvlJc w:val="left"/>
+      <w:pPr>
+        <w:tabs>
+          <w:tab w:val="num" w:pos="4320"/>
+        </w:tabs>
+        <w:ind w:left="4320" w:hanging="360"/>
+      </w:pPr>
+      <w:rPr>
+        <w:rFonts w:ascii="Wingdings" w:hAnsi="Wingdings" w:hint="default"/>
+        <w:sz w:val="20"/>
+      </w:rPr>
+    </w:lvl>
+    <w:lvl w:ilvl="6" w:tentative="1">
+      <w:start w:val="1"/>
+      <w:numFmt w:val="bullet"/>
+      <w:lvlText w:val=""/>
+      <w:lvlJc w:val="left"/>
+      <w:pPr>
+        <w:tabs>
+          <w:tab w:val="num" w:pos="5040"/>
+        </w:tabs>
+        <w:ind w:left="5040" w:hanging="360"/>
+      </w:pPr>
+      <w:rPr>
+        <w:rFonts w:ascii="Wingdings" w:hAnsi="Wingdings" w:hint="default"/>
+        <w:sz w:val="20"/>
+      </w:rPr>
+    </w:lvl>
+    <w:lvl w:ilvl="7" w:tentative="1">
+      <w:start w:val="1"/>
+      <w:numFmt w:val="bullet"/>
+      <w:lvlText w:val=""/>
+      <w:lvlJc w:val="left"/>
+      <w:pPr>
+        <w:tabs>
+          <w:tab w:val="num" w:pos="5760"/>
+        </w:tabs>
+        <w:ind w:left="5760" w:hanging="360"/>
+      </w:pPr>
+      <w:rPr>
+        <w:rFonts w:ascii="Wingdings" w:hAnsi="Wingdings" w:hint="default"/>
+        <w:sz w:val="20"/>
+      </w:rPr>
+    </w:lvl>
+    <w:lvl w:ilvl="8" w:tentative="1">
+      <w:start w:val="1"/>
+      <w:numFmt w:val="bullet"/>
+      <w:lvlText w:val=""/>
+      <w:lvlJc w:val="left"/>
+      <w:pPr>
+        <w:tabs>
+          <w:tab w:val="num" w:pos="6480"/>
+        </w:tabs>
+        <w:ind w:left="6480" w:hanging="360"/>
+      </w:pPr>
+      <w:rPr>
+        <w:rFonts w:ascii="Wingdings" w:hAnsi="Wingdings" w:hint="default"/>
+        <w:sz w:val="20"/>
+      </w:rPr>
+    </w:lvl>
+  </w:abstractNum>
+  <w:abstractNum w:abstractNumId="2" w15:restartNumberingAfterBreak="0">
+    <w:nsid w:val="2BEE7836"/>
+    <w:multiLevelType w:val="multilevel"/>
+    <w:tmpl w:val="EE4EAC60"/>
+    <w:lvl w:ilvl="0">
+      <w:start w:val="1"/>
+      <w:numFmt w:val="bullet"/>
+      <w:lvlText w:val=""/>
+      <w:lvlJc w:val="left"/>
+      <w:pPr>
+        <w:tabs>
+          <w:tab w:val="num" w:pos="720"/>
+        </w:tabs>
+        <w:ind w:left="720" w:hanging="360"/>
+      </w:pPr>
+      <w:rPr>
+        <w:rFonts w:ascii="Symbol" w:hAnsi="Symbol" w:hint="default"/>
+        <w:sz w:val="20"/>
+      </w:rPr>
+    </w:lvl>
+    <w:lvl w:ilvl="1" w:tentative="1">
+      <w:start w:val="1"/>
+      <w:numFmt w:val="bullet"/>
+      <w:lvlText w:val="o"/>
+      <w:lvlJc w:val="left"/>
+      <w:pPr>
+        <w:tabs>
+          <w:tab w:val="num" w:pos="1440"/>
+        </w:tabs>
+        <w:ind w:left="1440" w:hanging="360"/>
+      </w:pPr>
+      <w:rPr>
+        <w:rFonts w:ascii="Courier New" w:hAnsi="Courier New" w:hint="default"/>
+        <w:sz w:val="20"/>
+      </w:rPr>
+    </w:lvl>
+    <w:lvl w:ilvl="2" w:tentative="1">
+      <w:start w:val="1"/>
+      <w:numFmt w:val="bullet"/>
+      <w:lvlText w:val=""/>
+      <w:lvlJc w:val="left"/>
+      <w:pPr>
+        <w:tabs>
+          <w:tab w:val="num" w:pos="2160"/>
+        </w:tabs>
+        <w:ind w:left="2160" w:hanging="360"/>
+      </w:pPr>
+      <w:rPr>
+        <w:rFonts w:ascii="Wingdings" w:hAnsi="Wingdings" w:hint="default"/>
+        <w:sz w:val="20"/>
+      </w:rPr>
+    </w:lvl>
+    <w:lvl w:ilvl="3" w:tentative="1">
+      <w:start w:val="1"/>
+      <w:numFmt w:val="bullet"/>
+      <w:lvlText w:val=""/>
+      <w:lvlJc w:val="left"/>
+      <w:pPr>
+        <w:tabs>
+          <w:tab w:val="num" w:pos="2880"/>
+        </w:tabs>
+        <w:ind w:left="2880" w:hanging="360"/>
+      </w:pPr>
+      <w:rPr>
+        <w:rFonts w:ascii="Wingdings" w:hAnsi="Wingdings" w:hint="default"/>
+        <w:sz w:val="20"/>
+      </w:rPr>
+    </w:lvl>
+    <w:lvl w:ilvl="4" w:tentative="1">
+      <w:start w:val="1"/>
+      <w:numFmt w:val="bullet"/>
+      <w:lvlText w:val=""/>
+      <w:lvlJc w:val="left"/>
+      <w:pPr>
+        <w:tabs>
+          <w:tab w:val="num" w:pos="3600"/>
+        </w:tabs>
+        <w:ind w:left="3600" w:hanging="360"/>
+      </w:pPr>
+      <w:rPr>
+        <w:rFonts w:ascii="Wingdings" w:hAnsi="Wingdings" w:hint="default"/>
+        <w:sz w:val="20"/>
+      </w:rPr>
+    </w:lvl>
+    <w:lvl w:ilvl="5" w:tentative="1">
+      <w:start w:val="1"/>
+      <w:numFmt w:val="bullet"/>
+      <w:lvlText w:val=""/>
+      <w:lvlJc w:val="left"/>
+      <w:pPr>
+        <w:tabs>
+          <w:tab w:val="num" w:pos="4320"/>
+        </w:tabs>
+        <w:ind w:left="4320" w:hanging="360"/>
+      </w:pPr>
+      <w:rPr>
+        <w:rFonts w:ascii="Wingdings" w:hAnsi="Wingdings" w:hint="default"/>
+        <w:sz w:val="20"/>
+      </w:rPr>
+    </w:lvl>
+    <w:lvl w:ilvl="6" w:tentative="1">
+      <w:start w:val="1"/>
+      <w:numFmt w:val="bullet"/>
+      <w:lvlText w:val=""/>
+      <w:lvlJc w:val="left"/>
+      <w:pPr>
+        <w:tabs>
+          <w:tab w:val="num" w:pos="5040"/>
+        </w:tabs>
+        <w:ind w:left="5040" w:hanging="360"/>
+      </w:pPr>
+      <w:rPr>
+        <w:rFonts w:ascii="Wingdings" w:hAnsi="Wingdings" w:hint="default"/>
+        <w:sz w:val="20"/>
+      </w:rPr>
+    </w:lvl>
+    <w:lvl w:ilvl="7" w:tentative="1">
+      <w:start w:val="1"/>
+      <w:numFmt w:val="bullet"/>
+      <w:lvlText w:val=""/>
+      <w:lvlJc w:val="left"/>
+      <w:pPr>
+        <w:tabs>
+          <w:tab w:val="num" w:pos="5760"/>
+        </w:tabs>
+        <w:ind w:left="5760" w:hanging="360"/>
+      </w:pPr>
+      <w:rPr>
+        <w:rFonts w:ascii="Wingdings" w:hAnsi="Wingdings" w:hint="default"/>
+        <w:sz w:val="20"/>
+      </w:rPr>
+    </w:lvl>
+    <w:lvl w:ilvl="8" w:tentative="1">
+      <w:start w:val="1"/>
+      <w:numFmt w:val="bullet"/>
+      <w:lvlText w:val=""/>
+      <w:lvlJc w:val="left"/>
+      <w:pPr>
+        <w:tabs>
+          <w:tab w:val="num" w:pos="6480"/>
+        </w:tabs>
+        <w:ind w:left="6480" w:hanging="360"/>
+      </w:pPr>
+      <w:rPr>
+        <w:rFonts w:ascii="Wingdings" w:hAnsi="Wingdings" w:hint="default"/>
+        <w:sz w:val="20"/>
+      </w:rPr>
+    </w:lvl>
+  </w:abstractNum>
+  <w:abstractNum w:abstractNumId="3" w15:restartNumberingAfterBreak="0">
+    <w:nsid w:val="32BE6930"/>
+    <w:multiLevelType w:val="multilevel"/>
+    <w:tmpl w:val="69E27DB0"/>
+    <w:lvl w:ilvl="0">
+      <w:start w:val="1"/>
+      <w:numFmt w:val="bullet"/>
+      <w:lvlText w:val=""/>
+      <w:lvlJc w:val="left"/>
+      <w:pPr>
+        <w:tabs>
+          <w:tab w:val="num" w:pos="720"/>
+        </w:tabs>
+        <w:ind w:left="720" w:hanging="360"/>
+      </w:pPr>
+      <w:rPr>
+        <w:rFonts w:ascii="Symbol" w:hAnsi="Symbol" w:hint="default"/>
+        <w:sz w:val="20"/>
+      </w:rPr>
+    </w:lvl>
+    <w:lvl w:ilvl="1" w:tentative="1">
+      <w:start w:val="1"/>
+      <w:numFmt w:val="bullet"/>
+      <w:lvlText w:val="o"/>
+      <w:lvlJc w:val="left"/>
+      <w:pPr>
+        <w:tabs>
+          <w:tab w:val="num" w:pos="1440"/>
+        </w:tabs>
+        <w:ind w:left="1440" w:hanging="360"/>
+      </w:pPr>
+      <w:rPr>
+        <w:rFonts w:ascii="Courier New" w:hAnsi="Courier New" w:hint="default"/>
+        <w:sz w:val="20"/>
+      </w:rPr>
+    </w:lvl>
+    <w:lvl w:ilvl="2" w:tentative="1">
+      <w:start w:val="1"/>
+      <w:numFmt w:val="bullet"/>
+      <w:lvlText w:val=""/>
+      <w:lvlJc w:val="left"/>
+      <w:pPr>
+        <w:tabs>
+          <w:tab w:val="num" w:pos="2160"/>
+        </w:tabs>
+        <w:ind w:left="2160" w:hanging="360"/>
+      </w:pPr>
+      <w:rPr>
+        <w:rFonts w:ascii="Wingdings" w:hAnsi="Wingdings" w:hint="default"/>
+        <w:sz w:val="20"/>
+      </w:rPr>
+    </w:lvl>
+    <w:lvl w:ilvl="3" w:tentative="1">
+      <w:start w:val="1"/>
+      <w:numFmt w:val="bullet"/>
+      <w:lvlText w:val=""/>
+      <w:lvlJc w:val="left"/>
+      <w:pPr>
+        <w:tabs>
+          <w:tab w:val="num" w:pos="2880"/>
+        </w:tabs>
+        <w:ind w:left="2880" w:hanging="360"/>
+      </w:pPr>
+      <w:rPr>
+        <w:rFonts w:ascii="Wingdings" w:hAnsi="Wingdings" w:hint="default"/>
+        <w:sz w:val="20"/>
+      </w:rPr>
+    </w:lvl>
+    <w:lvl w:ilvl="4" w:tentative="1">
+      <w:start w:val="1"/>
+      <w:numFmt w:val="bullet"/>
+      <w:lvlText w:val=""/>
+      <w:lvlJc w:val="left"/>
+      <w:pPr>
+        <w:tabs>
+          <w:tab w:val="num" w:pos="3600"/>
+        </w:tabs>
+        <w:ind w:left="3600" w:hanging="360"/>
+      </w:pPr>
+      <w:rPr>
+        <w:rFonts w:ascii="Wingdings" w:hAnsi="Wingdings" w:hint="default"/>
+        <w:sz w:val="20"/>
+      </w:rPr>
+    </w:lvl>
+    <w:lvl w:ilvl="5" w:tentative="1">
+      <w:start w:val="1"/>
+      <w:numFmt w:val="bullet"/>
+      <w:lvlText w:val=""/>
+      <w:lvlJc w:val="left"/>
+      <w:pPr>
+        <w:tabs>
+          <w:tab w:val="num" w:pos="4320"/>
+        </w:tabs>
+        <w:ind w:left="4320" w:hanging="360"/>
+      </w:pPr>
+      <w:rPr>
+        <w:rFonts w:ascii="Wingdings" w:hAnsi="Wingdings" w:hint="default"/>
+        <w:sz w:val="20"/>
+      </w:rPr>
+    </w:lvl>
+    <w:lvl w:ilvl="6" w:tentative="1">
+      <w:start w:val="1"/>
+      <w:numFmt w:val="bullet"/>
+      <w:lvlText w:val=""/>
+      <w:lvlJc w:val="left"/>
+      <w:pPr>
+        <w:tabs>
+          <w:tab w:val="num" w:pos="5040"/>
+        </w:tabs>
+        <w:ind w:left="5040" w:hanging="360"/>
+      </w:pPr>
+      <w:rPr>
+        <w:rFonts w:ascii="Wingdings" w:hAnsi="Wingdings" w:hint="default"/>
+        <w:sz w:val="20"/>
+      </w:rPr>
+    </w:lvl>
+    <w:lvl w:ilvl="7" w:tentative="1">
+      <w:start w:val="1"/>
+      <w:numFmt w:val="bullet"/>
+      <w:lvlText w:val=""/>
+      <w:lvlJc w:val="left"/>
+      <w:pPr>
+        <w:tabs>
+          <w:tab w:val="num" w:pos="5760"/>
+        </w:tabs>
+        <w:ind w:left="5760" w:hanging="360"/>
+      </w:pPr>
+      <w:rPr>
+        <w:rFonts w:ascii="Wingdings" w:hAnsi="Wingdings" w:hint="default"/>
+        <w:sz w:val="20"/>
+      </w:rPr>
+    </w:lvl>
+    <w:lvl w:ilvl="8" w:tentative="1">
+      <w:start w:val="1"/>
+      <w:numFmt w:val="bullet"/>
+      <w:lvlText w:val=""/>
+      <w:lvlJc w:val="left"/>
+      <w:pPr>
+        <w:tabs>
+          <w:tab w:val="num" w:pos="6480"/>
+        </w:tabs>
+        <w:ind w:left="6480" w:hanging="360"/>
+      </w:pPr>
+      <w:rPr>
+        <w:rFonts w:ascii="Wingdings" w:hAnsi="Wingdings" w:hint="default"/>
+        <w:sz w:val="20"/>
+      </w:rPr>
+    </w:lvl>
+  </w:abstractNum>
+  <w:abstractNum w:abstractNumId="4" w15:restartNumberingAfterBreak="0">
+    <w:nsid w:val="35AC4B3C"/>
+    <w:multiLevelType w:val="multilevel"/>
+    <w:tmpl w:val="EBE8C1F4"/>
+    <w:lvl w:ilvl="0">
+      <w:start w:val="1"/>
+      <w:numFmt w:val="bullet"/>
+      <w:lvlText w:val=""/>
+      <w:lvlJc w:val="left"/>
+      <w:pPr>
+        <w:tabs>
+          <w:tab w:val="num" w:pos="720"/>
+        </w:tabs>
+        <w:ind w:left="720" w:hanging="360"/>
+      </w:pPr>
+      <w:rPr>
+        <w:rFonts w:ascii="Symbol" w:hAnsi="Symbol" w:hint="default"/>
+        <w:sz w:val="20"/>
+      </w:rPr>
+    </w:lvl>
+    <w:lvl w:ilvl="1" w:tentative="1">
+      <w:start w:val="1"/>
+      <w:numFmt w:val="bullet"/>
+      <w:lvlText w:val="o"/>
+      <w:lvlJc w:val="left"/>
+      <w:pPr>
+        <w:tabs>
+          <w:tab w:val="num" w:pos="1440"/>
+        </w:tabs>
+        <w:ind w:left="1440" w:hanging="360"/>
+      </w:pPr>
+      <w:rPr>
+        <w:rFonts w:ascii="Courier New" w:hAnsi="Courier New" w:hint="default"/>
+        <w:sz w:val="20"/>
+      </w:rPr>
+    </w:lvl>
+    <w:lvl w:ilvl="2" w:tentative="1">
+      <w:start w:val="1"/>
+      <w:numFmt w:val="bullet"/>
+      <w:lvlText w:val=""/>
+      <w:lvlJc w:val="left"/>
+      <w:pPr>
+        <w:tabs>
+          <w:tab w:val="num" w:pos="2160"/>
+        </w:tabs>
+        <w:ind w:left="2160" w:hanging="360"/>
+      </w:pPr>
+      <w:rPr>
+        <w:rFonts w:ascii="Wingdings" w:hAnsi="Wingdings" w:hint="default"/>
+        <w:sz w:val="20"/>
+      </w:rPr>
+    </w:lvl>
+    <w:lvl w:ilvl="3" w:tentative="1">
+      <w:start w:val="1"/>
+      <w:numFmt w:val="bullet"/>
+      <w:lvlText w:val=""/>
+      <w:lvlJc w:val="left"/>
+      <w:pPr>
+        <w:tabs>
+          <w:tab w:val="num" w:pos="2880"/>
+        </w:tabs>
+        <w:ind w:left="2880" w:hanging="360"/>
+      </w:pPr>
+      <w:rPr>
+        <w:rFonts w:ascii="Wingdings" w:hAnsi="Wingdings" w:hint="default"/>
+        <w:sz w:val="20"/>
+      </w:rPr>
+    </w:lvl>
+    <w:lvl w:ilvl="4" w:tentative="1">
+      <w:start w:val="1"/>
+      <w:numFmt w:val="bullet"/>
+      <w:lvlText w:val=""/>
+      <w:lvlJc w:val="left"/>
+      <w:pPr>
+        <w:tabs>
+          <w:tab w:val="num" w:pos="3600"/>
+        </w:tabs>
+        <w:ind w:left="3600" w:hanging="360"/>
+      </w:pPr>
+      <w:rPr>
+        <w:rFonts w:ascii="Wingdings" w:hAnsi="Wingdings" w:hint="default"/>
+        <w:sz w:val="20"/>
+      </w:rPr>
+    </w:lvl>
+    <w:lvl w:ilvl="5" w:tentative="1">
+      <w:start w:val="1"/>
+      <w:numFmt w:val="bullet"/>
+      <w:lvlText w:val=""/>
+      <w:lvlJc w:val="left"/>
+      <w:pPr>
+        <w:tabs>
+          <w:tab w:val="num" w:pos="4320"/>
+        </w:tabs>
+        <w:ind w:left="4320" w:hanging="360"/>
+      </w:pPr>
+      <w:rPr>
+        <w:rFonts w:ascii="Wingdings" w:hAnsi="Wingdings" w:hint="default"/>
+        <w:sz w:val="20"/>
+      </w:rPr>
+    </w:lvl>
+    <w:lvl w:ilvl="6" w:tentative="1">
+      <w:start w:val="1"/>
+      <w:numFmt w:val="bullet"/>
+      <w:lvlText w:val=""/>
+      <w:lvlJc w:val="left"/>
+      <w:pPr>
+        <w:tabs>
+          <w:tab w:val="num" w:pos="5040"/>
+        </w:tabs>
+        <w:ind w:left="5040" w:hanging="360"/>
+      </w:pPr>
+      <w:rPr>
+        <w:rFonts w:ascii="Wingdings" w:hAnsi="Wingdings" w:hint="default"/>
+        <w:sz w:val="20"/>
+      </w:rPr>
+    </w:lvl>
+    <w:lvl w:ilvl="7" w:tentative="1">
+      <w:start w:val="1"/>
+      <w:numFmt w:val="bullet"/>
+      <w:lvlText w:val=""/>
+      <w:lvlJc w:val="left"/>
+      <w:pPr>
+        <w:tabs>
+          <w:tab w:val="num" w:pos="5760"/>
+        </w:tabs>
+        <w:ind w:left="5760" w:hanging="360"/>
+      </w:pPr>
+      <w:rPr>
+        <w:rFonts w:ascii="Wingdings" w:hAnsi="Wingdings" w:hint="default"/>
+        <w:sz w:val="20"/>
+      </w:rPr>
+    </w:lvl>
+    <w:lvl w:ilvl="8" w:tentative="1">
+      <w:start w:val="1"/>
+      <w:numFmt w:val="bullet"/>
+      <w:lvlText w:val=""/>
+      <w:lvlJc w:val="left"/>
+      <w:pPr>
+        <w:tabs>
+          <w:tab w:val="num" w:pos="6480"/>
+        </w:tabs>
+        <w:ind w:left="6480" w:hanging="360"/>
+      </w:pPr>
+      <w:rPr>
+        <w:rFonts w:ascii="Wingdings" w:hAnsi="Wingdings" w:hint="default"/>
+        <w:sz w:val="20"/>
+      </w:rPr>
+    </w:lvl>
+  </w:abstractNum>
+  <w:abstractNum w:abstractNumId="5" w15:restartNumberingAfterBreak="0">
+    <w:nsid w:val="361E4C47"/>
+    <w:multiLevelType w:val="multilevel"/>
+    <w:tmpl w:val="01600F56"/>
+    <w:lvl w:ilvl="0">
+      <w:start w:val="1"/>
+      <w:numFmt w:val="decimal"/>
+      <w:lvlText w:val="%1."/>
+      <w:lvlJc w:val="left"/>
+      <w:pPr>
+        <w:tabs>
+          <w:tab w:val="num" w:pos="720"/>
+        </w:tabs>
+        <w:ind w:left="720" w:hanging="360"/>
+      </w:pPr>
+    </w:lvl>
+    <w:lvl w:ilvl="1" w:tentative="1">
+      <w:start w:val="1"/>
+      <w:numFmt w:val="decimal"/>
+      <w:lvlText w:val="%2."/>
+      <w:lvlJc w:val="left"/>
+      <w:pPr>
+        <w:tabs>
+          <w:tab w:val="num" w:pos="1440"/>
+        </w:tabs>
+        <w:ind w:left="1440" w:hanging="360"/>
+      </w:pPr>
+    </w:lvl>
+    <w:lvl w:ilvl="2" w:tentative="1">
+      <w:start w:val="1"/>
+      <w:numFmt w:val="decimal"/>
+      <w:lvlText w:val="%3."/>
+      <w:lvlJc w:val="left"/>
+      <w:pPr>
+        <w:tabs>
+          <w:tab w:val="num" w:pos="2160"/>
+        </w:tabs>
+        <w:ind w:left="2160" w:hanging="360"/>
+      </w:pPr>
+    </w:lvl>
+    <w:lvl w:ilvl="3" w:tentative="1">
+      <w:start w:val="1"/>
+      <w:numFmt w:val="decimal"/>
+      <w:lvlText w:val="%4."/>
+      <w:lvlJc w:val="left"/>
+      <w:pPr>
+        <w:tabs>
+          <w:tab w:val="num" w:pos="2880"/>
+        </w:tabs>
+        <w:ind w:left="2880" w:hanging="360"/>
+      </w:pPr>
+    </w:lvl>
+    <w:lvl w:ilvl="4" w:tentative="1">
+      <w:start w:val="1"/>
+      <w:numFmt w:val="decimal"/>
+      <w:lvlText w:val="%5."/>
+      <w:lvlJc w:val="left"/>
+      <w:pPr>
+        <w:tabs>
+          <w:tab w:val="num" w:pos="3600"/>
+        </w:tabs>
+        <w:ind w:left="3600" w:hanging="360"/>
+      </w:pPr>
+    </w:lvl>
+    <w:lvl w:ilvl="5" w:tentative="1">
+      <w:start w:val="1"/>
+      <w:numFmt w:val="decimal"/>
+      <w:lvlText w:val="%6."/>
+      <w:lvlJc w:val="left"/>
+      <w:pPr>
+        <w:tabs>
+          <w:tab w:val="num" w:pos="4320"/>
+        </w:tabs>
+        <w:ind w:left="4320" w:hanging="360"/>
+      </w:pPr>
+    </w:lvl>
+    <w:lvl w:ilvl="6" w:tentative="1">
+      <w:start w:val="1"/>
+      <w:numFmt w:val="decimal"/>
+      <w:lvlText w:val="%7."/>
+      <w:lvlJc w:val="left"/>
+      <w:pPr>
+        <w:tabs>
+          <w:tab w:val="num" w:pos="5040"/>
+        </w:tabs>
+        <w:ind w:left="5040" w:hanging="360"/>
+      </w:pPr>
+    </w:lvl>
+    <w:lvl w:ilvl="7" w:tentative="1">
+      <w:start w:val="1"/>
+      <w:numFmt w:val="decimal"/>
+      <w:lvlText w:val="%8."/>
+      <w:lvlJc w:val="left"/>
+      <w:pPr>
+        <w:tabs>
+          <w:tab w:val="num" w:pos="5760"/>
+        </w:tabs>
+        <w:ind w:left="5760" w:hanging="360"/>
+      </w:pPr>
+    </w:lvl>
+    <w:lvl w:ilvl="8" w:tentative="1">
+      <w:start w:val="1"/>
+      <w:numFmt w:val="decimal"/>
+      <w:lvlText w:val="%9."/>
+      <w:lvlJc w:val="left"/>
+      <w:pPr>
+        <w:tabs>
+          <w:tab w:val="num" w:pos="6480"/>
+        </w:tabs>
+        <w:ind w:left="6480" w:hanging="360"/>
+      </w:pPr>
+    </w:lvl>
+  </w:abstractNum>
+  <w:abstractNum w:abstractNumId="6" w15:restartNumberingAfterBreak="0">
+    <w:nsid w:val="367855BF"/>
+    <w:multiLevelType w:val="multilevel"/>
+    <w:tmpl w:val="A5FE7CB6"/>
+    <w:lvl w:ilvl="0">
+      <w:start w:val="2"/>
+      <w:numFmt w:val="decimal"/>
+      <w:lvlText w:val="%1."/>
+      <w:lvlJc w:val="left"/>
+      <w:pPr>
+        <w:tabs>
+          <w:tab w:val="num" w:pos="720"/>
+        </w:tabs>
+        <w:ind w:left="720" w:hanging="360"/>
+      </w:pPr>
+    </w:lvl>
+    <w:lvl w:ilvl="1" w:tentative="1">
+      <w:start w:val="1"/>
+      <w:numFmt w:val="decimal"/>
+      <w:lvlText w:val="%2."/>
+      <w:lvlJc w:val="left"/>
+      <w:pPr>
+        <w:tabs>
+          <w:tab w:val="num" w:pos="1440"/>
+        </w:tabs>
+        <w:ind w:left="1440" w:hanging="360"/>
+      </w:pPr>
+    </w:lvl>
+    <w:lvl w:ilvl="2" w:tentative="1">
+      <w:start w:val="1"/>
+      <w:numFmt w:val="decimal"/>
+      <w:lvlText w:val="%3."/>
+      <w:lvlJc w:val="left"/>
+      <w:pPr>
+        <w:tabs>
+          <w:tab w:val="num" w:pos="2160"/>
+        </w:tabs>
+        <w:ind w:left="2160" w:hanging="360"/>
+      </w:pPr>
+    </w:lvl>
+    <w:lvl w:ilvl="3" w:tentative="1">
+      <w:start w:val="1"/>
+      <w:numFmt w:val="decimal"/>
+      <w:lvlText w:val="%4."/>
+      <w:lvlJc w:val="left"/>
+      <w:pPr>
+        <w:tabs>
+          <w:tab w:val="num" w:pos="2880"/>
+        </w:tabs>
+        <w:ind w:left="2880" w:hanging="360"/>
+      </w:pPr>
+    </w:lvl>
+    <w:lvl w:ilvl="4" w:tentative="1">
+      <w:start w:val="1"/>
+      <w:numFmt w:val="decimal"/>
+      <w:lvlText w:val="%5."/>
+      <w:lvlJc w:val="left"/>
+      <w:pPr>
+        <w:tabs>
+          <w:tab w:val="num" w:pos="3600"/>
+        </w:tabs>
+        <w:ind w:left="3600" w:hanging="360"/>
+      </w:pPr>
+    </w:lvl>
+    <w:lvl w:ilvl="5" w:tentative="1">
+      <w:start w:val="1"/>
+      <w:numFmt w:val="decimal"/>
+      <w:lvlText w:val="%6."/>
+      <w:lvlJc w:val="left"/>
+      <w:pPr>
+        <w:tabs>
+          <w:tab w:val="num" w:pos="4320"/>
+        </w:tabs>
+        <w:ind w:left="4320" w:hanging="360"/>
+      </w:pPr>
+    </w:lvl>
+    <w:lvl w:ilvl="6" w:tentative="1">
+      <w:start w:val="1"/>
+      <w:numFmt w:val="decimal"/>
+      <w:lvlText w:val="%7."/>
+      <w:lvlJc w:val="left"/>
+      <w:pPr>
+        <w:tabs>
+          <w:tab w:val="num" w:pos="5040"/>
+        </w:tabs>
+        <w:ind w:left="5040" w:hanging="360"/>
+      </w:pPr>
+    </w:lvl>
+    <w:lvl w:ilvl="7" w:tentative="1">
+      <w:start w:val="1"/>
+      <w:numFmt w:val="decimal"/>
+      <w:lvlText w:val="%8."/>
+      <w:lvlJc w:val="left"/>
+      <w:pPr>
+        <w:tabs>
+          <w:tab w:val="num" w:pos="5760"/>
+        </w:tabs>
+        <w:ind w:left="5760" w:hanging="360"/>
+      </w:pPr>
+    </w:lvl>
+    <w:lvl w:ilvl="8" w:tentative="1">
+      <w:start w:val="1"/>
+      <w:numFmt w:val="decimal"/>
+      <w:lvlText w:val="%9."/>
+      <w:lvlJc w:val="left"/>
+      <w:pPr>
+        <w:tabs>
+          <w:tab w:val="num" w:pos="6480"/>
+        </w:tabs>
+        <w:ind w:left="6480" w:hanging="360"/>
+      </w:pPr>
+    </w:lvl>
+  </w:abstractNum>
+  <w:abstractNum w:abstractNumId="7" w15:restartNumberingAfterBreak="0">
+    <w:nsid w:val="380721B1"/>
+    <w:multiLevelType w:val="multilevel"/>
+    <w:tmpl w:val="74C666F2"/>
+    <w:lvl w:ilvl="0">
+      <w:start w:val="4"/>
+      <w:numFmt w:val="decimal"/>
+      <w:lvlText w:val="%1."/>
+      <w:lvlJc w:val="left"/>
+      <w:pPr>
+        <w:tabs>
+          <w:tab w:val="num" w:pos="720"/>
+        </w:tabs>
+        <w:ind w:left="720" w:hanging="360"/>
+      </w:pPr>
+    </w:lvl>
+    <w:lvl w:ilvl="1" w:tentative="1">
+      <w:start w:val="1"/>
+      <w:numFmt w:val="decimal"/>
+      <w:lvlText w:val="%2."/>
+      <w:lvlJc w:val="left"/>
+      <w:pPr>
+        <w:tabs>
+          <w:tab w:val="num" w:pos="1440"/>
+        </w:tabs>
+        <w:ind w:left="1440" w:hanging="360"/>
+      </w:pPr>
+    </w:lvl>
+    <w:lvl w:ilvl="2" w:tentative="1">
+      <w:start w:val="1"/>
+      <w:numFmt w:val="decimal"/>
+      <w:lvlText w:val="%3."/>
+      <w:lvlJc w:val="left"/>
+      <w:pPr>
+        <w:tabs>
+          <w:tab w:val="num" w:pos="2160"/>
+        </w:tabs>
+        <w:ind w:left="2160" w:hanging="360"/>
+      </w:pPr>
+    </w:lvl>
+    <w:lvl w:ilvl="3" w:tentative="1">
+      <w:start w:val="1"/>
+      <w:numFmt w:val="decimal"/>
+      <w:lvlText w:val="%4."/>
+      <w:lvlJc w:val="left"/>
+      <w:pPr>
+        <w:tabs>
+          <w:tab w:val="num" w:pos="2880"/>
+        </w:tabs>
+        <w:ind w:left="2880" w:hanging="360"/>
+      </w:pPr>
+    </w:lvl>
+    <w:lvl w:ilvl="4" w:tentative="1">
+      <w:start w:val="1"/>
+      <w:numFmt w:val="decimal"/>
+      <w:lvlText w:val="%5."/>
+      <w:lvlJc w:val="left"/>
+      <w:pPr>
+        <w:tabs>
+          <w:tab w:val="num" w:pos="3600"/>
+        </w:tabs>
+        <w:ind w:left="3600" w:hanging="360"/>
+      </w:pPr>
+    </w:lvl>
+    <w:lvl w:ilvl="5" w:tentative="1">
+      <w:start w:val="1"/>
+      <w:numFmt w:val="decimal"/>
+      <w:lvlText w:val="%6."/>
+      <w:lvlJc w:val="left"/>
+      <w:pPr>
+        <w:tabs>
+          <w:tab w:val="num" w:pos="4320"/>
+        </w:tabs>
+        <w:ind w:left="4320" w:hanging="360"/>
+      </w:pPr>
+    </w:lvl>
+    <w:lvl w:ilvl="6" w:tentative="1">
+      <w:start w:val="1"/>
+      <w:numFmt w:val="decimal"/>
+      <w:lvlText w:val="%7."/>
+      <w:lvlJc w:val="left"/>
+      <w:pPr>
+        <w:tabs>
+          <w:tab w:val="num" w:pos="5040"/>
+        </w:tabs>
+        <w:ind w:left="5040" w:hanging="360"/>
+      </w:pPr>
+    </w:lvl>
+    <w:lvl w:ilvl="7" w:tentative="1">
+      <w:start w:val="1"/>
+      <w:numFmt w:val="decimal"/>
+      <w:lvlText w:val="%8."/>
+      <w:lvlJc w:val="left"/>
+      <w:pPr>
+        <w:tabs>
+          <w:tab w:val="num" w:pos="5760"/>
+        </w:tabs>
+        <w:ind w:left="5760" w:hanging="360"/>
+      </w:pPr>
+    </w:lvl>
+    <w:lvl w:ilvl="8" w:tentative="1">
+      <w:start w:val="1"/>
+      <w:numFmt w:val="decimal"/>
+      <w:lvlText w:val="%9."/>
+      <w:lvlJc w:val="left"/>
+      <w:pPr>
+        <w:tabs>
+          <w:tab w:val="num" w:pos="6480"/>
+        </w:tabs>
+        <w:ind w:left="6480" w:hanging="360"/>
+      </w:pPr>
+    </w:lvl>
+  </w:abstractNum>
+  <w:abstractNum w:abstractNumId="8" w15:restartNumberingAfterBreak="0">
+    <w:nsid w:val="479B5826"/>
+    <w:multiLevelType w:val="multilevel"/>
+    <w:tmpl w:val="C9E00FEE"/>
+    <w:lvl w:ilvl="0">
+      <w:start w:val="5"/>
+      <w:numFmt w:val="decimal"/>
+      <w:lvlText w:val="%1."/>
+      <w:lvlJc w:val="left"/>
+      <w:pPr>
+        <w:tabs>
+          <w:tab w:val="num" w:pos="720"/>
+        </w:tabs>
+        <w:ind w:left="720" w:hanging="360"/>
+      </w:pPr>
+    </w:lvl>
+    <w:lvl w:ilvl="1" w:tentative="1">
+      <w:start w:val="1"/>
+      <w:numFmt w:val="decimal"/>
+      <w:lvlText w:val="%2."/>
+      <w:lvlJc w:val="left"/>
+      <w:pPr>
+        <w:tabs>
+          <w:tab w:val="num" w:pos="1440"/>
+        </w:tabs>
+        <w:ind w:left="1440" w:hanging="360"/>
+      </w:pPr>
+    </w:lvl>
+    <w:lvl w:ilvl="2" w:tentative="1">
+      <w:start w:val="1"/>
+      <w:numFmt w:val="decimal"/>
+      <w:lvlText w:val="%3."/>
+      <w:lvlJc w:val="left"/>
+      <w:pPr>
+        <w:tabs>
+          <w:tab w:val="num" w:pos="2160"/>
+        </w:tabs>
+        <w:ind w:left="2160" w:hanging="360"/>
+      </w:pPr>
+    </w:lvl>
+    <w:lvl w:ilvl="3" w:tentative="1">
+      <w:start w:val="1"/>
+      <w:numFmt w:val="decimal"/>
+      <w:lvlText w:val="%4."/>
+      <w:lvlJc w:val="left"/>
+      <w:pPr>
+        <w:tabs>
+          <w:tab w:val="num" w:pos="2880"/>
+        </w:tabs>
+        <w:ind w:left="2880" w:hanging="360"/>
+      </w:pPr>
+    </w:lvl>
+    <w:lvl w:ilvl="4" w:tentative="1">
+      <w:start w:val="1"/>
+      <w:numFmt w:val="decimal"/>
+      <w:lvlText w:val="%5."/>
+      <w:lvlJc w:val="left"/>
+      <w:pPr>
+        <w:tabs>
+          <w:tab w:val="num" w:pos="3600"/>
+        </w:tabs>
+        <w:ind w:left="3600" w:hanging="360"/>
+      </w:pPr>
+    </w:lvl>
+    <w:lvl w:ilvl="5" w:tentative="1">
+      <w:start w:val="1"/>
+      <w:numFmt w:val="decimal"/>
+      <w:lvlText w:val="%6."/>
+      <w:lvlJc w:val="left"/>
+      <w:pPr>
+        <w:tabs>
+          <w:tab w:val="num" w:pos="4320"/>
+        </w:tabs>
+        <w:ind w:left="4320" w:hanging="360"/>
+      </w:pPr>
+    </w:lvl>
+    <w:lvl w:ilvl="6" w:tentative="1">
+      <w:start w:val="1"/>
+      <w:numFmt w:val="decimal"/>
+      <w:lvlText w:val="%7."/>
+      <w:lvlJc w:val="left"/>
+      <w:pPr>
+        <w:tabs>
+          <w:tab w:val="num" w:pos="5040"/>
+        </w:tabs>
+        <w:ind w:left="5040" w:hanging="360"/>
+      </w:pPr>
+    </w:lvl>
+    <w:lvl w:ilvl="7" w:tentative="1">
+      <w:start w:val="1"/>
+      <w:numFmt w:val="decimal"/>
+      <w:lvlText w:val="%8."/>
+      <w:lvlJc w:val="left"/>
+      <w:pPr>
+        <w:tabs>
+          <w:tab w:val="num" w:pos="5760"/>
+        </w:tabs>
+        <w:ind w:left="5760" w:hanging="360"/>
+      </w:pPr>
+    </w:lvl>
+    <w:lvl w:ilvl="8" w:tentative="1">
+      <w:start w:val="1"/>
+      <w:numFmt w:val="decimal"/>
+      <w:lvlText w:val="%9."/>
+      <w:lvlJc w:val="left"/>
+      <w:pPr>
+        <w:tabs>
+          <w:tab w:val="num" w:pos="6480"/>
+        </w:tabs>
+        <w:ind w:left="6480" w:hanging="360"/>
+      </w:pPr>
+    </w:lvl>
+  </w:abstractNum>
+  <w:abstractNum w:abstractNumId="9" w15:restartNumberingAfterBreak="0">
+    <w:nsid w:val="49807889"/>
+    <w:multiLevelType w:val="multilevel"/>
+    <w:tmpl w:val="DBCA7920"/>
+    <w:lvl w:ilvl="0">
+      <w:start w:val="1"/>
+      <w:numFmt w:val="bullet"/>
+      <w:lvlText w:val=""/>
+      <w:lvlJc w:val="left"/>
+      <w:pPr>
+        <w:tabs>
+          <w:tab w:val="num" w:pos="720"/>
+        </w:tabs>
+        <w:ind w:left="720" w:hanging="360"/>
+      </w:pPr>
+      <w:rPr>
+        <w:rFonts w:ascii="Symbol" w:hAnsi="Symbol" w:hint="default"/>
+        <w:sz w:val="20"/>
+      </w:rPr>
+    </w:lvl>
+    <w:lvl w:ilvl="1" w:tentative="1">
+      <w:start w:val="1"/>
+      <w:numFmt w:val="bullet"/>
+      <w:lvlText w:val="o"/>
+      <w:lvlJc w:val="left"/>
+      <w:pPr>
+        <w:tabs>
+          <w:tab w:val="num" w:pos="1440"/>
+        </w:tabs>
+        <w:ind w:left="1440" w:hanging="360"/>
+      </w:pPr>
+      <w:rPr>
+        <w:rFonts w:ascii="Courier New" w:hAnsi="Courier New" w:hint="default"/>
+        <w:sz w:val="20"/>
+      </w:rPr>
+    </w:lvl>
+    <w:lvl w:ilvl="2" w:tentative="1">
+      <w:start w:val="1"/>
+      <w:numFmt w:val="bullet"/>
+      <w:lvlText w:val=""/>
+      <w:lvlJc w:val="left"/>
+      <w:pPr>
+        <w:tabs>
+          <w:tab w:val="num" w:pos="2160"/>
+        </w:tabs>
+        <w:ind w:left="2160" w:hanging="360"/>
+      </w:pPr>
+      <w:rPr>
+        <w:rFonts w:ascii="Wingdings" w:hAnsi="Wingdings" w:hint="default"/>
+        <w:sz w:val="20"/>
+      </w:rPr>
+    </w:lvl>
+    <w:lvl w:ilvl="3" w:tentative="1">
+      <w:start w:val="1"/>
+      <w:numFmt w:val="bullet"/>
+      <w:lvlText w:val=""/>
+      <w:lvlJc w:val="left"/>
+      <w:pPr>
+        <w:tabs>
+          <w:tab w:val="num" w:pos="2880"/>
+        </w:tabs>
+        <w:ind w:left="2880" w:hanging="360"/>
+      </w:pPr>
+      <w:rPr>
+        <w:rFonts w:ascii="Wingdings" w:hAnsi="Wingdings" w:hint="default"/>
+        <w:sz w:val="20"/>
+      </w:rPr>
+    </w:lvl>
+    <w:lvl w:ilvl="4" w:tentative="1">
+      <w:start w:val="1"/>
+      <w:numFmt w:val="bullet"/>
+      <w:lvlText w:val=""/>
+      <w:lvlJc w:val="left"/>
+      <w:pPr>
+        <w:tabs>
+          <w:tab w:val="num" w:pos="3600"/>
+        </w:tabs>
+        <w:ind w:left="3600" w:hanging="360"/>
+      </w:pPr>
+      <w:rPr>
+        <w:rFonts w:ascii="Wingdings" w:hAnsi="Wingdings" w:hint="default"/>
+        <w:sz w:val="20"/>
+      </w:rPr>
+    </w:lvl>
+    <w:lvl w:ilvl="5" w:tentative="1">
+      <w:start w:val="1"/>
+      <w:numFmt w:val="bullet"/>
+      <w:lvlText w:val=""/>
+      <w:lvlJc w:val="left"/>
+      <w:pPr>
+        <w:tabs>
+          <w:tab w:val="num" w:pos="4320"/>
+        </w:tabs>
+        <w:ind w:left="4320" w:hanging="360"/>
+      </w:pPr>
+      <w:rPr>
+        <w:rFonts w:ascii="Wingdings" w:hAnsi="Wingdings" w:hint="default"/>
+        <w:sz w:val="20"/>
+      </w:rPr>
+    </w:lvl>
+    <w:lvl w:ilvl="6" w:tentative="1">
+      <w:start w:val="1"/>
+      <w:numFmt w:val="bullet"/>
+      <w:lvlText w:val=""/>
+      <w:lvlJc w:val="left"/>
+      <w:pPr>
+        <w:tabs>
+          <w:tab w:val="num" w:pos="5040"/>
+        </w:tabs>
+        <w:ind w:left="5040" w:hanging="360"/>
+      </w:pPr>
+      <w:rPr>
+        <w:rFonts w:ascii="Wingdings" w:hAnsi="Wingdings" w:hint="default"/>
+        <w:sz w:val="20"/>
+      </w:rPr>
+    </w:lvl>
+    <w:lvl w:ilvl="7" w:tentative="1">
+      <w:start w:val="1"/>
+      <w:numFmt w:val="bullet"/>
+      <w:lvlText w:val=""/>
+      <w:lvlJc w:val="left"/>
+      <w:pPr>
+        <w:tabs>
+          <w:tab w:val="num" w:pos="5760"/>
+        </w:tabs>
+        <w:ind w:left="5760" w:hanging="360"/>
+      </w:pPr>
+      <w:rPr>
+        <w:rFonts w:ascii="Wingdings" w:hAnsi="Wingdings" w:hint="default"/>
+        <w:sz w:val="20"/>
+      </w:rPr>
+    </w:lvl>
+    <w:lvl w:ilvl="8" w:tentative="1">
+      <w:start w:val="1"/>
+      <w:numFmt w:val="bullet"/>
+      <w:lvlText w:val=""/>
+      <w:lvlJc w:val="left"/>
+      <w:pPr>
+        <w:tabs>
+          <w:tab w:val="num" w:pos="6480"/>
+        </w:tabs>
+        <w:ind w:left="6480" w:hanging="360"/>
+      </w:pPr>
+      <w:rPr>
+        <w:rFonts w:ascii="Wingdings" w:hAnsi="Wingdings" w:hint="default"/>
+        <w:sz w:val="20"/>
+      </w:rPr>
+    </w:lvl>
+  </w:abstractNum>
+  <w:abstractNum w:abstractNumId="10" w15:restartNumberingAfterBreak="0">
+    <w:nsid w:val="53471C3F"/>
+    <w:multiLevelType w:val="multilevel"/>
+    <w:tmpl w:val="8C004560"/>
+    <w:lvl w:ilvl="0">
+      <w:start w:val="3"/>
+      <w:numFmt w:val="decimal"/>
+      <w:lvlText w:val="%1."/>
+      <w:lvlJc w:val="left"/>
+      <w:pPr>
+        <w:tabs>
+          <w:tab w:val="num" w:pos="720"/>
+        </w:tabs>
+        <w:ind w:left="720" w:hanging="360"/>
+      </w:pPr>
+    </w:lvl>
+    <w:lvl w:ilvl="1" w:tentative="1">
+      <w:start w:val="1"/>
+      <w:numFmt w:val="decimal"/>
+      <w:lvlText w:val="%2."/>
+      <w:lvlJc w:val="left"/>
+      <w:pPr>
+        <w:tabs>
+          <w:tab w:val="num" w:pos="1440"/>
+        </w:tabs>
+        <w:ind w:left="1440" w:hanging="360"/>
+      </w:pPr>
+    </w:lvl>
+    <w:lvl w:ilvl="2" w:tentative="1">
+      <w:start w:val="1"/>
+      <w:numFmt w:val="decimal"/>
+      <w:lvlText w:val="%3."/>
+      <w:lvlJc w:val="left"/>
+      <w:pPr>
+        <w:tabs>
+          <w:tab w:val="num" w:pos="2160"/>
+        </w:tabs>
+        <w:ind w:left="2160" w:hanging="360"/>
+      </w:pPr>
+    </w:lvl>
+    <w:lvl w:ilvl="3" w:tentative="1">
+      <w:start w:val="1"/>
+      <w:numFmt w:val="decimal"/>
+      <w:lvlText w:val="%4."/>
+      <w:lvlJc w:val="left"/>
+      <w:pPr>
+        <w:tabs>
+          <w:tab w:val="num" w:pos="2880"/>
+        </w:tabs>
+        <w:ind w:left="2880" w:hanging="360"/>
+      </w:pPr>
+    </w:lvl>
+    <w:lvl w:ilvl="4" w:tentative="1">
+      <w:start w:val="1"/>
+      <w:numFmt w:val="decimal"/>
+      <w:lvlText w:val="%5."/>
+      <w:lvlJc w:val="left"/>
+      <w:pPr>
+        <w:tabs>
+          <w:tab w:val="num" w:pos="3600"/>
+        </w:tabs>
+        <w:ind w:left="3600" w:hanging="360"/>
+      </w:pPr>
+    </w:lvl>
+    <w:lvl w:ilvl="5" w:tentative="1">
+      <w:start w:val="1"/>
+      <w:numFmt w:val="decimal"/>
+      <w:lvlText w:val="%6."/>
+      <w:lvlJc w:val="left"/>
+      <w:pPr>
+        <w:tabs>
+          <w:tab w:val="num" w:pos="4320"/>
+        </w:tabs>
+        <w:ind w:left="4320" w:hanging="360"/>
+      </w:pPr>
+    </w:lvl>
+    <w:lvl w:ilvl="6" w:tentative="1">
+      <w:start w:val="1"/>
+      <w:numFmt w:val="decimal"/>
+      <w:lvlText w:val="%7."/>
+      <w:lvlJc w:val="left"/>
+      <w:pPr>
+        <w:tabs>
+          <w:tab w:val="num" w:pos="5040"/>
+        </w:tabs>
+        <w:ind w:left="5040" w:hanging="360"/>
+      </w:pPr>
+    </w:lvl>
+    <w:lvl w:ilvl="7" w:tentative="1">
+      <w:start w:val="1"/>
+      <w:numFmt w:val="decimal"/>
+      <w:lvlText w:val="%8."/>
+      <w:lvlJc w:val="left"/>
+      <w:pPr>
+        <w:tabs>
+          <w:tab w:val="num" w:pos="5760"/>
+        </w:tabs>
+        <w:ind w:left="5760" w:hanging="360"/>
+      </w:pPr>
+    </w:lvl>
+    <w:lvl w:ilvl="8" w:tentative="1">
+      <w:start w:val="1"/>
+      <w:numFmt w:val="decimal"/>
+      <w:lvlText w:val="%9."/>
+      <w:lvlJc w:val="left"/>
+      <w:pPr>
+        <w:tabs>
+          <w:tab w:val="num" w:pos="6480"/>
+        </w:tabs>
+        <w:ind w:left="6480" w:hanging="360"/>
+      </w:pPr>
+    </w:lvl>
+  </w:abstractNum>
+  <w:abstractNum w:abstractNumId="11" w15:restartNumberingAfterBreak="0">
+    <w:nsid w:val="6D9250B3"/>
+    <w:multiLevelType w:val="multilevel"/>
+    <w:tmpl w:val="2FFE76D2"/>
+    <w:lvl w:ilvl="0">
+      <w:start w:val="1"/>
+      <w:numFmt w:val="bullet"/>
+      <w:lvlText w:val=""/>
+      <w:lvlJc w:val="left"/>
+      <w:pPr>
+        <w:tabs>
+          <w:tab w:val="num" w:pos="720"/>
+        </w:tabs>
+        <w:ind w:left="720" w:hanging="360"/>
+      </w:pPr>
+      <w:rPr>
+        <w:rFonts w:ascii="Symbol" w:hAnsi="Symbol" w:hint="default"/>
+        <w:sz w:val="20"/>
+      </w:rPr>
+    </w:lvl>
+    <w:lvl w:ilvl="1">
+      <w:start w:val="1"/>
+      <w:numFmt w:val="bullet"/>
+      <w:lvlText w:val="o"/>
+      <w:lvlJc w:val="left"/>
+      <w:pPr>
+        <w:tabs>
+          <w:tab w:val="num" w:pos="1440"/>
+        </w:tabs>
+        <w:ind w:left="1440" w:hanging="360"/>
+      </w:pPr>
+      <w:rPr>
+        <w:rFonts w:ascii="Courier New" w:hAnsi="Courier New" w:hint="default"/>
+        <w:sz w:val="20"/>
+      </w:rPr>
+    </w:lvl>
+    <w:lvl w:ilvl="2" w:tentative="1">
+      <w:start w:val="1"/>
+      <w:numFmt w:val="bullet"/>
+      <w:lvlText w:val=""/>
+      <w:lvlJc w:val="left"/>
+      <w:pPr>
+        <w:tabs>
+          <w:tab w:val="num" w:pos="2160"/>
+        </w:tabs>
+        <w:ind w:left="2160" w:hanging="360"/>
+      </w:pPr>
+      <w:rPr>
+        <w:rFonts w:ascii="Wingdings" w:hAnsi="Wingdings" w:hint="default"/>
+        <w:sz w:val="20"/>
+      </w:rPr>
+    </w:lvl>
+    <w:lvl w:ilvl="3" w:tentative="1">
+      <w:start w:val="1"/>
+      <w:numFmt w:val="bullet"/>
+      <w:lvlText w:val=""/>
+      <w:lvlJc w:val="left"/>
+      <w:pPr>
+        <w:tabs>
+          <w:tab w:val="num" w:pos="2880"/>
+        </w:tabs>
+        <w:ind w:left="2880" w:hanging="360"/>
+      </w:pPr>
+      <w:rPr>
+        <w:rFonts w:ascii="Wingdings" w:hAnsi="Wingdings" w:hint="default"/>
+        <w:sz w:val="20"/>
+      </w:rPr>
+    </w:lvl>
+    <w:lvl w:ilvl="4" w:tentative="1">
+      <w:start w:val="1"/>
+      <w:numFmt w:val="bullet"/>
+      <w:lvlText w:val=""/>
+      <w:lvlJc w:val="left"/>
+      <w:pPr>
+        <w:tabs>
+          <w:tab w:val="num" w:pos="3600"/>
+        </w:tabs>
+        <w:ind w:left="3600" w:hanging="360"/>
+      </w:pPr>
+      <w:rPr>
+        <w:rFonts w:ascii="Wingdings" w:hAnsi="Wingdings" w:hint="default"/>
+        <w:sz w:val="20"/>
+      </w:rPr>
+    </w:lvl>
+    <w:lvl w:ilvl="5" w:tentative="1">
+      <w:start w:val="1"/>
+      <w:numFmt w:val="bullet"/>
+      <w:lvlText w:val=""/>
+      <w:lvlJc w:val="left"/>
+      <w:pPr>
+        <w:tabs>
+          <w:tab w:val="num" w:pos="4320"/>
+        </w:tabs>
+        <w:ind w:left="4320" w:hanging="360"/>
+      </w:pPr>
+      <w:rPr>
+        <w:rFonts w:ascii="Wingdings" w:hAnsi="Wingdings" w:hint="default"/>
+        <w:sz w:val="20"/>
+      </w:rPr>
+    </w:lvl>
+    <w:lvl w:ilvl="6" w:tentative="1">
+      <w:start w:val="1"/>
+      <w:numFmt w:val="bullet"/>
+      <w:lvlText w:val=""/>
+      <w:lvlJc w:val="left"/>
+      <w:pPr>
+        <w:tabs>
+          <w:tab w:val="num" w:pos="5040"/>
+        </w:tabs>
+        <w:ind w:left="5040" w:hanging="360"/>
+      </w:pPr>
+      <w:rPr>
+        <w:rFonts w:ascii="Wingdings" w:hAnsi="Wingdings" w:hint="default"/>
+        <w:sz w:val="20"/>
+      </w:rPr>
+    </w:lvl>
+    <w:lvl w:ilvl="7" w:tentative="1">
+      <w:start w:val="1"/>
+      <w:numFmt w:val="bullet"/>
+      <w:lvlText w:val=""/>
+      <w:lvlJc w:val="left"/>
+      <w:pPr>
+        <w:tabs>
+          <w:tab w:val="num" w:pos="5760"/>
+        </w:tabs>
+        <w:ind w:left="5760" w:hanging="360"/>
+      </w:pPr>
+      <w:rPr>
+        <w:rFonts w:ascii="Wingdings" w:hAnsi="Wingdings" w:hint="default"/>
+        <w:sz w:val="20"/>
+      </w:rPr>
+    </w:lvl>
+    <w:lvl w:ilvl="8" w:tentative="1">
+      <w:start w:val="1"/>
+      <w:numFmt w:val="bullet"/>
+      <w:lvlText w:val=""/>
+      <w:lvlJc w:val="left"/>
+      <w:pPr>
+        <w:tabs>
+          <w:tab w:val="num" w:pos="6480"/>
+        </w:tabs>
+        <w:ind w:left="6480" w:hanging="360"/>
+      </w:pPr>
+      <w:rPr>
+        <w:rFonts w:ascii="Wingdings" w:hAnsi="Wingdings" w:hint="default"/>
+        <w:sz w:val="20"/>
+      </w:rPr>
+    </w:lvl>
+  </w:abstractNum>
+  <w:num w:numId="1" w16cid:durableId="2109348629">
+    <w:abstractNumId w:val="0"/>
+  </w:num>
+  <w:num w:numId="2" w16cid:durableId="1643653557">
+    <w:abstractNumId w:val="5"/>
+  </w:num>
+  <w:num w:numId="3" w16cid:durableId="335424132">
+    <w:abstractNumId w:val="4"/>
+  </w:num>
+  <w:num w:numId="4" w16cid:durableId="1928876666">
+    <w:abstractNumId w:val="6"/>
+  </w:num>
+  <w:num w:numId="5" w16cid:durableId="556361673">
+    <w:abstractNumId w:val="9"/>
+  </w:num>
+  <w:num w:numId="6" w16cid:durableId="1828859597">
+    <w:abstractNumId w:val="10"/>
+  </w:num>
+  <w:num w:numId="7" w16cid:durableId="774595631">
+    <w:abstractNumId w:val="2"/>
+  </w:num>
+  <w:num w:numId="8" w16cid:durableId="1922371498">
+    <w:abstractNumId w:val="7"/>
+  </w:num>
+  <w:num w:numId="9" w16cid:durableId="529343628">
+    <w:abstractNumId w:val="3"/>
+  </w:num>
+  <w:num w:numId="10" w16cid:durableId="1341851900">
+    <w:abstractNumId w:val="8"/>
+  </w:num>
+  <w:num w:numId="11" w16cid:durableId="1481078285">
+    <w:abstractNumId w:val="11"/>
+  </w:num>
+  <w:num w:numId="12" w16cid:durableId="1482379770">
     <w:abstractNumId w:val="1"/>
   </w:num>
 </w:numbering>
 </file>
 
 <file path=word/styles.xml><?xml version="1.0" encoding="utf-8"?>
-<w:styles xmlns:mc="http://schemas.openxmlformats.org/markup-compatibility/2006" xmlns:o="urn:schemas-microsoft-com:office:office" xmlns:r="http://schemas.openxmlformats.org/officeDocument/2006/relationships" xmlns:m="http://schemas.openxmlformats.org/officeDocument/2006/math" xmlns:v="urn:schemas-microsoft-com:vml" xmlns:wp="http://schemas.openxmlformats.org/drawingml/2006/wordprocessingDrawing" xmlns:w10="urn:schemas-microsoft-com:office:word" xmlns:w="http://schemas.openxmlformats.org/wordprocessingml/2006/main" xmlns:wne="http://schemas.microsoft.com/office/word/2006/wordml" xmlns:sl="http://schemas.openxmlformats.org/schemaLibrary/2006/main" xmlns:a="http://schemas.openxmlformats.org/drawingml/2006/main" xmlns:pic="http://schemas.openxmlformats.org/drawingml/2006/picture" xmlns:c="http://schemas.openxmlformats.org/drawingml/2006/chart" xmlns:lc="http://schemas.openxmlformats.org/drawingml/2006/lockedCanvas" xmlns:dgm="http://schemas.openxmlformats.org/drawingml/2006/diagram" xmlns:wps="http://schemas.microsoft.com/office/word/2010/wordprocessingShape" xmlns:wpg="http://schemas.microsoft.com/office/word/2010/wordprocessingGroup" xmlns:w14="http://schemas.microsoft.com/office/word/2010/wordml" xmlns:w15="http://schemas.microsoft.com/office/word/2012/wordml" xmlns:w16="http://schemas.microsoft.com/office/word/2018/wordml" xmlns:w16cex="http://schemas.microsoft.com/office/word/2018/wordml/cex" xmlns:w16cid="http://schemas.microsoft.com/office/word/2016/wordml/cid" xmlns="http://schemas.microsoft.com/office/tasks/2019/documenttasks" xmlns:cr="http://schemas.microsoft.com/office/comments/2020/reactions">
+<w:styles xmlns:mc="http://schemas.openxmlformats.org/markup-compatibility/2006" xmlns:r="http://schemas.openxmlformats.org/officeDocument/2006/relationships" xmlns:w="http://schemas.openxmlformats.org/wordprocessingml/2006/main" xmlns:w14="http://schemas.microsoft.com/office/word/2010/wordml" xmlns:w15="http://schemas.microsoft.com/office/word/2012/wordml" xmlns:w16cex="http://schemas.microsoft.com/office/word/2018/wordml/cex" xmlns:w16cid="http://schemas.microsoft.com/office/word/2016/wordml/cid" xmlns:w16="http://schemas.microsoft.com/office/word/2018/wordml" xmlns:w16sdtdh="http://schemas.microsoft.com/office/word/2020/wordml/sdtdatahash" xmlns:w16se="http://schemas.microsoft.com/office/word/2015/wordml/symex" mc:Ignorable="w14 w15 w16se w16cid w16 w16cex w16sdtdh">
   <w:docDefaults>
     <w:rPrDefault>
       <w:rPr>
-        <w:rFonts w:ascii="Lato" w:cs="Lato" w:eastAsia="Lato" w:hAnsi="Lato"/>
+        <w:rFonts w:ascii="Lato" w:eastAsia="Lato" w:hAnsi="Lato" w:cs="Lato"/>
         <w:sz w:val="24"/>
         <w:szCs w:val="24"/>
-        <w:lang w:val="es_419"/>
+        <w:lang w:val="es-419" w:eastAsia="es-AR" w:bidi="ar-SA"/>
       </w:rPr>
     </w:rPrDefault>
     <w:pPrDefault>
@@ -944,59 +3645,437 @@
       </w:pPr>
     </w:pPrDefault>
   </w:docDefaults>
-  <w:style w:type="table" w:styleId="TableNormal" w:default="1">
-    <w:name w:val="TableNormal"/>
-    <w:tblPr>
-      <w:tblCellMar>
-        <w:top w:w="100.0" w:type="dxa"/>
-        <w:left w:w="100.0" w:type="dxa"/>
-        <w:bottom w:w="100.0" w:type="dxa"/>
-        <w:right w:w="100.0" w:type="dxa"/>
-      </w:tblCellMar>
-    </w:tblPr>
+  <w:latentStyles w:defLockedState="0" w:defUIPriority="99" w:defSemiHidden="0" w:defUnhideWhenUsed="0" w:defQFormat="0" w:count="376">
+    <w:lsdException w:name="Normal" w:uiPriority="0" w:qFormat="1"/>
+    <w:lsdException w:name="heading 1" w:uiPriority="9" w:qFormat="1"/>
+    <w:lsdException w:name="heading 2" w:semiHidden="1" w:uiPriority="9" w:unhideWhenUsed="1" w:qFormat="1"/>
+    <w:lsdException w:name="heading 3" w:semiHidden="1" w:uiPriority="9" w:unhideWhenUsed="1" w:qFormat="1"/>
+    <w:lsdException w:name="heading 4" w:semiHidden="1" w:uiPriority="9" w:unhideWhenUsed="1" w:qFormat="1"/>
+    <w:lsdException w:name="heading 5" w:semiHidden="1" w:uiPriority="9" w:unhideWhenUsed="1" w:qFormat="1"/>
+    <w:lsdException w:name="heading 6" w:semiHidden="1" w:uiPriority="9" w:unhideWhenUsed="1" w:qFormat="1"/>
+    <w:lsdException w:name="heading 7" w:semiHidden="1" w:uiPriority="9" w:unhideWhenUsed="1" w:qFormat="1"/>
+    <w:lsdException w:name="heading 8" w:semiHidden="1" w:uiPriority="9" w:unhideWhenUsed="1" w:qFormat="1"/>
+    <w:lsdException w:name="heading 9" w:semiHidden="1" w:uiPriority="9" w:unhideWhenUsed="1" w:qFormat="1"/>
+    <w:lsdException w:name="index 1" w:semiHidden="1" w:unhideWhenUsed="1"/>
+    <w:lsdException w:name="index 2" w:semiHidden="1" w:unhideWhenUsed="1"/>
+    <w:lsdException w:name="index 3" w:semiHidden="1" w:unhideWhenUsed="1"/>
+    <w:lsdException w:name="index 4" w:semiHidden="1" w:unhideWhenUsed="1"/>
+    <w:lsdException w:name="index 5" w:semiHidden="1" w:unhideWhenUsed="1"/>
+    <w:lsdException w:name="index 6" w:semiHidden="1" w:unhideWhenUsed="1"/>
+    <w:lsdException w:name="index 7" w:semiHidden="1" w:unhideWhenUsed="1"/>
+    <w:lsdException w:name="index 8" w:semiHidden="1" w:unhideWhenUsed="1"/>
+    <w:lsdException w:name="index 9" w:semiHidden="1" w:unhideWhenUsed="1"/>
+    <w:lsdException w:name="toc 1" w:semiHidden="1" w:uiPriority="39" w:unhideWhenUsed="1"/>
+    <w:lsdException w:name="toc 2" w:semiHidden="1" w:uiPriority="39" w:unhideWhenUsed="1"/>
+    <w:lsdException w:name="toc 3" w:semiHidden="1" w:uiPriority="39" w:unhideWhenUsed="1"/>
+    <w:lsdException w:name="toc 4" w:semiHidden="1" w:uiPriority="39" w:unhideWhenUsed="1"/>
+    <w:lsdException w:name="toc 5" w:semiHidden="1" w:uiPriority="39" w:unhideWhenUsed="1"/>
+    <w:lsdException w:name="toc 6" w:semiHidden="1" w:uiPriority="39" w:unhideWhenUsed="1"/>
+    <w:lsdException w:name="toc 7" w:semiHidden="1" w:uiPriority="39" w:unhideWhenUsed="1"/>
+    <w:lsdException w:name="toc 8" w:semiHidden="1" w:uiPriority="39" w:unhideWhenUsed="1"/>
+    <w:lsdException w:name="toc 9" w:semiHidden="1" w:uiPriority="39" w:unhideWhenUsed="1"/>
+    <w:lsdException w:name="Normal Indent" w:semiHidden="1" w:unhideWhenUsed="1"/>
+    <w:lsdException w:name="footnote text" w:semiHidden="1" w:unhideWhenUsed="1"/>
+    <w:lsdException w:name="annotation text" w:semiHidden="1" w:unhideWhenUsed="1"/>
+    <w:lsdException w:name="header" w:semiHidden="1" w:unhideWhenUsed="1"/>
+    <w:lsdException w:name="footer" w:semiHidden="1" w:unhideWhenUsed="1"/>
+    <w:lsdException w:name="index heading" w:semiHidden="1" w:unhideWhenUsed="1"/>
+    <w:lsdException w:name="caption" w:semiHidden="1" w:uiPriority="35" w:unhideWhenUsed="1" w:qFormat="1"/>
+    <w:lsdException w:name="table of figures" w:semiHidden="1" w:unhideWhenUsed="1"/>
+    <w:lsdException w:name="envelope address" w:semiHidden="1" w:unhideWhenUsed="1"/>
+    <w:lsdException w:name="envelope return" w:semiHidden="1" w:unhideWhenUsed="1"/>
+    <w:lsdException w:name="footnote reference" w:semiHidden="1" w:unhideWhenUsed="1"/>
+    <w:lsdException w:name="annotation reference" w:semiHidden="1" w:unhideWhenUsed="1"/>
+    <w:lsdException w:name="line number" w:semiHidden="1" w:unhideWhenUsed="1"/>
+    <w:lsdException w:name="page number" w:semiHidden="1" w:unhideWhenUsed="1"/>
+    <w:lsdException w:name="endnote reference" w:semiHidden="1" w:unhideWhenUsed="1"/>
+    <w:lsdException w:name="endnote text" w:semiHidden="1" w:unhideWhenUsed="1"/>
+    <w:lsdException w:name="table of authorities" w:semiHidden="1" w:unhideWhenUsed="1"/>
+    <w:lsdException w:name="macro" w:semiHidden="1" w:unhideWhenUsed="1"/>
+    <w:lsdException w:name="toa heading" w:semiHidden="1" w:unhideWhenUsed="1"/>
+    <w:lsdException w:name="List" w:semiHidden="1" w:unhideWhenUsed="1"/>
+    <w:lsdException w:name="List Bullet" w:semiHidden="1" w:unhideWhenUsed="1"/>
+    <w:lsdException w:name="List Number" w:semiHidden="1" w:unhideWhenUsed="1"/>
+    <w:lsdException w:name="List 2" w:semiHidden="1" w:unhideWhenUsed="1"/>
+    <w:lsdException w:name="List 3" w:semiHidden="1" w:unhideWhenUsed="1"/>
+    <w:lsdException w:name="List 4" w:semiHidden="1" w:unhideWhenUsed="1"/>
+    <w:lsdException w:name="List 5" w:semiHidden="1" w:unhideWhenUsed="1"/>
+    <w:lsdException w:name="List Bullet 2" w:semiHidden="1" w:unhideWhenUsed="1"/>
+    <w:lsdException w:name="List Bullet 3" w:semiHidden="1" w:unhideWhenUsed="1"/>
+    <w:lsdException w:name="List Bullet 4" w:semiHidden="1" w:unhideWhenUsed="1"/>
+    <w:lsdException w:name="List Bullet 5" w:semiHidden="1" w:unhideWhenUsed="1"/>
+    <w:lsdException w:name="List Number 2" w:semiHidden="1" w:unhideWhenUsed="1"/>
+    <w:lsdException w:name="List Number 3" w:semiHidden="1" w:unhideWhenUsed="1"/>
+    <w:lsdException w:name="List Number 4" w:semiHidden="1" w:unhideWhenUsed="1"/>
+    <w:lsdException w:name="List Number 5" w:semiHidden="1" w:unhideWhenUsed="1"/>
+    <w:lsdException w:name="Title" w:uiPriority="10" w:qFormat="1"/>
+    <w:lsdException w:name="Closing" w:semiHidden="1" w:unhideWhenUsed="1"/>
+    <w:lsdException w:name="Signature" w:semiHidden="1" w:unhideWhenUsed="1"/>
+    <w:lsdException w:name="Default Paragraph Font" w:semiHidden="1" w:uiPriority="1" w:unhideWhenUsed="1"/>
+    <w:lsdException w:name="Body Text" w:semiHidden="1" w:unhideWhenUsed="1"/>
+    <w:lsdException w:name="Body Text Indent" w:semiHidden="1" w:unhideWhenUsed="1"/>
+    <w:lsdException w:name="List Continue" w:semiHidden="1" w:unhideWhenUsed="1"/>
+    <w:lsdException w:name="List Continue 2" w:semiHidden="1" w:unhideWhenUsed="1"/>
+    <w:lsdException w:name="List Continue 3" w:semiHidden="1" w:unhideWhenUsed="1"/>
+    <w:lsdException w:name="List Continue 4" w:semiHidden="1" w:unhideWhenUsed="1"/>
+    <w:lsdException w:name="List Continue 5" w:semiHidden="1" w:unhideWhenUsed="1"/>
+    <w:lsdException w:name="Message Header" w:semiHidden="1" w:unhideWhenUsed="1"/>
+    <w:lsdException w:name="Subtitle" w:uiPriority="11" w:qFormat="1"/>
+    <w:lsdException w:name="Salutation" w:semiHidden="1" w:unhideWhenUsed="1"/>
+    <w:lsdException w:name="Date" w:semiHidden="1" w:unhideWhenUsed="1"/>
+    <w:lsdException w:name="Body Text First Indent" w:semiHidden="1" w:unhideWhenUsed="1"/>
+    <w:lsdException w:name="Body Text First Indent 2" w:semiHidden="1" w:unhideWhenUsed="1"/>
+    <w:lsdException w:name="Note Heading" w:semiHidden="1" w:unhideWhenUsed="1"/>
+    <w:lsdException w:name="Body Text 2" w:semiHidden="1" w:unhideWhenUsed="1"/>
+    <w:lsdException w:name="Body Text 3" w:semiHidden="1" w:unhideWhenUsed="1"/>
+    <w:lsdException w:name="Body Text Indent 2" w:semiHidden="1" w:unhideWhenUsed="1"/>
+    <w:lsdException w:name="Body Text Indent 3" w:semiHidden="1" w:unhideWhenUsed="1"/>
+    <w:lsdException w:name="Block Text" w:semiHidden="1" w:unhideWhenUsed="1"/>
+    <w:lsdException w:name="Hyperlink" w:semiHidden="1" w:unhideWhenUsed="1"/>
+    <w:lsdException w:name="FollowedHyperlink" w:semiHidden="1" w:unhideWhenUsed="1"/>
+    <w:lsdException w:name="Strong" w:uiPriority="22" w:qFormat="1"/>
+    <w:lsdException w:name="Emphasis" w:uiPriority="20" w:qFormat="1"/>
+    <w:lsdException w:name="Document Map" w:semiHidden="1" w:unhideWhenUsed="1"/>
+    <w:lsdException w:name="Plain Text" w:semiHidden="1" w:unhideWhenUsed="1"/>
+    <w:lsdException w:name="E-mail Signature" w:semiHidden="1" w:unhideWhenUsed="1"/>
+    <w:lsdException w:name="HTML Top of Form" w:semiHidden="1" w:unhideWhenUsed="1"/>
+    <w:lsdException w:name="HTML Bottom of Form" w:semiHidden="1" w:unhideWhenUsed="1"/>
+    <w:lsdException w:name="Normal (Web)" w:semiHidden="1" w:unhideWhenUsed="1"/>
+    <w:lsdException w:name="HTML Acronym" w:semiHidden="1" w:unhideWhenUsed="1"/>
+    <w:lsdException w:name="HTML Address" w:semiHidden="1" w:unhideWhenUsed="1"/>
+    <w:lsdException w:name="HTML Cite" w:semiHidden="1" w:unhideWhenUsed="1"/>
+    <w:lsdException w:name="HTML Code" w:semiHidden="1" w:unhideWhenUsed="1"/>
+    <w:lsdException w:name="HTML Definition" w:semiHidden="1" w:unhideWhenUsed="1"/>
+    <w:lsdException w:name="HTML Keyboard" w:semiHidden="1" w:unhideWhenUsed="1"/>
+    <w:lsdException w:name="HTML Preformatted" w:semiHidden="1" w:unhideWhenUsed="1"/>
+    <w:lsdException w:name="HTML Sample" w:semiHidden="1" w:unhideWhenUsed="1"/>
+    <w:lsdException w:name="HTML Typewriter" w:semiHidden="1" w:unhideWhenUsed="1"/>
+    <w:lsdException w:name="HTML Variable" w:semiHidden="1" w:unhideWhenUsed="1"/>
+    <w:lsdException w:name="Normal Table" w:semiHidden="1" w:unhideWhenUsed="1"/>
+    <w:lsdException w:name="annotation subject" w:semiHidden="1" w:unhideWhenUsed="1"/>
+    <w:lsdException w:name="No List" w:semiHidden="1" w:unhideWhenUsed="1"/>
+    <w:lsdException w:name="Outline List 1" w:semiHidden="1" w:unhideWhenUsed="1"/>
+    <w:lsdException w:name="Outline List 2" w:semiHidden="1" w:unhideWhenUsed="1"/>
+    <w:lsdException w:name="Outline List 3" w:semiHidden="1" w:unhideWhenUsed="1"/>
+    <w:lsdException w:name="Table Simple 1" w:semiHidden="1" w:unhideWhenUsed="1"/>
+    <w:lsdException w:name="Table Simple 2" w:semiHidden="1" w:unhideWhenUsed="1"/>
+    <w:lsdException w:name="Table Simple 3" w:semiHidden="1" w:unhideWhenUsed="1"/>
+    <w:lsdException w:name="Table Classic 1" w:semiHidden="1" w:unhideWhenUsed="1"/>
+    <w:lsdException w:name="Table Classic 2" w:semiHidden="1" w:unhideWhenUsed="1"/>
+    <w:lsdException w:name="Table Classic 3" w:semiHidden="1" w:unhideWhenUsed="1"/>
+    <w:lsdException w:name="Table Classic 4" w:semiHidden="1" w:unhideWhenUsed="1"/>
+    <w:lsdException w:name="Table Colorful 1" w:semiHidden="1" w:unhideWhenUsed="1"/>
+    <w:lsdException w:name="Table Colorful 2" w:semiHidden="1" w:unhideWhenUsed="1"/>
+    <w:lsdException w:name="Table Colorful 3" w:semiHidden="1" w:unhideWhenUsed="1"/>
+    <w:lsdException w:name="Table Columns 1" w:semiHidden="1" w:unhideWhenUsed="1"/>
+    <w:lsdException w:name="Table Columns 2" w:semiHidden="1" w:unhideWhenUsed="1"/>
+    <w:lsdException w:name="Table Columns 3" w:semiHidden="1" w:unhideWhenUsed="1"/>
+    <w:lsdException w:name="Table Columns 4" w:semiHidden="1" w:unhideWhenUsed="1"/>
+    <w:lsdException w:name="Table Columns 5" w:semiHidden="1" w:unhideWhenUsed="1"/>
+    <w:lsdException w:name="Table Grid 1" w:semiHidden="1" w:unhideWhenUsed="1"/>
+    <w:lsdException w:name="Table Grid 2" w:semiHidden="1" w:unhideWhenUsed="1"/>
+    <w:lsdException w:name="Table Grid 3" w:semiHidden="1" w:unhideWhenUsed="1"/>
+    <w:lsdException w:name="Table Grid 4" w:semiHidden="1" w:unhideWhenUsed="1"/>
+    <w:lsdException w:name="Table Grid 5" w:semiHidden="1" w:unhideWhenUsed="1"/>
+    <w:lsdException w:name="Table Grid 6" w:semiHidden="1" w:unhideWhenUsed="1"/>
+    <w:lsdException w:name="Table Grid 7" w:semiHidden="1" w:unhideWhenUsed="1"/>
+    <w:lsdException w:name="Table Grid 8" w:semiHidden="1" w:unhideWhenUsed="1"/>
+    <w:lsdException w:name="Table List 1" w:semiHidden="1" w:unhideWhenUsed="1"/>
+    <w:lsdException w:name="Table List 2" w:semiHidden="1" w:unhideWhenUsed="1"/>
+    <w:lsdException w:name="Table List 3" w:semiHidden="1" w:unhideWhenUsed="1"/>
+    <w:lsdException w:name="Table List 4" w:semiHidden="1" w:unhideWhenUsed="1"/>
+    <w:lsdException w:name="Table List 5" w:semiHidden="1" w:unhideWhenUsed="1"/>
+    <w:lsdException w:name="Table List 6" w:semiHidden="1" w:unhideWhenUsed="1"/>
+    <w:lsdException w:name="Table List 7" w:semiHidden="1" w:unhideWhenUsed="1"/>
+    <w:lsdException w:name="Table List 8" w:semiHidden="1" w:unhideWhenUsed="1"/>
+    <w:lsdException w:name="Table 3D effects 1" w:semiHidden="1" w:unhideWhenUsed="1"/>
+    <w:lsdException w:name="Table 3D effects 2" w:semiHidden="1" w:unhideWhenUsed="1"/>
+    <w:lsdException w:name="Table 3D effects 3" w:semiHidden="1" w:unhideWhenUsed="1"/>
+    <w:lsdException w:name="Table Contemporary" w:semiHidden="1" w:unhideWhenUsed="1"/>
+    <w:lsdException w:name="Table Elegant" w:semiHidden="1" w:unhideWhenUsed="1"/>
+    <w:lsdException w:name="Table Professional" w:semiHidden="1" w:unhideWhenUsed="1"/>
+    <w:lsdException w:name="Table Subtle 1" w:semiHidden="1" w:unhideWhenUsed="1"/>
+    <w:lsdException w:name="Table Subtle 2" w:semiHidden="1" w:unhideWhenUsed="1"/>
+    <w:lsdException w:name="Table Web 1" w:semiHidden="1" w:unhideWhenUsed="1"/>
+    <w:lsdException w:name="Table Web 2" w:semiHidden="1" w:unhideWhenUsed="1"/>
+    <w:lsdException w:name="Table Web 3" w:semiHidden="1" w:unhideWhenUsed="1"/>
+    <w:lsdException w:name="Balloon Text" w:semiHidden="1" w:unhideWhenUsed="1"/>
+    <w:lsdException w:name="Table Grid" w:uiPriority="39"/>
+    <w:lsdException w:name="Table Theme" w:semiHidden="1" w:unhideWhenUsed="1"/>
+    <w:lsdException w:name="Placeholder Text" w:semiHidden="1"/>
+    <w:lsdException w:name="No Spacing" w:uiPriority="1" w:qFormat="1"/>
+    <w:lsdException w:name="Light Shading" w:uiPriority="60"/>
+    <w:lsdException w:name="Light List" w:uiPriority="61"/>
+    <w:lsdException w:name="Light Grid" w:uiPriority="62"/>
+    <w:lsdException w:name="Medium Shading 1" w:uiPriority="63"/>
+    <w:lsdException w:name="Medium Shading 2" w:uiPriority="64"/>
+    <w:lsdException w:name="Medium List 1" w:uiPriority="65"/>
+    <w:lsdException w:name="Medium List 2" w:uiPriority="66"/>
+    <w:lsdException w:name="Medium Grid 1" w:uiPriority="67"/>
+    <w:lsdException w:name="Medium Grid 2" w:uiPriority="68"/>
+    <w:lsdException w:name="Medium Grid 3" w:uiPriority="69"/>
+    <w:lsdException w:name="Dark List" w:uiPriority="70"/>
+    <w:lsdException w:name="Colorful Shading" w:uiPriority="71"/>
+    <w:lsdException w:name="Colorful List" w:uiPriority="72"/>
+    <w:lsdException w:name="Colorful Grid" w:uiPriority="73"/>
+    <w:lsdException w:name="Light Shading Accent 1" w:uiPriority="60"/>
+    <w:lsdException w:name="Light List Accent 1" w:uiPriority="61"/>
+    <w:lsdException w:name="Light Grid Accent 1" w:uiPriority="62"/>
+    <w:lsdException w:name="Medium Shading 1 Accent 1" w:uiPriority="63"/>
+    <w:lsdException w:name="Medium Shading 2 Accent 1" w:uiPriority="64"/>
+    <w:lsdException w:name="Medium List 1 Accent 1" w:uiPriority="65"/>
+    <w:lsdException w:name="Revision" w:semiHidden="1"/>
+    <w:lsdException w:name="List Paragraph" w:uiPriority="34" w:qFormat="1"/>
+    <w:lsdException w:name="Quote" w:uiPriority="29" w:qFormat="1"/>
+    <w:lsdException w:name="Intense Quote" w:uiPriority="30" w:qFormat="1"/>
+    <w:lsdException w:name="Medium List 2 Accent 1" w:uiPriority="66"/>
+    <w:lsdException w:name="Medium Grid 1 Accent 1" w:uiPriority="67"/>
+    <w:lsdException w:name="Medium Grid 2 Accent 1" w:uiPriority="68"/>
+    <w:lsdException w:name="Medium Grid 3 Accent 1" w:uiPriority="69"/>
+    <w:lsdException w:name="Dark List Accent 1" w:uiPriority="70"/>
+    <w:lsdException w:name="Colorful Shading Accent 1" w:uiPriority="71"/>
+    <w:lsdException w:name="Colorful List Accent 1" w:uiPriority="72"/>
+    <w:lsdException w:name="Colorful Grid Accent 1" w:uiPriority="73"/>
+    <w:lsdException w:name="Light Shading Accent 2" w:uiPriority="60"/>
+    <w:lsdException w:name="Light List Accent 2" w:uiPriority="61"/>
+    <w:lsdException w:name="Light Grid Accent 2" w:uiPriority="62"/>
+    <w:lsdException w:name="Medium Shading 1 Accent 2" w:uiPriority="63"/>
+    <w:lsdException w:name="Medium Shading 2 Accent 2" w:uiPriority="64"/>
+    <w:lsdException w:name="Medium List 1 Accent 2" w:uiPriority="65"/>
+    <w:lsdException w:name="Medium List 2 Accent 2" w:uiPriority="66"/>
+    <w:lsdException w:name="Medium Grid 1 Accent 2" w:uiPriority="67"/>
+    <w:lsdException w:name="Medium Grid 2 Accent 2" w:uiPriority="68"/>
+    <w:lsdException w:name="Medium Grid 3 Accent 2" w:uiPriority="69"/>
+    <w:lsdException w:name="Dark List Accent 2" w:uiPriority="70"/>
+    <w:lsdException w:name="Colorful Shading Accent 2" w:uiPriority="71"/>
+    <w:lsdException w:name="Colorful List Accent 2" w:uiPriority="72"/>
+    <w:lsdException w:name="Colorful Grid Accent 2" w:uiPriority="73"/>
+    <w:lsdException w:name="Light Shading Accent 3" w:uiPriority="60"/>
+    <w:lsdException w:name="Light List Accent 3" w:uiPriority="61"/>
+    <w:lsdException w:name="Light Grid Accent 3" w:uiPriority="62"/>
+    <w:lsdException w:name="Medium Shading 1 Accent 3" w:uiPriority="63"/>
+    <w:lsdException w:name="Medium Shading 2 Accent 3" w:uiPriority="64"/>
+    <w:lsdException w:name="Medium List 1 Accent 3" w:uiPriority="65"/>
+    <w:lsdException w:name="Medium List 2 Accent 3" w:uiPriority="66"/>
+    <w:lsdException w:name="Medium Grid 1 Accent 3" w:uiPriority="67"/>
+    <w:lsdException w:name="Medium Grid 2 Accent 3" w:uiPriority="68"/>
+    <w:lsdException w:name="Medium Grid 3 Accent 3" w:uiPriority="69"/>
+    <w:lsdException w:name="Dark List Accent 3" w:uiPriority="70"/>
+    <w:lsdException w:name="Colorful Shading Accent 3" w:uiPriority="71"/>
+    <w:lsdException w:name="Colorful List Accent 3" w:uiPriority="72"/>
+    <w:lsdException w:name="Colorful Grid Accent 3" w:uiPriority="73"/>
+    <w:lsdException w:name="Light Shading Accent 4" w:uiPriority="60"/>
+    <w:lsdException w:name="Light List Accent 4" w:uiPriority="61"/>
+    <w:lsdException w:name="Light Grid Accent 4" w:uiPriority="62"/>
+    <w:lsdException w:name="Medium Shading 1 Accent 4" w:uiPriority="63"/>
+    <w:lsdException w:name="Medium Shading 2 Accent 4" w:uiPriority="64"/>
+    <w:lsdException w:name="Medium List 1 Accent 4" w:uiPriority="65"/>
+    <w:lsdException w:name="Medium List 2 Accent 4" w:uiPriority="66"/>
+    <w:lsdException w:name="Medium Grid 1 Accent 4" w:uiPriority="67"/>
+    <w:lsdException w:name="Medium Grid 2 Accent 4" w:uiPriority="68"/>
+    <w:lsdException w:name="Medium Grid 3 Accent 4" w:uiPriority="69"/>
+    <w:lsdException w:name="Dark List Accent 4" w:uiPriority="70"/>
+    <w:lsdException w:name="Colorful Shading Accent 4" w:uiPriority="71"/>
+    <w:lsdException w:name="Colorful List Accent 4" w:uiPriority="72"/>
+    <w:lsdException w:name="Colorful Grid Accent 4" w:uiPriority="73"/>
+    <w:lsdException w:name="Light Shading Accent 5" w:uiPriority="60"/>
+    <w:lsdException w:name="Light List Accent 5" w:uiPriority="61"/>
+    <w:lsdException w:name="Light Grid Accent 5" w:uiPriority="62"/>
+    <w:lsdException w:name="Medium Shading 1 Accent 5" w:uiPriority="63"/>
+    <w:lsdException w:name="Medium Shading 2 Accent 5" w:uiPriority="64"/>
+    <w:lsdException w:name="Medium List 1 Accent 5" w:uiPriority="65"/>
+    <w:lsdException w:name="Medium List 2 Accent 5" w:uiPriority="66"/>
+    <w:lsdException w:name="Medium Grid 1 Accent 5" w:uiPriority="67"/>
+    <w:lsdException w:name="Medium Grid 2 Accent 5" w:uiPriority="68"/>
+    <w:lsdException w:name="Medium Grid 3 Accent 5" w:uiPriority="69"/>
+    <w:lsdException w:name="Dark List Accent 5" w:uiPriority="70"/>
+    <w:lsdException w:name="Colorful Shading Accent 5" w:uiPriority="71"/>
+    <w:lsdException w:name="Colorful List Accent 5" w:uiPriority="72"/>
+    <w:lsdException w:name="Colorful Grid Accent 5" w:uiPriority="73"/>
+    <w:lsdException w:name="Light Shading Accent 6" w:uiPriority="60"/>
+    <w:lsdException w:name="Light List Accent 6" w:uiPriority="61"/>
+    <w:lsdException w:name="Light Grid Accent 6" w:uiPriority="62"/>
+    <w:lsdException w:name="Medium Shading 1 Accent 6" w:uiPriority="63"/>
+    <w:lsdException w:name="Medium Shading 2 Accent 6" w:uiPriority="64"/>
+    <w:lsdException w:name="Medium List 1 Accent 6" w:uiPriority="65"/>
+    <w:lsdException w:name="Medium List 2 Accent 6" w:uiPriority="66"/>
+    <w:lsdException w:name="Medium Grid 1 Accent 6" w:uiPriority="67"/>
+    <w:lsdException w:name="Medium Grid 2 Accent 6" w:uiPriority="68"/>
+    <w:lsdException w:name="Medium Grid 3 Accent 6" w:uiPriority="69"/>
+    <w:lsdException w:name="Dark List Accent 6" w:uiPriority="70"/>
+    <w:lsdException w:name="Colorful Shading Accent 6" w:uiPriority="71"/>
+    <w:lsdException w:name="Colorful List Accent 6" w:uiPriority="72"/>
+    <w:lsdException w:name="Colorful Grid Accent 6" w:uiPriority="73"/>
+    <w:lsdException w:name="Subtle Emphasis" w:uiPriority="19" w:qFormat="1"/>
+    <w:lsdException w:name="Intense Emphasis" w:uiPriority="21" w:qFormat="1"/>
+    <w:lsdException w:name="Subtle Reference" w:uiPriority="31" w:qFormat="1"/>
+    <w:lsdException w:name="Intense Reference" w:uiPriority="32" w:qFormat="1"/>
+    <w:lsdException w:name="Book Title" w:uiPriority="33" w:qFormat="1"/>
+    <w:lsdException w:name="Bibliography" w:semiHidden="1" w:uiPriority="37" w:unhideWhenUsed="1"/>
+    <w:lsdException w:name="TOC Heading" w:semiHidden="1" w:uiPriority="39" w:unhideWhenUsed="1" w:qFormat="1"/>
+    <w:lsdException w:name="Plain Table 1" w:uiPriority="41"/>
+    <w:lsdException w:name="Plain Table 2" w:uiPriority="42"/>
+    <w:lsdException w:name="Plain Table 3" w:uiPriority="43"/>
+    <w:lsdException w:name="Plain Table 4" w:uiPriority="44"/>
+    <w:lsdException w:name="Plain Table 5" w:uiPriority="45"/>
+    <w:lsdException w:name="Grid Table Light" w:uiPriority="40"/>
+    <w:lsdException w:name="Grid Table 1 Light" w:uiPriority="46"/>
+    <w:lsdException w:name="Grid Table 2" w:uiPriority="47"/>
+    <w:lsdException w:name="Grid Table 3" w:uiPriority="48"/>
+    <w:lsdException w:name="Grid Table 4" w:uiPriority="49"/>
+    <w:lsdException w:name="Grid Table 5 Dark" w:uiPriority="50"/>
+    <w:lsdException w:name="Grid Table 6 Colorful" w:uiPriority="51"/>
+    <w:lsdException w:name="Grid Table 7 Colorful" w:uiPriority="52"/>
+    <w:lsdException w:name="Grid Table 1 Light Accent 1" w:uiPriority="46"/>
+    <w:lsdException w:name="Grid Table 2 Accent 1" w:uiPriority="47"/>
+    <w:lsdException w:name="Grid Table 3 Accent 1" w:uiPriority="48"/>
+    <w:lsdException w:name="Grid Table 4 Accent 1" w:uiPriority="49"/>
+    <w:lsdException w:name="Grid Table 5 Dark Accent 1" w:uiPriority="50"/>
+    <w:lsdException w:name="Grid Table 6 Colorful Accent 1" w:uiPriority="51"/>
+    <w:lsdException w:name="Grid Table 7 Colorful Accent 1" w:uiPriority="52"/>
+    <w:lsdException w:name="Grid Table 1 Light Accent 2" w:uiPriority="46"/>
+    <w:lsdException w:name="Grid Table 2 Accent 2" w:uiPriority="47"/>
+    <w:lsdException w:name="Grid Table 3 Accent 2" w:uiPriority="48"/>
+    <w:lsdException w:name="Grid Table 4 Accent 2" w:uiPriority="49"/>
+    <w:lsdException w:name="Grid Table 5 Dark Accent 2" w:uiPriority="50"/>
+    <w:lsdException w:name="Grid Table 6 Colorful Accent 2" w:uiPriority="51"/>
+    <w:lsdException w:name="Grid Table 7 Colorful Accent 2" w:uiPriority="52"/>
+    <w:lsdException w:name="Grid Table 1 Light Accent 3" w:uiPriority="46"/>
+    <w:lsdException w:name="Grid Table 2 Accent 3" w:uiPriority="47"/>
+    <w:lsdException w:name="Grid Table 3 Accent 3" w:uiPriority="48"/>
+    <w:lsdException w:name="Grid Table 4 Accent 3" w:uiPriority="49"/>
+    <w:lsdException w:name="Grid Table 5 Dark Accent 3" w:uiPriority="50"/>
+    <w:lsdException w:name="Grid Table 6 Colorful Accent 3" w:uiPriority="51"/>
+    <w:lsdException w:name="Grid Table 7 Colorful Accent 3" w:uiPriority="52"/>
+    <w:lsdException w:name="Grid Table 1 Light Accent 4" w:uiPriority="46"/>
+    <w:lsdException w:name="Grid Table 2 Accent 4" w:uiPriority="47"/>
+    <w:lsdException w:name="Grid Table 3 Accent 4" w:uiPriority="48"/>
+    <w:lsdException w:name="Grid Table 4 Accent 4" w:uiPriority="49"/>
+    <w:lsdException w:name="Grid Table 5 Dark Accent 4" w:uiPriority="50"/>
+    <w:lsdException w:name="Grid Table 6 Colorful Accent 4" w:uiPriority="51"/>
+    <w:lsdException w:name="Grid Table 7 Colorful Accent 4" w:uiPriority="52"/>
+    <w:lsdException w:name="Grid Table 1 Light Accent 5" w:uiPriority="46"/>
+    <w:lsdException w:name="Grid Table 2 Accent 5" w:uiPriority="47"/>
+    <w:lsdException w:name="Grid Table 3 Accent 5" w:uiPriority="48"/>
+    <w:lsdException w:name="Grid Table 4 Accent 5" w:uiPriority="49"/>
+    <w:lsdException w:name="Grid Table 5 Dark Accent 5" w:uiPriority="50"/>
+    <w:lsdException w:name="Grid Table 6 Colorful Accent 5" w:uiPriority="51"/>
+    <w:lsdException w:name="Grid Table 7 Colorful Accent 5" w:uiPriority="52"/>
+    <w:lsdException w:name="Grid Table 1 Light Accent 6" w:uiPriority="46"/>
+    <w:lsdException w:name="Grid Table 2 Accent 6" w:uiPriority="47"/>
+    <w:lsdException w:name="Grid Table 3 Accent 6" w:uiPriority="48"/>
+    <w:lsdException w:name="Grid Table 4 Accent 6" w:uiPriority="49"/>
+    <w:lsdException w:name="Grid Table 5 Dark Accent 6" w:uiPriority="50"/>
+    <w:lsdException w:name="Grid Table 6 Colorful Accent 6" w:uiPriority="51"/>
+    <w:lsdException w:name="Grid Table 7 Colorful Accent 6" w:uiPriority="52"/>
+    <w:lsdException w:name="List Table 1 Light" w:uiPriority="46"/>
+    <w:lsdException w:name="List Table 2" w:uiPriority="47"/>
+    <w:lsdException w:name="List Table 3" w:uiPriority="48"/>
+    <w:lsdException w:name="List Table 4" w:uiPriority="49"/>
+    <w:lsdException w:name="List Table 5 Dark" w:uiPriority="50"/>
+    <w:lsdException w:name="List Table 6 Colorful" w:uiPriority="51"/>
+    <w:lsdException w:name="List Table 7 Colorful" w:uiPriority="52"/>
+    <w:lsdException w:name="List Table 1 Light Accent 1" w:uiPriority="46"/>
+    <w:lsdException w:name="List Table 2 Accent 1" w:uiPriority="47"/>
+    <w:lsdException w:name="List Table 3 Accent 1" w:uiPriority="48"/>
+    <w:lsdException w:name="List Table 4 Accent 1" w:uiPriority="49"/>
+    <w:lsdException w:name="List Table 5 Dark Accent 1" w:uiPriority="50"/>
+    <w:lsdException w:name="List Table 6 Colorful Accent 1" w:uiPriority="51"/>
+    <w:lsdException w:name="List Table 7 Colorful Accent 1" w:uiPriority="52"/>
+    <w:lsdException w:name="List Table 1 Light Accent 2" w:uiPriority="46"/>
+    <w:lsdException w:name="List Table 2 Accent 2" w:uiPriority="47"/>
+    <w:lsdException w:name="List Table 3 Accent 2" w:uiPriority="48"/>
+    <w:lsdException w:name="List Table 4 Accent 2" w:uiPriority="49"/>
+    <w:lsdException w:name="List Table 5 Dark Accent 2" w:uiPriority="50"/>
+    <w:lsdException w:name="List Table 6 Colorful Accent 2" w:uiPriority="51"/>
+    <w:lsdException w:name="List Table 7 Colorful Accent 2" w:uiPriority="52"/>
+    <w:lsdException w:name="List Table 1 Light Accent 3" w:uiPriority="46"/>
+    <w:lsdException w:name="List Table 2 Accent 3" w:uiPriority="47"/>
+    <w:lsdException w:name="List Table 3 Accent 3" w:uiPriority="48"/>
+    <w:lsdException w:name="List Table 4 Accent 3" w:uiPriority="49"/>
+    <w:lsdException w:name="List Table 5 Dark Accent 3" w:uiPriority="50"/>
+    <w:lsdException w:name="List Table 6 Colorful Accent 3" w:uiPriority="51"/>
+    <w:lsdException w:name="List Table 7 Colorful Accent 3" w:uiPriority="52"/>
+    <w:lsdException w:name="List Table 1 Light Accent 4" w:uiPriority="46"/>
+    <w:lsdException w:name="List Table 2 Accent 4" w:uiPriority="47"/>
+    <w:lsdException w:name="List Table 3 Accent 4" w:uiPriority="48"/>
+    <w:lsdException w:name="List Table 4 Accent 4" w:uiPriority="49"/>
+    <w:lsdException w:name="List Table 5 Dark Accent 4" w:uiPriority="50"/>
+    <w:lsdException w:name="List Table 6 Colorful Accent 4" w:uiPriority="51"/>
+    <w:lsdException w:name="List Table 7 Colorful Accent 4" w:uiPriority="52"/>
+    <w:lsdException w:name="List Table 1 Light Accent 5" w:uiPriority="46"/>
+    <w:lsdException w:name="List Table 2 Accent 5" w:uiPriority="47"/>
+    <w:lsdException w:name="List Table 3 Accent 5" w:uiPriority="48"/>
+    <w:lsdException w:name="List Table 4 Accent 5" w:uiPriority="49"/>
+    <w:lsdException w:name="List Table 5 Dark Accent 5" w:uiPriority="50"/>
+    <w:lsdException w:name="List Table 6 Colorful Accent 5" w:uiPriority="51"/>
+    <w:lsdException w:name="List Table 7 Colorful Accent 5" w:uiPriority="52"/>
+    <w:lsdException w:name="List Table 1 Light Accent 6" w:uiPriority="46"/>
+    <w:lsdException w:name="List Table 2 Accent 6" w:uiPriority="47"/>
+    <w:lsdException w:name="List Table 3 Accent 6" w:uiPriority="48"/>
+    <w:lsdException w:name="List Table 4 Accent 6" w:uiPriority="49"/>
+    <w:lsdException w:name="List Table 5 Dark Accent 6" w:uiPriority="50"/>
+    <w:lsdException w:name="List Table 6 Colorful Accent 6" w:uiPriority="51"/>
+    <w:lsdException w:name="List Table 7 Colorful Accent 6" w:uiPriority="52"/>
+    <w:lsdException w:name="Mention" w:semiHidden="1" w:unhideWhenUsed="1"/>
+    <w:lsdException w:name="Smart Hyperlink" w:semiHidden="1" w:unhideWhenUsed="1"/>
+    <w:lsdException w:name="Hashtag" w:semiHidden="1" w:unhideWhenUsed="1"/>
+    <w:lsdException w:name="Unresolved Mention" w:semiHidden="1" w:unhideWhenUsed="1"/>
+    <w:lsdException w:name="Smart Link" w:semiHidden="1" w:unhideWhenUsed="1"/>
+  </w:latentStyles>
+  <w:style w:type="paragraph" w:default="1" w:styleId="Normal">
+    <w:name w:val="Normal"/>
+    <w:qFormat/>
   </w:style>
-  <w:style w:type="paragraph" w:styleId="Normal" w:default="1">
-    <w:name w:val="normal"/>
-  </w:style>
-  <w:style w:type="paragraph" w:styleId="Heading1">
+  <w:style w:type="paragraph" w:styleId="Ttulo1">
     <w:name w:val="heading 1"/>
     <w:basedOn w:val="Normal"/>
     <w:next w:val="Normal"/>
+    <w:uiPriority w:val="9"/>
+    <w:qFormat/>
     <w:pPr>
-      <w:keepNext w:val="1"/>
-      <w:keepLines w:val="1"/>
-      <w:spacing w:after="120" w:before="400" w:lineRule="auto"/>
+      <w:keepNext/>
+      <w:keepLines/>
+      <w:spacing w:before="400" w:after="120"/>
+      <w:outlineLvl w:val="0"/>
     </w:pPr>
     <w:rPr>
       <w:sz w:val="40"/>
       <w:szCs w:val="40"/>
     </w:rPr>
   </w:style>
-  <w:style w:type="paragraph" w:styleId="Heading2">
+  <w:style w:type="paragraph" w:styleId="Ttulo2">
     <w:name w:val="heading 2"/>
     <w:basedOn w:val="Normal"/>
     <w:next w:val="Normal"/>
+    <w:uiPriority w:val="9"/>
+    <w:semiHidden/>
+    <w:unhideWhenUsed/>
+    <w:qFormat/>
     <w:pPr>
-      <w:keepNext w:val="1"/>
-      <w:keepLines w:val="1"/>
-      <w:pageBreakBefore w:val="0"/>
-      <w:spacing w:after="120" w:before="360" w:lineRule="auto"/>
+      <w:keepNext/>
+      <w:keepLines/>
+      <w:spacing w:before="360" w:after="120"/>
+      <w:outlineLvl w:val="1"/>
     </w:pPr>
     <w:rPr>
-      <w:b w:val="0"/>
-      <w:bCs w:val="0"/>
       <w:sz w:val="32"/>
       <w:szCs w:val="32"/>
     </w:rPr>
   </w:style>
-  <w:style w:type="paragraph" w:styleId="Heading3">
+  <w:style w:type="paragraph" w:styleId="Ttulo3">
     <w:name w:val="heading 3"/>
     <w:basedOn w:val="Normal"/>
     <w:next w:val="Normal"/>
+    <w:uiPriority w:val="9"/>
+    <w:semiHidden/>
+    <w:unhideWhenUsed/>
+    <w:qFormat/>
     <w:pPr>
-      <w:keepNext w:val="1"/>
-      <w:keepLines w:val="1"/>
-      <w:spacing w:after="120" w:before="240" w:lineRule="auto"/>
+      <w:keepNext/>
+      <w:keepLines/>
+      <w:spacing w:before="240" w:after="120"/>
+      <w:outlineLvl w:val="2"/>
     </w:pPr>
     <w:rPr>
       <w:color w:val="434343"/>
@@ -1004,31 +4083,37 @@
       <w:szCs w:val="28"/>
     </w:rPr>
   </w:style>
-  <w:style w:type="paragraph" w:styleId="Heading4">
+  <w:style w:type="paragraph" w:styleId="Ttulo4">
     <w:name w:val="heading 4"/>
     <w:basedOn w:val="Normal"/>
     <w:next w:val="Normal"/>
+    <w:uiPriority w:val="9"/>
+    <w:semiHidden/>
+    <w:unhideWhenUsed/>
+    <w:qFormat/>
     <w:pPr>
-      <w:keepNext w:val="1"/>
-      <w:keepLines w:val="1"/>
-      <w:pageBreakBefore w:val="0"/>
-      <w:spacing w:after="80" w:before="280" w:lineRule="auto"/>
+      <w:keepNext/>
+      <w:keepLines/>
+      <w:spacing w:before="280" w:after="80"/>
+      <w:outlineLvl w:val="3"/>
     </w:pPr>
     <w:rPr>
       <w:color w:val="666666"/>
-      <w:sz w:val="24"/>
-      <w:szCs w:val="24"/>
     </w:rPr>
   </w:style>
-  <w:style w:type="paragraph" w:styleId="Heading5">
+  <w:style w:type="paragraph" w:styleId="Ttulo5">
     <w:name w:val="heading 5"/>
     <w:basedOn w:val="Normal"/>
     <w:next w:val="Normal"/>
+    <w:uiPriority w:val="9"/>
+    <w:semiHidden/>
+    <w:unhideWhenUsed/>
+    <w:qFormat/>
     <w:pPr>
-      <w:keepNext w:val="1"/>
-      <w:keepLines w:val="1"/>
-      <w:pageBreakBefore w:val="0"/>
-      <w:spacing w:after="80" w:before="240" w:lineRule="auto"/>
+      <w:keepNext/>
+      <w:keepLines/>
+      <w:spacing w:before="240" w:after="80"/>
+      <w:outlineLvl w:val="4"/>
     </w:pPr>
     <w:rPr>
       <w:color w:val="666666"/>
@@ -1036,59 +4121,100 @@
       <w:szCs w:val="22"/>
     </w:rPr>
   </w:style>
-  <w:style w:type="paragraph" w:styleId="Heading6">
+  <w:style w:type="paragraph" w:styleId="Ttulo6">
     <w:name w:val="heading 6"/>
     <w:basedOn w:val="Normal"/>
     <w:next w:val="Normal"/>
+    <w:uiPriority w:val="9"/>
+    <w:semiHidden/>
+    <w:unhideWhenUsed/>
+    <w:qFormat/>
     <w:pPr>
-      <w:keepNext w:val="1"/>
-      <w:keepLines w:val="1"/>
-      <w:pageBreakBefore w:val="0"/>
-      <w:spacing w:after="80" w:before="240" w:lineRule="auto"/>
+      <w:keepNext/>
+      <w:keepLines/>
+      <w:spacing w:before="240" w:after="80"/>
+      <w:outlineLvl w:val="5"/>
     </w:pPr>
     <w:rPr>
-      <w:i w:val="1"/>
-      <w:iCs w:val="1"/>
+      <w:i/>
+      <w:iCs/>
       <w:color w:val="666666"/>
       <w:sz w:val="22"/>
       <w:szCs w:val="22"/>
     </w:rPr>
   </w:style>
-  <w:style w:type="paragraph" w:styleId="Title">
+  <w:style w:type="character" w:default="1" w:styleId="Fuentedeprrafopredeter">
+    <w:name w:val="Default Paragraph Font"/>
+    <w:uiPriority w:val="1"/>
+    <w:unhideWhenUsed/>
+  </w:style>
+  <w:style w:type="table" w:default="1" w:styleId="Tablanormal">
+    <w:name w:val="Normal Table"/>
+    <w:uiPriority w:val="99"/>
+    <w:semiHidden/>
+    <w:unhideWhenUsed/>
+    <w:tblPr>
+      <w:tblInd w:w="0" w:type="dxa"/>
+      <w:tblCellMar>
+        <w:top w:w="0" w:type="dxa"/>
+        <w:left w:w="108" w:type="dxa"/>
+        <w:bottom w:w="0" w:type="dxa"/>
+        <w:right w:w="108" w:type="dxa"/>
+      </w:tblCellMar>
+    </w:tblPr>
+  </w:style>
+  <w:style w:type="numbering" w:default="1" w:styleId="Sinlista">
+    <w:name w:val="No List"/>
+    <w:uiPriority w:val="99"/>
+    <w:semiHidden/>
+    <w:unhideWhenUsed/>
+  </w:style>
+  <w:style w:type="table" w:customStyle="1" w:styleId="TableNormal">
+    <w:name w:val="TableNormal"/>
+    <w:tblPr>
+      <w:tblCellMar>
+        <w:top w:w="100" w:type="dxa"/>
+        <w:left w:w="100" w:type="dxa"/>
+        <w:bottom w:w="100" w:type="dxa"/>
+        <w:right w:w="100" w:type="dxa"/>
+      </w:tblCellMar>
+    </w:tblPr>
+  </w:style>
+  <w:style w:type="paragraph" w:styleId="Ttulo">
     <w:name w:val="Title"/>
     <w:basedOn w:val="Normal"/>
     <w:next w:val="Normal"/>
+    <w:uiPriority w:val="10"/>
+    <w:qFormat/>
     <w:pPr>
-      <w:keepNext w:val="1"/>
-      <w:keepLines w:val="1"/>
-      <w:pageBreakBefore w:val="0"/>
-      <w:spacing w:after="60" w:before="0" w:lineRule="auto"/>
+      <w:keepNext/>
+      <w:keepLines/>
+      <w:spacing w:after="60"/>
     </w:pPr>
     <w:rPr>
       <w:sz w:val="52"/>
       <w:szCs w:val="52"/>
     </w:rPr>
   </w:style>
-  <w:style w:type="paragraph" w:styleId="Subtitle">
+  <w:style w:type="paragraph" w:styleId="Subttulo">
     <w:name w:val="Subtitle"/>
     <w:basedOn w:val="Normal"/>
     <w:next w:val="Normal"/>
+    <w:uiPriority w:val="11"/>
+    <w:qFormat/>
     <w:pPr>
-      <w:keepNext w:val="1"/>
-      <w:keepLines w:val="1"/>
-      <w:pageBreakBefore w:val="0"/>
-      <w:spacing w:after="320" w:before="0" w:lineRule="auto"/>
+      <w:keepNext/>
+      <w:keepLines/>
+      <w:spacing w:after="320"/>
     </w:pPr>
     <w:rPr>
-      <w:rFonts w:ascii="Arial" w:cs="Arial" w:eastAsia="Arial" w:hAnsi="Arial"/>
-      <w:i w:val="0"/>
-      <w:iCs w:val="0"/>
+      <w:rFonts w:ascii="Arial" w:eastAsia="Arial" w:hAnsi="Arial" w:cs="Arial"/>
       <w:color w:val="666666"/>
       <w:sz w:val="30"/>
       <w:szCs w:val="30"/>
     </w:rPr>
   </w:style>
-  <w:style w:type="table" w:styleId="Table1">
+  <w:style w:type="table" w:customStyle="1" w:styleId="a">
     <w:basedOn w:val="TableNormal"/>
     <w:tblPr>
       <w:tblStyleRowBandSize w:val="1"/>
